--- a/DAQ_design/Assisi/v0.2.1/code/data_processing_offline/V0.2.1-experiment-stats.docx
+++ b/DAQ_design/Assisi/v0.2.1/code/data_processing_offline/V0.2.1-experiment-stats.docx
@@ -5,7 +5,11 @@
     <w:sdt>
       <w:sdtPr>
         <w:rPr>
-          <w:rFonts w:ascii="Times New Roman" w:hAnsi="Times New Roman" w:cs="Times New Roman"/>
+          <w:rFonts w:eastAsiaTheme="minorHAnsi"/>
+          <w:color w:val="auto"/>
+          <w:kern w:val="2"/>
+          <w:sz w:val="24"/>
+          <w:szCs w:val="24"/>
         </w:rPr>
         <w:id w:val="-281503522"/>
         <w:docPartObj>
@@ -15,14 +19,10 @@
       </w:sdtPr>
       <w:sdtEndPr>
         <w:rPr>
-          <w:rFonts w:eastAsiaTheme="minorHAnsi"/>
+          <w:rFonts w:ascii="Times New Roman" w:hAnsi="Times New Roman" w:cs="Times New Roman"/>
           <w:b/>
           <w:bCs/>
           <w:noProof/>
-          <w:color w:val="auto"/>
-          <w:kern w:val="2"/>
-          <w:sz w:val="24"/>
-          <w:szCs w:val="24"/>
         </w:rPr>
       </w:sdtEndPr>
       <w:sdtContent>
@@ -47,7 +47,7 @@
               <w:tab w:val="right" w:leader="dot" w:pos="9350"/>
             </w:tabs>
             <w:rPr>
-              <w:rFonts w:eastAsiaTheme="minorEastAsia"/>
+              <w:rFonts w:asciiTheme="minorHAnsi" w:eastAsiaTheme="minorEastAsia" w:hAnsiTheme="minorHAnsi" w:cstheme="minorBidi"/>
               <w:noProof/>
             </w:rPr>
           </w:pPr>
@@ -60,13 +60,13 @@
           <w:r>
             <w:fldChar w:fldCharType="separate"/>
           </w:r>
-          <w:hyperlink w:anchor="_Toc235437385" w:history="1">
+          <w:hyperlink w:anchor="_Toc236120323" w:history="1">
             <w:r>
               <w:rPr>
                 <w:rStyle w:val="Hyperlink"/>
                 <w:noProof/>
               </w:rPr>
-              <w:t>Assisi V0.2.0</w:t>
+              <w:t>Test Procedure</w:t>
             </w:r>
             <w:r>
               <w:rPr>
@@ -87,7 +87,7 @@
                 <w:noProof/>
                 <w:webHidden/>
               </w:rPr>
-              <w:instrText xml:space="preserve"> PAGEREF _Toc235437385 \h </w:instrText>
+              <w:instrText xml:space="preserve"> PAGEREF _Toc236120323 \h </w:instrText>
             </w:r>
             <w:r>
               <w:rPr>
@@ -108,6 +108,75 @@
                 <w:webHidden/>
               </w:rPr>
               <w:t>1</w:t>
+            </w:r>
+            <w:r>
+              <w:rPr>
+                <w:noProof/>
+                <w:webHidden/>
+              </w:rPr>
+              <w:fldChar w:fldCharType="end"/>
+            </w:r>
+          </w:hyperlink>
+        </w:p>
+        <w:p>
+          <w:pPr>
+            <w:pStyle w:val="TOC1"/>
+            <w:tabs>
+              <w:tab w:val="right" w:leader="dot" w:pos="9350"/>
+            </w:tabs>
+            <w:rPr>
+              <w:rFonts w:asciiTheme="minorHAnsi" w:eastAsiaTheme="minorEastAsia" w:hAnsiTheme="minorHAnsi" w:cstheme="minorBidi"/>
+              <w:noProof/>
+            </w:rPr>
+          </w:pPr>
+          <w:hyperlink w:anchor="_Toc236120324" w:history="1">
+            <w:r>
+              <w:rPr>
+                <w:rStyle w:val="Hyperlink"/>
+                <w:noProof/>
+              </w:rPr>
+              <w:t>Assisi V0.2.1</w:t>
+            </w:r>
+            <w:r>
+              <w:rPr>
+                <w:noProof/>
+                <w:webHidden/>
+              </w:rPr>
+              <w:tab/>
+            </w:r>
+            <w:r>
+              <w:rPr>
+                <w:noProof/>
+                <w:webHidden/>
+              </w:rPr>
+              <w:fldChar w:fldCharType="begin"/>
+            </w:r>
+            <w:r>
+              <w:rPr>
+                <w:noProof/>
+                <w:webHidden/>
+              </w:rPr>
+              <w:instrText xml:space="preserve"> PAGEREF _Toc236120324 \h </w:instrText>
+            </w:r>
+            <w:r>
+              <w:rPr>
+                <w:noProof/>
+                <w:webHidden/>
+              </w:rPr>
+            </w:r>
+            <w:r>
+              <w:rPr>
+                <w:noProof/>
+                <w:webHidden/>
+              </w:rPr>
+              <w:fldChar w:fldCharType="separate"/>
+            </w:r>
+            <w:r>
+              <w:rPr>
+                <w:noProof/>
+                <w:webHidden/>
+              </w:rPr>
+              <w:t>2</w:t>
             </w:r>
             <w:r>
               <w:rPr>
@@ -125,17 +194,17 @@
               <w:tab w:val="right" w:leader="dot" w:pos="9350"/>
             </w:tabs>
             <w:rPr>
-              <w:rFonts w:eastAsiaTheme="minorEastAsia"/>
+              <w:rFonts w:asciiTheme="minorHAnsi" w:eastAsiaTheme="minorEastAsia" w:hAnsiTheme="minorHAnsi" w:cstheme="minorBidi"/>
               <w:noProof/>
             </w:rPr>
           </w:pPr>
-          <w:hyperlink w:anchor="_Toc235437386" w:history="1">
+          <w:hyperlink w:anchor="_Toc236120325" w:history="1">
             <w:r>
               <w:rPr>
                 <w:rStyle w:val="Hyperlink"/>
                 <w:noProof/>
               </w:rPr>
-              <w:t>07202026</w:t>
+              <w:t>07152026</w:t>
             </w:r>
             <w:r>
               <w:rPr>
@@ -156,7 +225,7 @@
                 <w:noProof/>
                 <w:webHidden/>
               </w:rPr>
-              <w:instrText xml:space="preserve"> PAGEREF _Toc235437386 \h </w:instrText>
+              <w:instrText xml:space="preserve"> PAGEREF _Toc236120325 \h </w:instrText>
             </w:r>
             <w:r>
               <w:rPr>
@@ -176,7 +245,7 @@
                 <w:noProof/>
                 <w:webHidden/>
               </w:rPr>
-              <w:t>1</w:t>
+              <w:t>2</w:t>
             </w:r>
             <w:r>
               <w:rPr>
@@ -193,72 +262,18 @@
             <w:tabs>
               <w:tab w:val="right" w:leader="dot" w:pos="9350"/>
             </w:tabs>
-          </w:pPr>
-          <w:hyperlink w:anchor="_Toc235437387" w:history="1">
-            <w:r>
-              <w:t>Test 1 Run 1</w:t>
-            </w:r>
-            <w:r>
-              <w:rPr>
-                <w:webHidden/>
-              </w:rPr>
-              <w:tab/>
-            </w:r>
-            <w:r>
-              <w:rPr>
-                <w:webHidden/>
-              </w:rPr>
-              <w:fldChar w:fldCharType="begin"/>
-            </w:r>
-            <w:r>
-              <w:rPr>
-                <w:webHidden/>
-              </w:rPr>
-              <w:instrText xml:space="preserve"> PAGEREF _Toc235437387 \h </w:instrText>
-            </w:r>
-            <w:r>
-              <w:rPr>
-                <w:webHidden/>
-              </w:rPr>
-            </w:r>
-            <w:r>
-              <w:rPr>
-                <w:webHidden/>
-              </w:rPr>
-              <w:fldChar w:fldCharType="separate"/>
-            </w:r>
-            <w:r>
-              <w:rPr>
-                <w:webHidden/>
-              </w:rPr>
-              <w:t>1</w:t>
-            </w:r>
-            <w:r>
-              <w:rPr>
-                <w:webHidden/>
-              </w:rPr>
-              <w:fldChar w:fldCharType="end"/>
-            </w:r>
-          </w:hyperlink>
-        </w:p>
-        <w:p>
-          <w:pPr>
-            <w:pStyle w:val="TOC1"/>
-            <w:tabs>
-              <w:tab w:val="right" w:leader="dot" w:pos="9350"/>
-            </w:tabs>
             <w:rPr>
-              <w:rFonts w:eastAsiaTheme="minorEastAsia"/>
+              <w:rFonts w:asciiTheme="minorHAnsi" w:eastAsiaTheme="minorEastAsia" w:hAnsiTheme="minorHAnsi" w:cstheme="minorBidi"/>
               <w:noProof/>
             </w:rPr>
           </w:pPr>
-          <w:hyperlink w:anchor="_Toc235437388" w:history="1">
+          <w:hyperlink w:anchor="_Toc236120326" w:history="1">
             <w:r>
               <w:rPr>
                 <w:rStyle w:val="Hyperlink"/>
                 <w:noProof/>
               </w:rPr>
-              <w:t>Assisi V0.2.1</w:t>
+              <w:t>Test 1 Run 1</w:t>
             </w:r>
             <w:r>
               <w:rPr>
@@ -279,7 +294,7 @@
                 <w:noProof/>
                 <w:webHidden/>
               </w:rPr>
-              <w:instrText xml:space="preserve"> PAGEREF _Toc235437388 \h </w:instrText>
+              <w:instrText xml:space="preserve"> PAGEREF _Toc236120326 \h </w:instrText>
             </w:r>
             <w:r>
               <w:rPr>
@@ -317,17 +332,17 @@
               <w:tab w:val="right" w:leader="dot" w:pos="9350"/>
             </w:tabs>
             <w:rPr>
-              <w:rFonts w:eastAsiaTheme="minorEastAsia"/>
+              <w:rFonts w:asciiTheme="minorHAnsi" w:eastAsiaTheme="minorEastAsia" w:hAnsiTheme="minorHAnsi" w:cstheme="minorBidi"/>
               <w:noProof/>
             </w:rPr>
           </w:pPr>
-          <w:hyperlink w:anchor="_Toc235437389" w:history="1">
+          <w:hyperlink w:anchor="_Toc236120327" w:history="1">
             <w:r>
               <w:rPr>
                 <w:rStyle w:val="Hyperlink"/>
                 <w:noProof/>
               </w:rPr>
-              <w:t>07152026</w:t>
+              <w:t>07212026</w:t>
             </w:r>
             <w:r>
               <w:rPr>
@@ -348,7 +363,7 @@
                 <w:noProof/>
                 <w:webHidden/>
               </w:rPr>
-              <w:instrText xml:space="preserve"> PAGEREF _Toc235437389 \h </w:instrText>
+              <w:instrText xml:space="preserve"> PAGEREF _Toc236120327 \h </w:instrText>
             </w:r>
             <w:r>
               <w:rPr>
@@ -386,11 +401,11 @@
               <w:tab w:val="right" w:leader="dot" w:pos="9350"/>
             </w:tabs>
             <w:rPr>
-              <w:rFonts w:eastAsiaTheme="minorEastAsia"/>
+              <w:rFonts w:asciiTheme="minorHAnsi" w:eastAsiaTheme="minorEastAsia" w:hAnsiTheme="minorHAnsi" w:cstheme="minorBidi"/>
               <w:noProof/>
             </w:rPr>
           </w:pPr>
-          <w:hyperlink w:anchor="_Toc235437390" w:history="1">
+          <w:hyperlink w:anchor="_Toc236120328" w:history="1">
             <w:r>
               <w:rPr>
                 <w:rStyle w:val="Hyperlink"/>
@@ -417,7 +432,7 @@
                 <w:noProof/>
                 <w:webHidden/>
               </w:rPr>
-              <w:instrText xml:space="preserve"> PAGEREF _Toc235437390 \h </w:instrText>
+              <w:instrText xml:space="preserve"> PAGEREF _Toc236120328 \h </w:instrText>
             </w:r>
             <w:r>
               <w:rPr>
@@ -438,6 +453,144 @@
                 <w:webHidden/>
               </w:rPr>
               <w:t>2</w:t>
+            </w:r>
+            <w:r>
+              <w:rPr>
+                <w:noProof/>
+                <w:webHidden/>
+              </w:rPr>
+              <w:fldChar w:fldCharType="end"/>
+            </w:r>
+          </w:hyperlink>
+        </w:p>
+        <w:p>
+          <w:pPr>
+            <w:pStyle w:val="TOC2"/>
+            <w:tabs>
+              <w:tab w:val="right" w:leader="dot" w:pos="9350"/>
+            </w:tabs>
+            <w:rPr>
+              <w:rFonts w:asciiTheme="minorHAnsi" w:eastAsiaTheme="minorEastAsia" w:hAnsiTheme="minorHAnsi" w:cstheme="minorBidi"/>
+              <w:noProof/>
+            </w:rPr>
+          </w:pPr>
+          <w:hyperlink w:anchor="_Toc236120329" w:history="1">
+            <w:r>
+              <w:rPr>
+                <w:rStyle w:val="Hyperlink"/>
+                <w:noProof/>
+              </w:rPr>
+              <w:t>07272026</w:t>
+            </w:r>
+            <w:r>
+              <w:rPr>
+                <w:noProof/>
+                <w:webHidden/>
+              </w:rPr>
+              <w:tab/>
+            </w:r>
+            <w:r>
+              <w:rPr>
+                <w:noProof/>
+                <w:webHidden/>
+              </w:rPr>
+              <w:fldChar w:fldCharType="begin"/>
+            </w:r>
+            <w:r>
+              <w:rPr>
+                <w:noProof/>
+                <w:webHidden/>
+              </w:rPr>
+              <w:instrText xml:space="preserve"> PAGEREF _Toc236120329 \h </w:instrText>
+            </w:r>
+            <w:r>
+              <w:rPr>
+                <w:noProof/>
+                <w:webHidden/>
+              </w:rPr>
+            </w:r>
+            <w:r>
+              <w:rPr>
+                <w:noProof/>
+                <w:webHidden/>
+              </w:rPr>
+              <w:fldChar w:fldCharType="separate"/>
+            </w:r>
+            <w:r>
+              <w:rPr>
+                <w:noProof/>
+                <w:webHidden/>
+              </w:rPr>
+              <w:t>3</w:t>
+            </w:r>
+            <w:r>
+              <w:rPr>
+                <w:noProof/>
+                <w:webHidden/>
+              </w:rPr>
+              <w:fldChar w:fldCharType="end"/>
+            </w:r>
+          </w:hyperlink>
+        </w:p>
+        <w:p>
+          <w:pPr>
+            <w:pStyle w:val="TOC3"/>
+            <w:tabs>
+              <w:tab w:val="right" w:leader="dot" w:pos="9350"/>
+            </w:tabs>
+            <w:rPr>
+              <w:rFonts w:asciiTheme="minorHAnsi" w:eastAsiaTheme="minorEastAsia" w:hAnsiTheme="minorHAnsi" w:cstheme="minorBidi"/>
+              <w:noProof/>
+            </w:rPr>
+          </w:pPr>
+          <w:hyperlink w:anchor="_Toc236120330" w:history="1">
+            <w:r>
+              <w:rPr>
+                <w:rStyle w:val="Hyperlink"/>
+                <w:noProof/>
+              </w:rPr>
+              <w:t>Test 1 Run 1</w:t>
+            </w:r>
+            <w:r>
+              <w:rPr>
+                <w:noProof/>
+                <w:webHidden/>
+              </w:rPr>
+              <w:tab/>
+            </w:r>
+            <w:r>
+              <w:rPr>
+                <w:noProof/>
+                <w:webHidden/>
+              </w:rPr>
+              <w:fldChar w:fldCharType="begin"/>
+            </w:r>
+            <w:r>
+              <w:rPr>
+                <w:noProof/>
+                <w:webHidden/>
+              </w:rPr>
+              <w:instrText xml:space="preserve"> PAGEREF _Toc236120330 \h </w:instrText>
+            </w:r>
+            <w:r>
+              <w:rPr>
+                <w:noProof/>
+                <w:webHidden/>
+              </w:rPr>
+            </w:r>
+            <w:r>
+              <w:rPr>
+                <w:noProof/>
+                <w:webHidden/>
+              </w:rPr>
+              <w:fldChar w:fldCharType="separate"/>
+            </w:r>
+            <w:r>
+              <w:rPr>
+                <w:noProof/>
+                <w:webHidden/>
+              </w:rPr>
+              <w:t>3</w:t>
             </w:r>
             <w:r>
               <w:rPr>
@@ -462,6 +615,16 @@
     </w:sdt>
     <w:p/>
     <w:p/>
+    <w:p>
+      <w:pPr>
+        <w:pStyle w:val="Heading1"/>
+      </w:pPr>
+      <w:bookmarkStart w:id="0" w:name="_Toc236120323"/>
+      <w:r>
+        <w:t>Test Procedure</w:t>
+      </w:r>
+      <w:bookmarkEnd w:id="0"/>
+    </w:p>
     <w:p/>
     <w:p/>
     <w:p/>
@@ -478,19 +641,13 @@
     <w:p>
       <w:pPr>
         <w:pStyle w:val="Heading1"/>
-        <w:rPr>
-          <w:rFonts w:ascii="Times New Roman" w:hAnsi="Times New Roman"/>
-        </w:rPr>
       </w:pPr>
-      <w:bookmarkStart w:id="0" w:name="_Toc235437385"/>
-      <w:r>
-        <w:rPr>
-          <w:rFonts w:ascii="Times New Roman" w:hAnsi="Times New Roman"/>
-        </w:rPr>
+      <w:bookmarkStart w:id="1" w:name="_Toc236120324"/>
+      <w:r>
         <w:lastRenderedPageBreak/>
-        <w:t>Assisi V0.2.0</w:t>
-      </w:r>
-      <w:bookmarkEnd w:id="0"/>
+        <w:t>Assisi V0.2.1</w:t>
+      </w:r>
+      <w:bookmarkEnd w:id="1"/>
     </w:p>
     <w:p>
       <w:pPr>
@@ -499,114 +656,113 @@
           <w:rFonts w:ascii="Times New Roman" w:hAnsi="Times New Roman"/>
         </w:rPr>
       </w:pPr>
-      <w:bookmarkStart w:id="1" w:name="_Toc235437386"/>
+      <w:bookmarkStart w:id="2" w:name="_Toc236120325"/>
       <w:r>
         <w:rPr>
           <w:rFonts w:ascii="Times New Roman" w:hAnsi="Times New Roman"/>
         </w:rPr>
-        <w:t>07202026</w:t>
-      </w:r>
-      <w:bookmarkEnd w:id="1"/>
+        <w:t>07152026</w:t>
+      </w:r>
+      <w:bookmarkEnd w:id="2"/>
     </w:p>
     <w:p>
       <w:pPr>
         <w:pStyle w:val="Heading3"/>
-      </w:pPr>
-      <w:bookmarkStart w:id="2" w:name="_Toc235437387"/>
-      <w:r>
-        <w:t>Test 1 Run 1</w:t>
-      </w:r>
-      <w:bookmarkEnd w:id="2"/>
-    </w:p>
-    <w:p>
-      <w:r>
-        <w:t>Specimen Type</w:t>
-      </w:r>
-      <w:r>
-        <w:t xml:space="preserve">: </w:t>
-      </w:r>
-    </w:p>
-    <w:p>
-      <w:r>
-        <w:t xml:space="preserve">Discharge time: </w:t>
-      </w:r>
-    </w:p>
-    <w:p>
-      <w:r>
-        <w:t>Settle time:</w:t>
-      </w:r>
-      <w:r>
-        <w:t xml:space="preserve"> </w:t>
-      </w:r>
-    </w:p>
-    <w:p>
-      <w:r>
-        <w:t>Dimensions:</w:t>
-      </w:r>
-      <w:r>
-        <w:t xml:space="preserve"> </w:t>
-      </w:r>
-    </w:p>
-    <w:p>
-      <w:r>
-        <w:t xml:space="preserve">Space between meshes: </w:t>
-      </w:r>
-    </w:p>
-    <w:p>
-      <w:r>
-        <w:t xml:space="preserve">Physical notes: </w:t>
-      </w:r>
-    </w:p>
-    <w:p>
-      <w:r>
-        <w:t xml:space="preserve">NI card: </w:t>
-      </w:r>
-    </w:p>
-    <w:p>
-      <w:r>
-        <w:t xml:space="preserve">PSU: </w:t>
-      </w:r>
-    </w:p>
-    <w:p>
-      <w:r>
-        <w:t xml:space="preserve">Shunt resistor: </w:t>
-      </w:r>
-    </w:p>
-    <w:p>
-      <w:r>
-        <w:t xml:space="preserve">Baseline material resistance: </w:t>
-      </w:r>
-    </w:p>
-    <w:p>
-      <w:r>
-        <w:t xml:space="preserve">Post resistance: </w:t>
-      </w:r>
-    </w:p>
-    <w:p>
-      <w:proofErr w:type="gramStart"/>
-      <w:r>
-        <w:t>Loaded?:</w:t>
-      </w:r>
-      <w:proofErr w:type="gramEnd"/>
-      <w:r>
-        <w:t xml:space="preserve"> </w:t>
-      </w:r>
-    </w:p>
-    <w:p>
-      <w:pPr>
-        <w:pStyle w:val="Heading1"/>
         <w:rPr>
           <w:rFonts w:ascii="Times New Roman" w:hAnsi="Times New Roman"/>
         </w:rPr>
       </w:pPr>
-      <w:bookmarkStart w:id="3" w:name="_Toc235437388"/>
+      <w:bookmarkStart w:id="3" w:name="_Toc236120326"/>
       <w:r>
         <w:rPr>
           <w:rFonts w:ascii="Times New Roman" w:hAnsi="Times New Roman"/>
         </w:rPr>
-        <w:t>Assisi V0.2.1</w:t>
+        <w:t>Test 1 Run 1</w:t>
       </w:r>
       <w:bookmarkEnd w:id="3"/>
+    </w:p>
+    <w:p>
+      <w:r>
+        <w:t>Specimen Type</w:t>
+      </w:r>
+      <w:r>
+        <w:t>: CMF 0.01% 06/06/2025 Campione 2</w:t>
+      </w:r>
+    </w:p>
+    <w:p>
+      <w:r>
+        <w:t>Discharge time: ~31 s</w:t>
+      </w:r>
+    </w:p>
+    <w:p>
+      <w:r>
+        <w:t>Settle time: ~2 min</w:t>
+      </w:r>
+    </w:p>
+    <w:p>
+      <w:r>
+        <w:t>Dimensions: 5.2 cm cube</w:t>
+      </w:r>
+    </w:p>
+    <w:p>
+      <w:r>
+        <w:t>Space between meshes: 1.5 cm</w:t>
+      </w:r>
+    </w:p>
+    <w:p>
+      <w:r>
+        <w:t>Physical notes: eroded edges and faces. Dusty, dry</w:t>
+      </w:r>
+    </w:p>
+    <w:p>
+      <w:r>
+        <w:t>NI card: NI 9221</w:t>
+      </w:r>
+    </w:p>
+    <w:p>
+      <w:r>
+        <w:t>PSU: 9V 6A max</w:t>
+      </w:r>
+    </w:p>
+    <w:p>
+      <w:r>
+        <w:t xml:space="preserve">Shunt resistor: 1 </w:t>
+      </w:r>
+      <w:proofErr w:type="spellStart"/>
+      <w:r>
+        <w:t>Mohm</w:t>
+      </w:r>
+      <w:proofErr w:type="spellEnd"/>
+    </w:p>
+    <w:p>
+      <w:r>
+        <w:t xml:space="preserve">Baseline material resistance: 1.6 </w:t>
+      </w:r>
+      <w:proofErr w:type="spellStart"/>
+      <w:r>
+        <w:t>Mohm</w:t>
+      </w:r>
+      <w:proofErr w:type="spellEnd"/>
+    </w:p>
+    <w:p>
+      <w:r>
+        <w:t xml:space="preserve">Post resistance: 3 </w:t>
+      </w:r>
+      <w:proofErr w:type="spellStart"/>
+      <w:r>
+        <w:t>Mohm</w:t>
+      </w:r>
+      <w:proofErr w:type="spellEnd"/>
+    </w:p>
+    <w:p>
+      <w:proofErr w:type="gramStart"/>
+      <w:r>
+        <w:t>Loaded?:</w:t>
+      </w:r>
+      <w:proofErr w:type="gramEnd"/>
+      <w:r>
+        <w:t xml:space="preserve"> No</w:t>
+      </w:r>
     </w:p>
     <w:p>
       <w:pPr>
@@ -615,12 +771,24 @@
           <w:rFonts w:ascii="Times New Roman" w:hAnsi="Times New Roman"/>
         </w:rPr>
       </w:pPr>
-      <w:bookmarkStart w:id="4" w:name="_Toc235437389"/>
+      <w:bookmarkStart w:id="4" w:name="_Toc236120327"/>
       <w:r>
         <w:rPr>
           <w:rFonts w:ascii="Times New Roman" w:hAnsi="Times New Roman"/>
         </w:rPr>
-        <w:t>07152026</w:t>
+        <w:t>07</w:t>
+      </w:r>
+      <w:r>
+        <w:rPr>
+          <w:rFonts w:ascii="Times New Roman" w:hAnsi="Times New Roman"/>
+        </w:rPr>
+        <w:t>21</w:t>
+      </w:r>
+      <w:r>
+        <w:rPr>
+          <w:rFonts w:ascii="Times New Roman" w:hAnsi="Times New Roman"/>
+        </w:rPr>
+        <w:t>2026</w:t>
       </w:r>
       <w:bookmarkEnd w:id="4"/>
     </w:p>
@@ -631,7 +799,7 @@
           <w:rFonts w:ascii="Times New Roman" w:hAnsi="Times New Roman"/>
         </w:rPr>
       </w:pPr>
-      <w:bookmarkStart w:id="5" w:name="_Toc235437390"/>
+      <w:bookmarkStart w:id="5" w:name="_Toc236120328"/>
       <w:r>
         <w:rPr>
           <w:rFonts w:ascii="Times New Roman" w:hAnsi="Times New Roman"/>
@@ -680,7 +848,138 @@
     </w:p>
     <w:p>
       <w:r>
+        <w:t>PSU: 9V 6A max</w:t>
+      </w:r>
+    </w:p>
+    <w:p>
+      <w:r>
+        <w:t xml:space="preserve">Shunt resistor: 1 </w:t>
+      </w:r>
+      <w:proofErr w:type="spellStart"/>
+      <w:r>
+        <w:t>Mohm</w:t>
+      </w:r>
+      <w:proofErr w:type="spellEnd"/>
+    </w:p>
+    <w:p>
+      <w:r>
         <w:lastRenderedPageBreak/>
+        <w:t xml:space="preserve">Baseline material resistance: 1.6 </w:t>
+      </w:r>
+      <w:proofErr w:type="spellStart"/>
+      <w:r>
+        <w:t>Mohm</w:t>
+      </w:r>
+      <w:proofErr w:type="spellEnd"/>
+    </w:p>
+    <w:p>
+      <w:r>
+        <w:t xml:space="preserve">Post resistance: 3 </w:t>
+      </w:r>
+      <w:proofErr w:type="spellStart"/>
+      <w:r>
+        <w:t>Mohm</w:t>
+      </w:r>
+      <w:proofErr w:type="spellEnd"/>
+    </w:p>
+    <w:p>
+      <w:proofErr w:type="gramStart"/>
+      <w:r>
+        <w:t>Loaded?:</w:t>
+      </w:r>
+      <w:proofErr w:type="gramEnd"/>
+      <w:r>
+        <w:t xml:space="preserve"> No</w:t>
+      </w:r>
+    </w:p>
+    <w:p>
+      <w:pPr>
+        <w:pStyle w:val="Heading2"/>
+        <w:rPr>
+          <w:rFonts w:ascii="Times New Roman" w:hAnsi="Times New Roman"/>
+        </w:rPr>
+      </w:pPr>
+      <w:bookmarkStart w:id="6" w:name="_Toc236120080"/>
+      <w:bookmarkStart w:id="7" w:name="_Toc236120329"/>
+      <w:r>
+        <w:rPr>
+          <w:rFonts w:ascii="Times New Roman" w:hAnsi="Times New Roman"/>
+        </w:rPr>
+        <w:t>07</w:t>
+      </w:r>
+      <w:r>
+        <w:rPr>
+          <w:rFonts w:ascii="Times New Roman" w:hAnsi="Times New Roman"/>
+        </w:rPr>
+        <w:t>27</w:t>
+      </w:r>
+      <w:r>
+        <w:rPr>
+          <w:rFonts w:ascii="Times New Roman" w:hAnsi="Times New Roman"/>
+        </w:rPr>
+        <w:t>2026</w:t>
+      </w:r>
+      <w:bookmarkEnd w:id="6"/>
+      <w:bookmarkEnd w:id="7"/>
+    </w:p>
+    <w:p>
+      <w:pPr>
+        <w:pStyle w:val="Heading3"/>
+        <w:rPr>
+          <w:rFonts w:ascii="Times New Roman" w:hAnsi="Times New Roman"/>
+        </w:rPr>
+      </w:pPr>
+      <w:bookmarkStart w:id="8" w:name="_Toc236120081"/>
+      <w:bookmarkStart w:id="9" w:name="_Toc236120330"/>
+      <w:r>
+        <w:rPr>
+          <w:rFonts w:ascii="Times New Roman" w:hAnsi="Times New Roman"/>
+        </w:rPr>
+        <w:t>Test 1 Run 1</w:t>
+      </w:r>
+      <w:bookmarkEnd w:id="8"/>
+      <w:bookmarkEnd w:id="9"/>
+    </w:p>
+    <w:p>
+      <w:r>
+        <w:t>Specimen Type</w:t>
+      </w:r>
+      <w:r>
+        <w:t>: CMF 0.01% 06/06/2025 Campione 2</w:t>
+      </w:r>
+    </w:p>
+    <w:p>
+      <w:r>
+        <w:t>Discharge time: ~31 s</w:t>
+      </w:r>
+    </w:p>
+    <w:p>
+      <w:r>
+        <w:t>Settle time: ~2 min</w:t>
+      </w:r>
+    </w:p>
+    <w:p>
+      <w:r>
+        <w:t>Dimensions: 5.2 cm cube</w:t>
+      </w:r>
+    </w:p>
+    <w:p>
+      <w:r>
+        <w:t>Space between meshes: 1.5 cm</w:t>
+      </w:r>
+    </w:p>
+    <w:p>
+      <w:r>
+        <w:t>Physical notes: eroded edges and faces. Dusty, dry</w:t>
+      </w:r>
+    </w:p>
+    <w:p>
+      <w:r>
+        <w:t>NI card: NI 9221</w:t>
+      </w:r>
+    </w:p>
+    <w:p>
+      <w:r>
         <w:t>PSU: 9V 6A max</w:t>
       </w:r>
     </w:p>
@@ -724,6 +1023,7 @@
         <w:t xml:space="preserve"> No</w:t>
       </w:r>
     </w:p>
+    <w:p/>
     <w:p/>
     <w:sectPr>
       <w:pgSz w:w="12240" w:h="15840"/>
@@ -1144,7 +1444,7 @@
     <w:link w:val="Heading1Char"/>
     <w:autoRedefine/>
     <w:qFormat/>
-    <w:rsid w:val="003F47A6"/>
+    <w:rsid w:val="00571581"/>
     <w:pPr>
       <w:keepNext/>
       <w:keepLines/>
@@ -1152,7 +1452,7 @@
       <w:outlineLvl w:val="0"/>
     </w:pPr>
     <w:rPr>
-      <w:rFonts w:ascii="Aptos Display" w:eastAsia="Times New Roman" w:hAnsi="Aptos Display"/>
+      <w:rFonts w:eastAsia="Times New Roman"/>
       <w:color w:val="0F4761"/>
       <w:sz w:val="40"/>
       <w:szCs w:val="40"/>
@@ -1322,6 +1622,7 @@
   <w:style w:type="character" w:default="1" w:styleId="DefaultParagraphFont">
     <w:name w:val="Default Paragraph Font"/>
     <w:uiPriority w:val="1"/>
+    <w:semiHidden/>
     <w:unhideWhenUsed/>
   </w:style>
   <w:style w:type="table" w:default="1" w:styleId="TableNormal">
@@ -1361,9 +1662,9 @@
     <w:name w:val="Heading 1 Char"/>
     <w:basedOn w:val="DefaultParagraphFont"/>
     <w:link w:val="Heading1"/>
-    <w:rsid w:val="003F47A6"/>
-    <w:rPr>
-      <w:rFonts w:ascii="Aptos Display" w:eastAsia="Times New Roman" w:hAnsi="Aptos Display" w:cs="Times New Roman"/>
+    <w:rsid w:val="00571581"/>
+    <w:rPr>
+      <w:rFonts w:eastAsia="Times New Roman"/>
       <w:color w:val="0F4761"/>
       <w:sz w:val="40"/>
       <w:szCs w:val="40"/>

--- a/DAQ_design/Assisi/v0.2.1/code/data_processing_offline/V0.2.1-experiment-stats.docx
+++ b/DAQ_design/Assisi/v0.2.1/code/data_processing_offline/V0.2.1-experiment-stats.docx
@@ -5,7 +5,7 @@
     <w:sdt>
       <w:sdtPr>
         <w:rPr>
-          <w:rFonts w:eastAsiaTheme="minorHAnsi"/>
+          <w:rFonts w:ascii="Times New Roman" w:eastAsiaTheme="minorHAnsi" w:hAnsi="Times New Roman" w:cs="Times New Roman"/>
           <w:color w:val="auto"/>
           <w:kern w:val="2"/>
           <w:sz w:val="24"/>
@@ -19,7 +19,6 @@
       </w:sdtPr>
       <w:sdtEndPr>
         <w:rPr>
-          <w:rFonts w:ascii="Times New Roman" w:hAnsi="Times New Roman" w:cs="Times New Roman"/>
           <w:b/>
           <w:bCs/>
           <w:noProof/>
@@ -60,7 +59,7 @@
           <w:r>
             <w:fldChar w:fldCharType="separate"/>
           </w:r>
-          <w:hyperlink w:anchor="_Toc236120323" w:history="1">
+          <w:hyperlink w:anchor="_Toc236201510" w:history="1">
             <w:r>
               <w:rPr>
                 <w:rStyle w:val="Hyperlink"/>
@@ -87,7 +86,7 @@
                 <w:noProof/>
                 <w:webHidden/>
               </w:rPr>
-              <w:instrText xml:space="preserve"> PAGEREF _Toc236120323 \h </w:instrText>
+              <w:instrText xml:space="preserve"> PAGEREF _Toc236201510 \h </w:instrText>
             </w:r>
             <w:r>
               <w:rPr>
@@ -129,7 +128,7 @@
               <w:noProof/>
             </w:rPr>
           </w:pPr>
-          <w:hyperlink w:anchor="_Toc236120324" w:history="1">
+          <w:hyperlink w:anchor="_Toc236201511" w:history="1">
             <w:r>
               <w:rPr>
                 <w:rStyle w:val="Hyperlink"/>
@@ -156,7 +155,7 @@
                 <w:noProof/>
                 <w:webHidden/>
               </w:rPr>
-              <w:instrText xml:space="preserve"> PAGEREF _Toc236120324 \h </w:instrText>
+              <w:instrText xml:space="preserve"> PAGEREF _Toc236201511 \h </w:instrText>
             </w:r>
             <w:r>
               <w:rPr>
@@ -198,7 +197,7 @@
               <w:noProof/>
             </w:rPr>
           </w:pPr>
-          <w:hyperlink w:anchor="_Toc236120325" w:history="1">
+          <w:hyperlink w:anchor="_Toc236201512" w:history="1">
             <w:r>
               <w:rPr>
                 <w:rStyle w:val="Hyperlink"/>
@@ -225,7 +224,7 @@
                 <w:noProof/>
                 <w:webHidden/>
               </w:rPr>
-              <w:instrText xml:space="preserve"> PAGEREF _Toc236120325 \h </w:instrText>
+              <w:instrText xml:space="preserve"> PAGEREF _Toc236201512 \h </w:instrText>
             </w:r>
             <w:r>
               <w:rPr>
@@ -267,7 +266,7 @@
               <w:noProof/>
             </w:rPr>
           </w:pPr>
-          <w:hyperlink w:anchor="_Toc236120326" w:history="1">
+          <w:hyperlink w:anchor="_Toc236201513" w:history="1">
             <w:r>
               <w:rPr>
                 <w:rStyle w:val="Hyperlink"/>
@@ -294,7 +293,7 @@
                 <w:noProof/>
                 <w:webHidden/>
               </w:rPr>
-              <w:instrText xml:space="preserve"> PAGEREF _Toc236120326 \h </w:instrText>
+              <w:instrText xml:space="preserve"> PAGEREF _Toc236201513 \h </w:instrText>
             </w:r>
             <w:r>
               <w:rPr>
@@ -336,7 +335,7 @@
               <w:noProof/>
             </w:rPr>
           </w:pPr>
-          <w:hyperlink w:anchor="_Toc236120327" w:history="1">
+          <w:hyperlink w:anchor="_Toc236201514" w:history="1">
             <w:r>
               <w:rPr>
                 <w:rStyle w:val="Hyperlink"/>
@@ -363,7 +362,7 @@
                 <w:noProof/>
                 <w:webHidden/>
               </w:rPr>
-              <w:instrText xml:space="preserve"> PAGEREF _Toc236120327 \h </w:instrText>
+              <w:instrText xml:space="preserve"> PAGEREF _Toc236201514 \h </w:instrText>
             </w:r>
             <w:r>
               <w:rPr>
@@ -405,7 +404,7 @@
               <w:noProof/>
             </w:rPr>
           </w:pPr>
-          <w:hyperlink w:anchor="_Toc236120328" w:history="1">
+          <w:hyperlink w:anchor="_Toc236201515" w:history="1">
             <w:r>
               <w:rPr>
                 <w:rStyle w:val="Hyperlink"/>
@@ -432,7 +431,7 @@
                 <w:noProof/>
                 <w:webHidden/>
               </w:rPr>
-              <w:instrText xml:space="preserve"> PAGEREF _Toc236120328 \h </w:instrText>
+              <w:instrText xml:space="preserve"> PAGEREF _Toc236201515 \h </w:instrText>
             </w:r>
             <w:r>
               <w:rPr>
@@ -474,7 +473,7 @@
               <w:noProof/>
             </w:rPr>
           </w:pPr>
-          <w:hyperlink w:anchor="_Toc236120329" w:history="1">
+          <w:hyperlink w:anchor="_Toc236201516" w:history="1">
             <w:r>
               <w:rPr>
                 <w:rStyle w:val="Hyperlink"/>
@@ -501,7 +500,7 @@
                 <w:noProof/>
                 <w:webHidden/>
               </w:rPr>
-              <w:instrText xml:space="preserve"> PAGEREF _Toc236120329 \h </w:instrText>
+              <w:instrText xml:space="preserve"> PAGEREF _Toc236201516 \h </w:instrText>
             </w:r>
             <w:r>
               <w:rPr>
@@ -543,7 +542,7 @@
               <w:noProof/>
             </w:rPr>
           </w:pPr>
-          <w:hyperlink w:anchor="_Toc236120330" w:history="1">
+          <w:hyperlink w:anchor="_Toc236201517" w:history="1">
             <w:r>
               <w:rPr>
                 <w:rStyle w:val="Hyperlink"/>
@@ -570,7 +569,7 @@
                 <w:noProof/>
                 <w:webHidden/>
               </w:rPr>
-              <w:instrText xml:space="preserve"> PAGEREF _Toc236120330 \h </w:instrText>
+              <w:instrText xml:space="preserve"> PAGEREF _Toc236201517 \h </w:instrText>
             </w:r>
             <w:r>
               <w:rPr>
@@ -591,6 +590,627 @@
                 <w:webHidden/>
               </w:rPr>
               <w:t>3</w:t>
+            </w:r>
+            <w:r>
+              <w:rPr>
+                <w:noProof/>
+                <w:webHidden/>
+              </w:rPr>
+              <w:fldChar w:fldCharType="end"/>
+            </w:r>
+          </w:hyperlink>
+        </w:p>
+        <w:p>
+          <w:pPr>
+            <w:pStyle w:val="TOC2"/>
+            <w:tabs>
+              <w:tab w:val="right" w:leader="dot" w:pos="9350"/>
+            </w:tabs>
+            <w:rPr>
+              <w:rFonts w:asciiTheme="minorHAnsi" w:eastAsiaTheme="minorEastAsia" w:hAnsiTheme="minorHAnsi" w:cstheme="minorBidi"/>
+              <w:noProof/>
+            </w:rPr>
+          </w:pPr>
+          <w:hyperlink w:anchor="_Toc236201518" w:history="1">
+            <w:r>
+              <w:rPr>
+                <w:rStyle w:val="Hyperlink"/>
+                <w:noProof/>
+              </w:rPr>
+              <w:t>07282026</w:t>
+            </w:r>
+            <w:r>
+              <w:rPr>
+                <w:noProof/>
+                <w:webHidden/>
+              </w:rPr>
+              <w:tab/>
+            </w:r>
+            <w:r>
+              <w:rPr>
+                <w:noProof/>
+                <w:webHidden/>
+              </w:rPr>
+              <w:fldChar w:fldCharType="begin"/>
+            </w:r>
+            <w:r>
+              <w:rPr>
+                <w:noProof/>
+                <w:webHidden/>
+              </w:rPr>
+              <w:instrText xml:space="preserve"> PAGEREF _Toc236201518 \h </w:instrText>
+            </w:r>
+            <w:r>
+              <w:rPr>
+                <w:noProof/>
+                <w:webHidden/>
+              </w:rPr>
+            </w:r>
+            <w:r>
+              <w:rPr>
+                <w:noProof/>
+                <w:webHidden/>
+              </w:rPr>
+              <w:fldChar w:fldCharType="separate"/>
+            </w:r>
+            <w:r>
+              <w:rPr>
+                <w:noProof/>
+                <w:webHidden/>
+              </w:rPr>
+              <w:t>3</w:t>
+            </w:r>
+            <w:r>
+              <w:rPr>
+                <w:noProof/>
+                <w:webHidden/>
+              </w:rPr>
+              <w:fldChar w:fldCharType="end"/>
+            </w:r>
+          </w:hyperlink>
+        </w:p>
+        <w:p>
+          <w:pPr>
+            <w:pStyle w:val="TOC3"/>
+            <w:tabs>
+              <w:tab w:val="right" w:leader="dot" w:pos="9350"/>
+            </w:tabs>
+            <w:rPr>
+              <w:rFonts w:asciiTheme="minorHAnsi" w:eastAsiaTheme="minorEastAsia" w:hAnsiTheme="minorHAnsi" w:cstheme="minorBidi"/>
+              <w:noProof/>
+            </w:rPr>
+          </w:pPr>
+          <w:hyperlink w:anchor="_Toc236201519" w:history="1">
+            <w:r>
+              <w:rPr>
+                <w:rStyle w:val="Hyperlink"/>
+                <w:noProof/>
+              </w:rPr>
+              <w:t>20Hz-9201-CMF-1</w:t>
+            </w:r>
+            <w:r>
+              <w:rPr>
+                <w:noProof/>
+                <w:webHidden/>
+              </w:rPr>
+              <w:tab/>
+            </w:r>
+            <w:r>
+              <w:rPr>
+                <w:noProof/>
+                <w:webHidden/>
+              </w:rPr>
+              <w:fldChar w:fldCharType="begin"/>
+            </w:r>
+            <w:r>
+              <w:rPr>
+                <w:noProof/>
+                <w:webHidden/>
+              </w:rPr>
+              <w:instrText xml:space="preserve"> PAGEREF _Toc236201519 \h </w:instrText>
+            </w:r>
+            <w:r>
+              <w:rPr>
+                <w:noProof/>
+                <w:webHidden/>
+              </w:rPr>
+            </w:r>
+            <w:r>
+              <w:rPr>
+                <w:noProof/>
+                <w:webHidden/>
+              </w:rPr>
+              <w:fldChar w:fldCharType="separate"/>
+            </w:r>
+            <w:r>
+              <w:rPr>
+                <w:noProof/>
+                <w:webHidden/>
+              </w:rPr>
+              <w:t>3</w:t>
+            </w:r>
+            <w:r>
+              <w:rPr>
+                <w:noProof/>
+                <w:webHidden/>
+              </w:rPr>
+              <w:fldChar w:fldCharType="end"/>
+            </w:r>
+          </w:hyperlink>
+        </w:p>
+        <w:p>
+          <w:pPr>
+            <w:pStyle w:val="TOC3"/>
+            <w:tabs>
+              <w:tab w:val="right" w:leader="dot" w:pos="9350"/>
+            </w:tabs>
+            <w:rPr>
+              <w:rFonts w:asciiTheme="minorHAnsi" w:eastAsiaTheme="minorEastAsia" w:hAnsiTheme="minorHAnsi" w:cstheme="minorBidi"/>
+              <w:noProof/>
+            </w:rPr>
+          </w:pPr>
+          <w:hyperlink w:anchor="_Toc236201520" w:history="1">
+            <w:r>
+              <w:rPr>
+                <w:rStyle w:val="Hyperlink"/>
+                <w:noProof/>
+              </w:rPr>
+              <w:t>20Hz-9201-CMF-0.01</w:t>
+            </w:r>
+            <w:r>
+              <w:rPr>
+                <w:noProof/>
+                <w:webHidden/>
+              </w:rPr>
+              <w:tab/>
+            </w:r>
+            <w:r>
+              <w:rPr>
+                <w:noProof/>
+                <w:webHidden/>
+              </w:rPr>
+              <w:fldChar w:fldCharType="begin"/>
+            </w:r>
+            <w:r>
+              <w:rPr>
+                <w:noProof/>
+                <w:webHidden/>
+              </w:rPr>
+              <w:instrText xml:space="preserve"> PAGEREF _Toc236201520 \h </w:instrText>
+            </w:r>
+            <w:r>
+              <w:rPr>
+                <w:noProof/>
+                <w:webHidden/>
+              </w:rPr>
+            </w:r>
+            <w:r>
+              <w:rPr>
+                <w:noProof/>
+                <w:webHidden/>
+              </w:rPr>
+              <w:fldChar w:fldCharType="separate"/>
+            </w:r>
+            <w:r>
+              <w:rPr>
+                <w:noProof/>
+                <w:webHidden/>
+              </w:rPr>
+              <w:t>4</w:t>
+            </w:r>
+            <w:r>
+              <w:rPr>
+                <w:noProof/>
+                <w:webHidden/>
+              </w:rPr>
+              <w:fldChar w:fldCharType="end"/>
+            </w:r>
+          </w:hyperlink>
+        </w:p>
+        <w:p>
+          <w:pPr>
+            <w:pStyle w:val="TOC3"/>
+            <w:tabs>
+              <w:tab w:val="right" w:leader="dot" w:pos="9350"/>
+            </w:tabs>
+            <w:rPr>
+              <w:rFonts w:asciiTheme="minorHAnsi" w:eastAsiaTheme="minorEastAsia" w:hAnsiTheme="minorHAnsi" w:cstheme="minorBidi"/>
+              <w:noProof/>
+            </w:rPr>
+          </w:pPr>
+          <w:hyperlink w:anchor="_Toc236201521" w:history="1">
+            <w:r>
+              <w:rPr>
+                <w:rStyle w:val="Hyperlink"/>
+                <w:noProof/>
+              </w:rPr>
+              <w:t>20Hz-9201-CMF-0.1</w:t>
+            </w:r>
+            <w:r>
+              <w:rPr>
+                <w:noProof/>
+                <w:webHidden/>
+              </w:rPr>
+              <w:tab/>
+            </w:r>
+            <w:r>
+              <w:rPr>
+                <w:noProof/>
+                <w:webHidden/>
+              </w:rPr>
+              <w:fldChar w:fldCharType="begin"/>
+            </w:r>
+            <w:r>
+              <w:rPr>
+                <w:noProof/>
+                <w:webHidden/>
+              </w:rPr>
+              <w:instrText xml:space="preserve"> PAGEREF _Toc236201521 \h </w:instrText>
+            </w:r>
+            <w:r>
+              <w:rPr>
+                <w:noProof/>
+                <w:webHidden/>
+              </w:rPr>
+            </w:r>
+            <w:r>
+              <w:rPr>
+                <w:noProof/>
+                <w:webHidden/>
+              </w:rPr>
+              <w:fldChar w:fldCharType="separate"/>
+            </w:r>
+            <w:r>
+              <w:rPr>
+                <w:noProof/>
+                <w:webHidden/>
+              </w:rPr>
+              <w:t>4</w:t>
+            </w:r>
+            <w:r>
+              <w:rPr>
+                <w:noProof/>
+                <w:webHidden/>
+              </w:rPr>
+              <w:fldChar w:fldCharType="end"/>
+            </w:r>
+          </w:hyperlink>
+        </w:p>
+        <w:p>
+          <w:pPr>
+            <w:pStyle w:val="TOC3"/>
+            <w:tabs>
+              <w:tab w:val="right" w:leader="dot" w:pos="9350"/>
+            </w:tabs>
+            <w:rPr>
+              <w:rFonts w:asciiTheme="minorHAnsi" w:eastAsiaTheme="minorEastAsia" w:hAnsiTheme="minorHAnsi" w:cstheme="minorBidi"/>
+              <w:noProof/>
+            </w:rPr>
+          </w:pPr>
+          <w:hyperlink w:anchor="_Toc236201522" w:history="1">
+            <w:r>
+              <w:rPr>
+                <w:rStyle w:val="Hyperlink"/>
+                <w:noProof/>
+              </w:rPr>
+              <w:t>20Hz-9201-CMF-0.5</w:t>
+            </w:r>
+            <w:r>
+              <w:rPr>
+                <w:noProof/>
+                <w:webHidden/>
+              </w:rPr>
+              <w:tab/>
+            </w:r>
+            <w:r>
+              <w:rPr>
+                <w:noProof/>
+                <w:webHidden/>
+              </w:rPr>
+              <w:fldChar w:fldCharType="begin"/>
+            </w:r>
+            <w:r>
+              <w:rPr>
+                <w:noProof/>
+                <w:webHidden/>
+              </w:rPr>
+              <w:instrText xml:space="preserve"> PAGEREF _Toc236201522 \h </w:instrText>
+            </w:r>
+            <w:r>
+              <w:rPr>
+                <w:noProof/>
+                <w:webHidden/>
+              </w:rPr>
+            </w:r>
+            <w:r>
+              <w:rPr>
+                <w:noProof/>
+                <w:webHidden/>
+              </w:rPr>
+              <w:fldChar w:fldCharType="separate"/>
+            </w:r>
+            <w:r>
+              <w:rPr>
+                <w:noProof/>
+                <w:webHidden/>
+              </w:rPr>
+              <w:t>5</w:t>
+            </w:r>
+            <w:r>
+              <w:rPr>
+                <w:noProof/>
+                <w:webHidden/>
+              </w:rPr>
+              <w:fldChar w:fldCharType="end"/>
+            </w:r>
+          </w:hyperlink>
+        </w:p>
+        <w:p>
+          <w:pPr>
+            <w:pStyle w:val="TOC3"/>
+            <w:tabs>
+              <w:tab w:val="right" w:leader="dot" w:pos="9350"/>
+            </w:tabs>
+            <w:rPr>
+              <w:rFonts w:asciiTheme="minorHAnsi" w:eastAsiaTheme="minorEastAsia" w:hAnsiTheme="minorHAnsi" w:cstheme="minorBidi"/>
+              <w:noProof/>
+            </w:rPr>
+          </w:pPr>
+          <w:hyperlink w:anchor="_Toc236201523" w:history="1">
+            <w:r>
+              <w:rPr>
+                <w:rStyle w:val="Hyperlink"/>
+                <w:noProof/>
+              </w:rPr>
+              <w:t>10Hz-9201-CMF-0.1</w:t>
+            </w:r>
+            <w:r>
+              <w:rPr>
+                <w:noProof/>
+                <w:webHidden/>
+              </w:rPr>
+              <w:tab/>
+            </w:r>
+            <w:r>
+              <w:rPr>
+                <w:noProof/>
+                <w:webHidden/>
+              </w:rPr>
+              <w:fldChar w:fldCharType="begin"/>
+            </w:r>
+            <w:r>
+              <w:rPr>
+                <w:noProof/>
+                <w:webHidden/>
+              </w:rPr>
+              <w:instrText xml:space="preserve"> PAGEREF _Toc236201523 \h </w:instrText>
+            </w:r>
+            <w:r>
+              <w:rPr>
+                <w:noProof/>
+                <w:webHidden/>
+              </w:rPr>
+            </w:r>
+            <w:r>
+              <w:rPr>
+                <w:noProof/>
+                <w:webHidden/>
+              </w:rPr>
+              <w:fldChar w:fldCharType="separate"/>
+            </w:r>
+            <w:r>
+              <w:rPr>
+                <w:noProof/>
+                <w:webHidden/>
+              </w:rPr>
+              <w:t>5</w:t>
+            </w:r>
+            <w:r>
+              <w:rPr>
+                <w:noProof/>
+                <w:webHidden/>
+              </w:rPr>
+              <w:fldChar w:fldCharType="end"/>
+            </w:r>
+          </w:hyperlink>
+        </w:p>
+        <w:p>
+          <w:pPr>
+            <w:pStyle w:val="TOC3"/>
+            <w:tabs>
+              <w:tab w:val="right" w:leader="dot" w:pos="9350"/>
+            </w:tabs>
+            <w:rPr>
+              <w:rFonts w:asciiTheme="minorHAnsi" w:eastAsiaTheme="minorEastAsia" w:hAnsiTheme="minorHAnsi" w:cstheme="minorBidi"/>
+              <w:noProof/>
+            </w:rPr>
+          </w:pPr>
+          <w:hyperlink w:anchor="_Toc236201524" w:history="1">
+            <w:r>
+              <w:rPr>
+                <w:rStyle w:val="Hyperlink"/>
+                <w:noProof/>
+              </w:rPr>
+              <w:t>10Hz-9201-CMF-0.5</w:t>
+            </w:r>
+            <w:r>
+              <w:rPr>
+                <w:noProof/>
+                <w:webHidden/>
+              </w:rPr>
+              <w:tab/>
+            </w:r>
+            <w:r>
+              <w:rPr>
+                <w:noProof/>
+                <w:webHidden/>
+              </w:rPr>
+              <w:fldChar w:fldCharType="begin"/>
+            </w:r>
+            <w:r>
+              <w:rPr>
+                <w:noProof/>
+                <w:webHidden/>
+              </w:rPr>
+              <w:instrText xml:space="preserve"> PAGEREF _Toc236201524 \h </w:instrText>
+            </w:r>
+            <w:r>
+              <w:rPr>
+                <w:noProof/>
+                <w:webHidden/>
+              </w:rPr>
+            </w:r>
+            <w:r>
+              <w:rPr>
+                <w:noProof/>
+                <w:webHidden/>
+              </w:rPr>
+              <w:fldChar w:fldCharType="separate"/>
+            </w:r>
+            <w:r>
+              <w:rPr>
+                <w:noProof/>
+                <w:webHidden/>
+              </w:rPr>
+              <w:t>6</w:t>
+            </w:r>
+            <w:r>
+              <w:rPr>
+                <w:noProof/>
+                <w:webHidden/>
+              </w:rPr>
+              <w:fldChar w:fldCharType="end"/>
+            </w:r>
+          </w:hyperlink>
+        </w:p>
+        <w:p>
+          <w:pPr>
+            <w:pStyle w:val="TOC3"/>
+            <w:tabs>
+              <w:tab w:val="right" w:leader="dot" w:pos="9350"/>
+            </w:tabs>
+            <w:rPr>
+              <w:rFonts w:asciiTheme="minorHAnsi" w:eastAsiaTheme="minorEastAsia" w:hAnsiTheme="minorHAnsi" w:cstheme="minorBidi"/>
+              <w:noProof/>
+            </w:rPr>
+          </w:pPr>
+          <w:hyperlink w:anchor="_Toc236201525" w:history="1">
+            <w:r>
+              <w:rPr>
+                <w:rStyle w:val="Hyperlink"/>
+                <w:noProof/>
+              </w:rPr>
+              <w:t>5Hz-9201-CMF-0.1</w:t>
+            </w:r>
+            <w:r>
+              <w:rPr>
+                <w:noProof/>
+                <w:webHidden/>
+              </w:rPr>
+              <w:tab/>
+            </w:r>
+            <w:r>
+              <w:rPr>
+                <w:noProof/>
+                <w:webHidden/>
+              </w:rPr>
+              <w:fldChar w:fldCharType="begin"/>
+            </w:r>
+            <w:r>
+              <w:rPr>
+                <w:noProof/>
+                <w:webHidden/>
+              </w:rPr>
+              <w:instrText xml:space="preserve"> PAGEREF _Toc236201525 \h </w:instrText>
+            </w:r>
+            <w:r>
+              <w:rPr>
+                <w:noProof/>
+                <w:webHidden/>
+              </w:rPr>
+            </w:r>
+            <w:r>
+              <w:rPr>
+                <w:noProof/>
+                <w:webHidden/>
+              </w:rPr>
+              <w:fldChar w:fldCharType="separate"/>
+            </w:r>
+            <w:r>
+              <w:rPr>
+                <w:noProof/>
+                <w:webHidden/>
+              </w:rPr>
+              <w:t>6</w:t>
+            </w:r>
+            <w:r>
+              <w:rPr>
+                <w:noProof/>
+                <w:webHidden/>
+              </w:rPr>
+              <w:fldChar w:fldCharType="end"/>
+            </w:r>
+          </w:hyperlink>
+        </w:p>
+        <w:p>
+          <w:pPr>
+            <w:pStyle w:val="TOC3"/>
+            <w:tabs>
+              <w:tab w:val="right" w:leader="dot" w:pos="9350"/>
+            </w:tabs>
+            <w:rPr>
+              <w:rFonts w:asciiTheme="minorHAnsi" w:eastAsiaTheme="minorEastAsia" w:hAnsiTheme="minorHAnsi" w:cstheme="minorBidi"/>
+              <w:noProof/>
+            </w:rPr>
+          </w:pPr>
+          <w:hyperlink w:anchor="_Toc236201526" w:history="1">
+            <w:r>
+              <w:rPr>
+                <w:rStyle w:val="Hyperlink"/>
+                <w:noProof/>
+              </w:rPr>
+              <w:t>5Hz-9201-CMF-0.5</w:t>
+            </w:r>
+            <w:r>
+              <w:rPr>
+                <w:noProof/>
+                <w:webHidden/>
+              </w:rPr>
+              <w:tab/>
+            </w:r>
+            <w:r>
+              <w:rPr>
+                <w:noProof/>
+                <w:webHidden/>
+              </w:rPr>
+              <w:fldChar w:fldCharType="begin"/>
+            </w:r>
+            <w:r>
+              <w:rPr>
+                <w:noProof/>
+                <w:webHidden/>
+              </w:rPr>
+              <w:instrText xml:space="preserve"> PAGEREF _Toc236201526 \h </w:instrText>
+            </w:r>
+            <w:r>
+              <w:rPr>
+                <w:noProof/>
+                <w:webHidden/>
+              </w:rPr>
+            </w:r>
+            <w:r>
+              <w:rPr>
+                <w:noProof/>
+                <w:webHidden/>
+              </w:rPr>
+              <w:fldChar w:fldCharType="separate"/>
+            </w:r>
+            <w:r>
+              <w:rPr>
+                <w:noProof/>
+                <w:webHidden/>
+              </w:rPr>
+              <w:t>7</w:t>
             </w:r>
             <w:r>
               <w:rPr>
@@ -619,7 +1239,7 @@
       <w:pPr>
         <w:pStyle w:val="Heading1"/>
       </w:pPr>
-      <w:bookmarkStart w:id="0" w:name="_Toc236120323"/>
+      <w:bookmarkStart w:id="0" w:name="_Toc236201510"/>
       <w:r>
         <w:t>Test Procedure</w:t>
       </w:r>
@@ -642,9 +1262,8 @@
       <w:pPr>
         <w:pStyle w:val="Heading1"/>
       </w:pPr>
-      <w:bookmarkStart w:id="1" w:name="_Toc236120324"/>
-      <w:r>
-        <w:lastRenderedPageBreak/>
+      <w:bookmarkStart w:id="1" w:name="_Toc236201511"/>
+      <w:r>
         <w:t>Assisi V0.2.1</w:t>
       </w:r>
       <w:bookmarkEnd w:id="1"/>
@@ -656,7 +1275,7 @@
           <w:rFonts w:ascii="Times New Roman" w:hAnsi="Times New Roman"/>
         </w:rPr>
       </w:pPr>
-      <w:bookmarkStart w:id="2" w:name="_Toc236120325"/>
+      <w:bookmarkStart w:id="2" w:name="_Toc236201512"/>
       <w:r>
         <w:rPr>
           <w:rFonts w:ascii="Times New Roman" w:hAnsi="Times New Roman"/>
@@ -672,7 +1291,7 @@
           <w:rFonts w:ascii="Times New Roman" w:hAnsi="Times New Roman"/>
         </w:rPr>
       </w:pPr>
-      <w:bookmarkStart w:id="3" w:name="_Toc236120326"/>
+      <w:bookmarkStart w:id="3" w:name="_Toc236201513"/>
       <w:r>
         <w:rPr>
           <w:rFonts w:ascii="Times New Roman" w:hAnsi="Times New Roman"/>
@@ -771,7 +1390,7 @@
           <w:rFonts w:ascii="Times New Roman" w:hAnsi="Times New Roman"/>
         </w:rPr>
       </w:pPr>
-      <w:bookmarkStart w:id="4" w:name="_Toc236120327"/>
+      <w:bookmarkStart w:id="4" w:name="_Toc236201514"/>
       <w:r>
         <w:rPr>
           <w:rFonts w:ascii="Times New Roman" w:hAnsi="Times New Roman"/>
@@ -799,7 +1418,7 @@
           <w:rFonts w:ascii="Times New Roman" w:hAnsi="Times New Roman"/>
         </w:rPr>
       </w:pPr>
-      <w:bookmarkStart w:id="5" w:name="_Toc236120328"/>
+      <w:bookmarkStart w:id="5" w:name="_Toc236201515"/>
       <w:r>
         <w:rPr>
           <w:rFonts w:ascii="Times New Roman" w:hAnsi="Times New Roman"/>
@@ -823,6 +1442,7 @@
     </w:p>
     <w:p>
       <w:r>
+        <w:lastRenderedPageBreak/>
         <w:t>Settle time: ~2 min</w:t>
       </w:r>
     </w:p>
@@ -863,7 +1483,6 @@
     </w:p>
     <w:p>
       <w:r>
-        <w:lastRenderedPageBreak/>
         <w:t xml:space="preserve">Baseline material resistance: 1.6 </w:t>
       </w:r>
       <w:proofErr w:type="spellStart"/>
@@ -900,7 +1519,7 @@
         </w:rPr>
       </w:pPr>
       <w:bookmarkStart w:id="6" w:name="_Toc236120080"/>
-      <w:bookmarkStart w:id="7" w:name="_Toc236120329"/>
+      <w:bookmarkStart w:id="7" w:name="_Toc236201516"/>
       <w:r>
         <w:rPr>
           <w:rFonts w:ascii="Times New Roman" w:hAnsi="Times New Roman"/>
@@ -930,7 +1549,7 @@
         </w:rPr>
       </w:pPr>
       <w:bookmarkStart w:id="8" w:name="_Toc236120081"/>
-      <w:bookmarkStart w:id="9" w:name="_Toc236120330"/>
+      <w:bookmarkStart w:id="9" w:name="_Toc236201517"/>
       <w:r>
         <w:rPr>
           <w:rFonts w:ascii="Times New Roman" w:hAnsi="Times New Roman"/>
@@ -1023,7 +1642,1062 @@
         <w:t xml:space="preserve"> No</w:t>
       </w:r>
     </w:p>
-    <w:p/>
+    <w:p>
+      <w:pPr>
+        <w:pStyle w:val="Heading2"/>
+        <w:rPr>
+          <w:rFonts w:ascii="Times New Roman" w:hAnsi="Times New Roman"/>
+        </w:rPr>
+      </w:pPr>
+      <w:bookmarkStart w:id="10" w:name="_Toc236201518"/>
+      <w:r>
+        <w:rPr>
+          <w:rFonts w:ascii="Times New Roman" w:hAnsi="Times New Roman"/>
+        </w:rPr>
+        <w:t>07</w:t>
+      </w:r>
+      <w:r>
+        <w:rPr>
+          <w:rFonts w:ascii="Times New Roman" w:hAnsi="Times New Roman"/>
+        </w:rPr>
+        <w:t>2</w:t>
+      </w:r>
+      <w:r>
+        <w:rPr>
+          <w:rFonts w:ascii="Times New Roman" w:hAnsi="Times New Roman"/>
+        </w:rPr>
+        <w:t>8</w:t>
+      </w:r>
+      <w:r>
+        <w:rPr>
+          <w:rFonts w:ascii="Times New Roman" w:hAnsi="Times New Roman"/>
+        </w:rPr>
+        <w:t>2026</w:t>
+      </w:r>
+      <w:bookmarkEnd w:id="10"/>
+    </w:p>
+    <w:p>
+      <w:pPr>
+        <w:pStyle w:val="Heading3"/>
+        <w:rPr>
+          <w:rFonts w:ascii="Times New Roman" w:hAnsi="Times New Roman"/>
+        </w:rPr>
+      </w:pPr>
+      <w:bookmarkStart w:id="11" w:name="_Toc236201519"/>
+      <w:r>
+        <w:rPr>
+          <w:rFonts w:ascii="Times New Roman" w:hAnsi="Times New Roman"/>
+        </w:rPr>
+        <w:t>20Hz-9201-CMF-1</w:t>
+      </w:r>
+      <w:bookmarkEnd w:id="11"/>
+    </w:p>
+    <w:p>
+      <w:r>
+        <w:t>Specimen Type</w:t>
+      </w:r>
+      <w:r>
+        <w:t xml:space="preserve">: CMF 1% </w:t>
+      </w:r>
+      <w:r>
+        <w:t>12</w:t>
+      </w:r>
+      <w:r>
+        <w:t>/06/2025 Campione 2</w:t>
+      </w:r>
+    </w:p>
+    <w:p>
+      <w:r>
+        <w:lastRenderedPageBreak/>
+        <w:t>Discharge time: ~</w:t>
+      </w:r>
+      <w:r>
+        <w:t>1 min</w:t>
+      </w:r>
+    </w:p>
+    <w:p>
+      <w:r>
+        <w:t>Settle time: ~</w:t>
+      </w:r>
+      <w:r>
+        <w:t>4</w:t>
+      </w:r>
+      <w:r>
+        <w:t xml:space="preserve"> min</w:t>
+      </w:r>
+    </w:p>
+    <w:p>
+      <w:r>
+        <w:t>Dimensions: 5.2 cm cube</w:t>
+      </w:r>
+    </w:p>
+    <w:p>
+      <w:r>
+        <w:t>Space between meshes: 1.5 cm</w:t>
+      </w:r>
+    </w:p>
+    <w:p>
+      <w:r>
+        <w:t>Physical notes: eroded edges and faces. Dusty, dry</w:t>
+      </w:r>
+      <w:r>
+        <w:t xml:space="preserve">. This was </w:t>
+      </w:r>
+      <w:proofErr w:type="gramStart"/>
+      <w:r>
+        <w:t>its</w:t>
+      </w:r>
+      <w:proofErr w:type="gramEnd"/>
+      <w:r>
+        <w:t xml:space="preserve"> first test of the day.</w:t>
+      </w:r>
+    </w:p>
+    <w:p>
+      <w:r>
+        <w:t>NI card: NI 92</w:t>
+      </w:r>
+      <w:r>
+        <w:t>01</w:t>
+      </w:r>
+    </w:p>
+    <w:p>
+      <w:r>
+        <w:t>PSU: 9V 6A max</w:t>
+      </w:r>
+    </w:p>
+    <w:p>
+      <w:r>
+        <w:t xml:space="preserve">Shunt resistor: 1 </w:t>
+      </w:r>
+      <w:proofErr w:type="spellStart"/>
+      <w:r>
+        <w:t>Mohm</w:t>
+      </w:r>
+      <w:proofErr w:type="spellEnd"/>
+    </w:p>
+    <w:p>
+      <w:r>
+        <w:t>Baseline material resistance: 1.</w:t>
+      </w:r>
+      <w:r>
+        <w:t>3</w:t>
+      </w:r>
+      <w:r>
+        <w:t xml:space="preserve"> </w:t>
+      </w:r>
+      <w:proofErr w:type="spellStart"/>
+      <w:r>
+        <w:t>Mohm</w:t>
+      </w:r>
+      <w:proofErr w:type="spellEnd"/>
+    </w:p>
+    <w:p>
+      <w:r>
+        <w:t xml:space="preserve">Post resistance: </w:t>
+      </w:r>
+      <w:r>
+        <w:t>11</w:t>
+      </w:r>
+      <w:r>
+        <w:t xml:space="preserve"> </w:t>
+      </w:r>
+      <w:proofErr w:type="spellStart"/>
+      <w:r>
+        <w:t>Mohm</w:t>
+      </w:r>
+      <w:proofErr w:type="spellEnd"/>
+    </w:p>
+    <w:p>
+      <w:proofErr w:type="gramStart"/>
+      <w:r>
+        <w:t>Loaded?:</w:t>
+      </w:r>
+      <w:proofErr w:type="gramEnd"/>
+      <w:r>
+        <w:t xml:space="preserve"> No</w:t>
+      </w:r>
+    </w:p>
+    <w:p>
+      <w:pPr>
+        <w:pStyle w:val="Heading3"/>
+        <w:rPr>
+          <w:rFonts w:ascii="Times New Roman" w:hAnsi="Times New Roman"/>
+        </w:rPr>
+      </w:pPr>
+      <w:bookmarkStart w:id="12" w:name="_Toc236201520"/>
+      <w:r>
+        <w:rPr>
+          <w:rFonts w:ascii="Times New Roman" w:hAnsi="Times New Roman"/>
+        </w:rPr>
+        <w:t>20Hz-9201-CMF-</w:t>
+      </w:r>
+      <w:r>
+        <w:rPr>
+          <w:rFonts w:ascii="Times New Roman" w:hAnsi="Times New Roman"/>
+        </w:rPr>
+        <w:t>0.01</w:t>
+      </w:r>
+      <w:bookmarkEnd w:id="12"/>
+    </w:p>
+    <w:p>
+      <w:r>
+        <w:t>Specimen Type</w:t>
+      </w:r>
+      <w:r>
+        <w:t xml:space="preserve">: CMF </w:t>
+      </w:r>
+      <w:r>
+        <w:t>0.0</w:t>
+      </w:r>
+      <w:r>
+        <w:t>1% 12/06/2025 Campione 2</w:t>
+      </w:r>
+    </w:p>
+    <w:p>
+      <w:r>
+        <w:t>Discharge time: ~1 min</w:t>
+      </w:r>
+    </w:p>
+    <w:p>
+      <w:r>
+        <w:t>Settle time: ~4 min</w:t>
+      </w:r>
+    </w:p>
+    <w:p>
+      <w:r>
+        <w:t>Dimensions: 5.2 cm cube</w:t>
+      </w:r>
+    </w:p>
+    <w:p>
+      <w:r>
+        <w:t>Space between meshes: 1.5 cm</w:t>
+      </w:r>
+    </w:p>
+    <w:p>
+      <w:r>
+        <w:t xml:space="preserve">Physical notes: eroded edges and faces. Dusty, dry. This was </w:t>
+      </w:r>
+      <w:proofErr w:type="gramStart"/>
+      <w:r>
+        <w:t>its</w:t>
+      </w:r>
+      <w:proofErr w:type="gramEnd"/>
+      <w:r>
+        <w:t xml:space="preserve"> first test of the day.</w:t>
+      </w:r>
+    </w:p>
+    <w:p>
+      <w:r>
+        <w:t>NI card: NI 9201</w:t>
+      </w:r>
+    </w:p>
+    <w:p>
+      <w:r>
+        <w:t>PSU: 9V 6A max</w:t>
+      </w:r>
+    </w:p>
+    <w:p>
+      <w:r>
+        <w:t xml:space="preserve">Shunt resistor: 1 </w:t>
+      </w:r>
+      <w:proofErr w:type="spellStart"/>
+      <w:r>
+        <w:t>Mohm</w:t>
+      </w:r>
+      <w:proofErr w:type="spellEnd"/>
+    </w:p>
+    <w:p>
+      <w:r>
+        <w:t>Baseline material resistance: 1.</w:t>
+      </w:r>
+      <w:r>
+        <w:t>4</w:t>
+      </w:r>
+      <w:r>
+        <w:t xml:space="preserve"> </w:t>
+      </w:r>
+      <w:proofErr w:type="spellStart"/>
+      <w:r>
+        <w:t>Mohm</w:t>
+      </w:r>
+      <w:proofErr w:type="spellEnd"/>
+    </w:p>
+    <w:p>
+      <w:r>
+        <w:t xml:space="preserve">Post resistance: </w:t>
+      </w:r>
+      <w:r>
+        <w:t>7</w:t>
+      </w:r>
+      <w:r>
+        <w:t xml:space="preserve"> </w:t>
+      </w:r>
+      <w:proofErr w:type="spellStart"/>
+      <w:r>
+        <w:t>Mohm</w:t>
+      </w:r>
+      <w:proofErr w:type="spellEnd"/>
+    </w:p>
+    <w:p>
+      <w:proofErr w:type="gramStart"/>
+      <w:r>
+        <w:t>Loaded?:</w:t>
+      </w:r>
+      <w:proofErr w:type="gramEnd"/>
+      <w:r>
+        <w:t xml:space="preserve"> No</w:t>
+      </w:r>
+    </w:p>
+    <w:p>
+      <w:pPr>
+        <w:pStyle w:val="Heading3"/>
+        <w:rPr>
+          <w:rFonts w:ascii="Times New Roman" w:hAnsi="Times New Roman"/>
+        </w:rPr>
+      </w:pPr>
+      <w:bookmarkStart w:id="13" w:name="_Toc236201521"/>
+      <w:r>
+        <w:rPr>
+          <w:rFonts w:ascii="Times New Roman" w:hAnsi="Times New Roman"/>
+        </w:rPr>
+        <w:t>2</w:t>
+      </w:r>
+      <w:r>
+        <w:rPr>
+          <w:rFonts w:ascii="Times New Roman" w:hAnsi="Times New Roman"/>
+        </w:rPr>
+        <w:t>0Hz-9201-CMF-</w:t>
+      </w:r>
+      <w:r>
+        <w:rPr>
+          <w:rFonts w:ascii="Times New Roman" w:hAnsi="Times New Roman"/>
+        </w:rPr>
+        <w:t>0.</w:t>
+      </w:r>
+      <w:r>
+        <w:rPr>
+          <w:rFonts w:ascii="Times New Roman" w:hAnsi="Times New Roman"/>
+        </w:rPr>
+        <w:t>1</w:t>
+      </w:r>
+      <w:bookmarkEnd w:id="13"/>
+    </w:p>
+    <w:p>
+      <w:r>
+        <w:t>Specimen Type</w:t>
+      </w:r>
+      <w:r>
+        <w:t xml:space="preserve">: CMF </w:t>
+      </w:r>
+      <w:r>
+        <w:t>0.</w:t>
+      </w:r>
+      <w:r>
+        <w:t>1% 12/06/2025 Campione 2</w:t>
+      </w:r>
+    </w:p>
+    <w:p>
+      <w:r>
+        <w:t>Discharge time: ~1 min</w:t>
+      </w:r>
+    </w:p>
+    <w:p>
+      <w:r>
+        <w:lastRenderedPageBreak/>
+        <w:t>Settle time: ~4 min</w:t>
+      </w:r>
+    </w:p>
+    <w:p>
+      <w:r>
+        <w:t>Dimensions: 5.2 cm cube</w:t>
+      </w:r>
+    </w:p>
+    <w:p>
+      <w:r>
+        <w:t>Space between meshes: 1.5 cm</w:t>
+      </w:r>
+    </w:p>
+    <w:p>
+      <w:r>
+        <w:t>Physical notes: eroded edges and faces. Dusty, dry. This was the first test of the day.</w:t>
+      </w:r>
+    </w:p>
+    <w:p>
+      <w:r>
+        <w:t>NI card: NI 9201</w:t>
+      </w:r>
+    </w:p>
+    <w:p>
+      <w:r>
+        <w:t>PSU: 9V 6A max</w:t>
+      </w:r>
+    </w:p>
+    <w:p>
+      <w:r>
+        <w:t xml:space="preserve">Shunt resistor: 1 </w:t>
+      </w:r>
+      <w:proofErr w:type="spellStart"/>
+      <w:r>
+        <w:t>Mohm</w:t>
+      </w:r>
+      <w:proofErr w:type="spellEnd"/>
+    </w:p>
+    <w:p>
+      <w:r>
+        <w:t>Baseline material resistance: 1</w:t>
+      </w:r>
+      <w:r>
+        <w:t xml:space="preserve">60 </w:t>
+      </w:r>
+      <w:proofErr w:type="gramStart"/>
+      <w:r>
+        <w:t>ohm</w:t>
+      </w:r>
+      <w:proofErr w:type="gramEnd"/>
+    </w:p>
+    <w:p>
+      <w:r>
+        <w:t xml:space="preserve">Post resistance: </w:t>
+      </w:r>
+      <w:r>
+        <w:t xml:space="preserve">160 </w:t>
+      </w:r>
+      <w:proofErr w:type="gramStart"/>
+      <w:r>
+        <w:t>ohm</w:t>
+      </w:r>
+      <w:proofErr w:type="gramEnd"/>
+    </w:p>
+    <w:p>
+      <w:proofErr w:type="gramStart"/>
+      <w:r>
+        <w:t>Loaded?:</w:t>
+      </w:r>
+      <w:proofErr w:type="gramEnd"/>
+      <w:r>
+        <w:t xml:space="preserve"> No</w:t>
+      </w:r>
+    </w:p>
+    <w:p>
+      <w:pPr>
+        <w:pStyle w:val="Heading3"/>
+        <w:rPr>
+          <w:rFonts w:ascii="Times New Roman" w:hAnsi="Times New Roman"/>
+        </w:rPr>
+      </w:pPr>
+      <w:bookmarkStart w:id="14" w:name="_Toc236201522"/>
+      <w:r>
+        <w:rPr>
+          <w:rFonts w:ascii="Times New Roman" w:hAnsi="Times New Roman"/>
+        </w:rPr>
+        <w:t>2</w:t>
+      </w:r>
+      <w:r>
+        <w:rPr>
+          <w:rFonts w:ascii="Times New Roman" w:hAnsi="Times New Roman"/>
+        </w:rPr>
+        <w:t>0Hz-9201-CMF-0.</w:t>
+      </w:r>
+      <w:r>
+        <w:rPr>
+          <w:rFonts w:ascii="Times New Roman" w:hAnsi="Times New Roman"/>
+        </w:rPr>
+        <w:t>5</w:t>
+      </w:r>
+      <w:bookmarkEnd w:id="14"/>
+    </w:p>
+    <w:p>
+      <w:r>
+        <w:t>Specimen Type</w:t>
+      </w:r>
+      <w:r>
+        <w:t>: CMF 0.</w:t>
+      </w:r>
+      <w:r>
+        <w:t>5</w:t>
+      </w:r>
+      <w:r>
+        <w:t>% 12/06/2025 Campione 2</w:t>
+      </w:r>
+    </w:p>
+    <w:p>
+      <w:r>
+        <w:t>Discharge time: ~1 min</w:t>
+      </w:r>
+    </w:p>
+    <w:p>
+      <w:r>
+        <w:t>Settle time: ~4 min</w:t>
+      </w:r>
+    </w:p>
+    <w:p>
+      <w:r>
+        <w:t>Dimensions: 5.2 cm cube</w:t>
+      </w:r>
+    </w:p>
+    <w:p>
+      <w:r>
+        <w:t>Space between meshes: 1.5 cm</w:t>
+      </w:r>
+    </w:p>
+    <w:p>
+      <w:r>
+        <w:t>Physical notes: eroded edges and faces. Dusty, dry. This was the first test of the day.</w:t>
+      </w:r>
+    </w:p>
+    <w:p>
+      <w:r>
+        <w:t>NI card: NI 9201</w:t>
+      </w:r>
+    </w:p>
+    <w:p>
+      <w:r>
+        <w:t>PSU: 9V 6A max</w:t>
+      </w:r>
+    </w:p>
+    <w:p>
+      <w:r>
+        <w:t xml:space="preserve">Shunt resistor: 1 </w:t>
+      </w:r>
+      <w:proofErr w:type="spellStart"/>
+      <w:r>
+        <w:t>Mohm</w:t>
+      </w:r>
+      <w:proofErr w:type="spellEnd"/>
+    </w:p>
+    <w:p>
+      <w:r>
+        <w:t>Baseline material resistance: 1</w:t>
+      </w:r>
+      <w:r>
+        <w:t>.1</w:t>
+      </w:r>
+      <w:r>
+        <w:t xml:space="preserve"> </w:t>
+      </w:r>
+      <w:proofErr w:type="spellStart"/>
+      <w:r>
+        <w:t>k</w:t>
+      </w:r>
+      <w:r>
+        <w:t>ohm</w:t>
+      </w:r>
+      <w:proofErr w:type="spellEnd"/>
+    </w:p>
+    <w:p>
+      <w:r>
+        <w:t>Post resistance: 0</w:t>
+      </w:r>
+      <w:r>
+        <w:t>.8</w:t>
+      </w:r>
+      <w:r>
+        <w:t xml:space="preserve"> </w:t>
+      </w:r>
+      <w:proofErr w:type="spellStart"/>
+      <w:r>
+        <w:t>k</w:t>
+      </w:r>
+      <w:r>
+        <w:t>ohm</w:t>
+      </w:r>
+      <w:proofErr w:type="spellEnd"/>
+    </w:p>
+    <w:p>
+      <w:proofErr w:type="gramStart"/>
+      <w:r>
+        <w:t>Loaded?:</w:t>
+      </w:r>
+      <w:proofErr w:type="gramEnd"/>
+      <w:r>
+        <w:t xml:space="preserve"> No</w:t>
+      </w:r>
+    </w:p>
+    <w:p>
+      <w:pPr>
+        <w:pStyle w:val="Heading3"/>
+        <w:rPr>
+          <w:rFonts w:ascii="Times New Roman" w:hAnsi="Times New Roman"/>
+        </w:rPr>
+      </w:pPr>
+      <w:bookmarkStart w:id="15" w:name="_Toc236201523"/>
+      <w:r>
+        <w:rPr>
+          <w:rFonts w:ascii="Times New Roman" w:hAnsi="Times New Roman"/>
+        </w:rPr>
+        <w:t>10Hz-9201-CMF-0.1</w:t>
+      </w:r>
+      <w:bookmarkEnd w:id="15"/>
+    </w:p>
+    <w:p>
+      <w:r>
+        <w:t>Specimen Type</w:t>
+      </w:r>
+      <w:r>
+        <w:t>: CMF 0.1% 12/06/2025 Campione 2</w:t>
+      </w:r>
+    </w:p>
+    <w:p>
+      <w:r>
+        <w:t>Discharge time: ~1 min</w:t>
+      </w:r>
+    </w:p>
+    <w:p>
+      <w:r>
+        <w:t>Settle time: ~4 min</w:t>
+      </w:r>
+    </w:p>
+    <w:p>
+      <w:r>
+        <w:lastRenderedPageBreak/>
+        <w:t>Dimensions: 5.2 cm cube</w:t>
+      </w:r>
+    </w:p>
+    <w:p>
+      <w:r>
+        <w:t>Space between meshes: 1.5 cm</w:t>
+      </w:r>
+    </w:p>
+    <w:p>
+      <w:r>
+        <w:t>Physical notes: eroded edges and faces. Dusty, dry.</w:t>
+      </w:r>
+    </w:p>
+    <w:p>
+      <w:r>
+        <w:t>NI card: NI 9201</w:t>
+      </w:r>
+    </w:p>
+    <w:p>
+      <w:r>
+        <w:t>PSU: 9V 6A max</w:t>
+      </w:r>
+    </w:p>
+    <w:p>
+      <w:r>
+        <w:t xml:space="preserve">Shunt resistor: 1 </w:t>
+      </w:r>
+      <w:proofErr w:type="spellStart"/>
+      <w:r>
+        <w:t>Mohm</w:t>
+      </w:r>
+      <w:proofErr w:type="spellEnd"/>
+    </w:p>
+    <w:p>
+      <w:r>
+        <w:t>Baseline material resistance: 1</w:t>
+      </w:r>
+      <w:r>
+        <w:t>25</w:t>
+      </w:r>
+      <w:r>
+        <w:t xml:space="preserve"> </w:t>
+      </w:r>
+      <w:proofErr w:type="gramStart"/>
+      <w:r>
+        <w:t>ohm</w:t>
+      </w:r>
+      <w:proofErr w:type="gramEnd"/>
+    </w:p>
+    <w:p>
+      <w:r>
+        <w:t>Post resistance: 1</w:t>
+      </w:r>
+      <w:r>
+        <w:t>26</w:t>
+      </w:r>
+      <w:r>
+        <w:t xml:space="preserve"> </w:t>
+      </w:r>
+      <w:proofErr w:type="gramStart"/>
+      <w:r>
+        <w:t>ohm</w:t>
+      </w:r>
+      <w:proofErr w:type="gramEnd"/>
+    </w:p>
+    <w:p>
+      <w:proofErr w:type="gramStart"/>
+      <w:r>
+        <w:t>Loaded?:</w:t>
+      </w:r>
+      <w:proofErr w:type="gramEnd"/>
+      <w:r>
+        <w:t xml:space="preserve"> No</w:t>
+      </w:r>
+    </w:p>
+    <w:p>
+      <w:pPr>
+        <w:pStyle w:val="Heading3"/>
+        <w:rPr>
+          <w:rFonts w:ascii="Times New Roman" w:hAnsi="Times New Roman"/>
+        </w:rPr>
+      </w:pPr>
+      <w:bookmarkStart w:id="16" w:name="_Toc236201524"/>
+      <w:r>
+        <w:rPr>
+          <w:rFonts w:ascii="Times New Roman" w:hAnsi="Times New Roman"/>
+        </w:rPr>
+        <w:t>10Hz-9201-CMF-0.</w:t>
+      </w:r>
+      <w:r>
+        <w:rPr>
+          <w:rFonts w:ascii="Times New Roman" w:hAnsi="Times New Roman"/>
+        </w:rPr>
+        <w:t>5</w:t>
+      </w:r>
+      <w:bookmarkEnd w:id="16"/>
+    </w:p>
+    <w:p>
+      <w:r>
+        <w:t>Specimen Type</w:t>
+      </w:r>
+      <w:r>
+        <w:t>: CMF 0.</w:t>
+      </w:r>
+      <w:r>
+        <w:t>5</w:t>
+      </w:r>
+      <w:r>
+        <w:t>% 12/06/2025 Campione 2</w:t>
+      </w:r>
+    </w:p>
+    <w:p>
+      <w:r>
+        <w:t>Discharge time: ~1 min</w:t>
+      </w:r>
+    </w:p>
+    <w:p>
+      <w:r>
+        <w:t>Settle time: ~4 min</w:t>
+      </w:r>
+    </w:p>
+    <w:p>
+      <w:r>
+        <w:t>Dimensions: 5.2 cm cube</w:t>
+      </w:r>
+    </w:p>
+    <w:p>
+      <w:r>
+        <w:t>Space between meshes: 1.5 cm</w:t>
+      </w:r>
+    </w:p>
+    <w:p>
+      <w:r>
+        <w:t>Physical notes: eroded edges and faces. Dusty, dry.</w:t>
+      </w:r>
+    </w:p>
+    <w:p>
+      <w:r>
+        <w:t>NI card: NI 9201</w:t>
+      </w:r>
+    </w:p>
+    <w:p>
+      <w:r>
+        <w:t>PSU: 9V 6A max</w:t>
+      </w:r>
+    </w:p>
+    <w:p>
+      <w:r>
+        <w:t xml:space="preserve">Shunt resistor: 1 </w:t>
+      </w:r>
+      <w:proofErr w:type="spellStart"/>
+      <w:r>
+        <w:t>Mohm</w:t>
+      </w:r>
+      <w:proofErr w:type="spellEnd"/>
+    </w:p>
+    <w:p>
+      <w:r>
+        <w:t xml:space="preserve">Baseline material resistance: </w:t>
+      </w:r>
+      <w:r>
+        <w:t>1</w:t>
+      </w:r>
+      <w:r>
+        <w:t xml:space="preserve"> </w:t>
+      </w:r>
+      <w:proofErr w:type="spellStart"/>
+      <w:r>
+        <w:t>k</w:t>
+      </w:r>
+      <w:r>
+        <w:t>ohm</w:t>
+      </w:r>
+      <w:proofErr w:type="spellEnd"/>
+    </w:p>
+    <w:p>
+      <w:r>
+        <w:t>Post resistance: 1</w:t>
+      </w:r>
+      <w:r>
+        <w:t xml:space="preserve">.1 </w:t>
+      </w:r>
+      <w:proofErr w:type="spellStart"/>
+      <w:r>
+        <w:t>k</w:t>
+      </w:r>
+      <w:r>
+        <w:t>ohm</w:t>
+      </w:r>
+      <w:proofErr w:type="spellEnd"/>
+    </w:p>
+    <w:p>
+      <w:proofErr w:type="gramStart"/>
+      <w:r>
+        <w:t>Loaded?:</w:t>
+      </w:r>
+      <w:proofErr w:type="gramEnd"/>
+      <w:r>
+        <w:t xml:space="preserve"> No</w:t>
+      </w:r>
+    </w:p>
+    <w:p>
+      <w:pPr>
+        <w:pStyle w:val="Heading3"/>
+        <w:rPr>
+          <w:rFonts w:ascii="Times New Roman" w:hAnsi="Times New Roman"/>
+        </w:rPr>
+      </w:pPr>
+      <w:bookmarkStart w:id="17" w:name="_Toc236201525"/>
+      <w:r>
+        <w:rPr>
+          <w:rFonts w:ascii="Times New Roman" w:hAnsi="Times New Roman"/>
+        </w:rPr>
+        <w:t>5</w:t>
+      </w:r>
+      <w:r>
+        <w:rPr>
+          <w:rFonts w:ascii="Times New Roman" w:hAnsi="Times New Roman"/>
+        </w:rPr>
+        <w:t>Hz-9201-CMF-0.1</w:t>
+      </w:r>
+      <w:bookmarkEnd w:id="17"/>
+    </w:p>
+    <w:p>
+      <w:r>
+        <w:t>Specimen Type</w:t>
+      </w:r>
+      <w:r>
+        <w:t>: CMF 0.1% 12/06/2025 Campione 2</w:t>
+      </w:r>
+    </w:p>
+    <w:p>
+      <w:r>
+        <w:t>Discharge time: ~1 min</w:t>
+      </w:r>
+    </w:p>
+    <w:p>
+      <w:r>
+        <w:t>Settle time: ~4 min</w:t>
+      </w:r>
+    </w:p>
+    <w:p>
+      <w:r>
+        <w:t>Dimensions: 5.2 cm cube</w:t>
+      </w:r>
+    </w:p>
+    <w:p>
+      <w:r>
+        <w:lastRenderedPageBreak/>
+        <w:t>Space between meshes: 1.5 cm</w:t>
+      </w:r>
+    </w:p>
+    <w:p>
+      <w:r>
+        <w:t>Physical notes: eroded edges and faces. Dusty, dry.</w:t>
+      </w:r>
+    </w:p>
+    <w:p>
+      <w:r>
+        <w:t>NI card: NI 9201</w:t>
+      </w:r>
+    </w:p>
+    <w:p>
+      <w:r>
+        <w:t>PSU: 9V 6A max</w:t>
+      </w:r>
+    </w:p>
+    <w:p>
+      <w:r>
+        <w:t xml:space="preserve">Shunt resistor: 1 </w:t>
+      </w:r>
+      <w:proofErr w:type="spellStart"/>
+      <w:r>
+        <w:t>Mohm</w:t>
+      </w:r>
+      <w:proofErr w:type="spellEnd"/>
+    </w:p>
+    <w:p>
+      <w:r>
+        <w:t>Baseline material resistance: 1</w:t>
+      </w:r>
+      <w:r>
+        <w:t>30</w:t>
+      </w:r>
+      <w:r>
+        <w:t xml:space="preserve"> </w:t>
+      </w:r>
+      <w:proofErr w:type="gramStart"/>
+      <w:r>
+        <w:t>ohm</w:t>
+      </w:r>
+      <w:proofErr w:type="gramEnd"/>
+    </w:p>
+    <w:p>
+      <w:r>
+        <w:t>Post resistance: 1</w:t>
+      </w:r>
+      <w:r>
+        <w:t>36</w:t>
+      </w:r>
+      <w:r>
+        <w:t xml:space="preserve"> </w:t>
+      </w:r>
+      <w:proofErr w:type="gramStart"/>
+      <w:r>
+        <w:t>ohm</w:t>
+      </w:r>
+      <w:proofErr w:type="gramEnd"/>
+    </w:p>
+    <w:p>
+      <w:proofErr w:type="gramStart"/>
+      <w:r>
+        <w:t>Loaded?:</w:t>
+      </w:r>
+      <w:proofErr w:type="gramEnd"/>
+      <w:r>
+        <w:t xml:space="preserve"> No</w:t>
+      </w:r>
+    </w:p>
+    <w:p>
+      <w:pPr>
+        <w:pStyle w:val="Heading3"/>
+        <w:rPr>
+          <w:rFonts w:ascii="Times New Roman" w:hAnsi="Times New Roman"/>
+        </w:rPr>
+      </w:pPr>
+      <w:bookmarkStart w:id="18" w:name="_Toc236201526"/>
+      <w:r>
+        <w:rPr>
+          <w:rFonts w:ascii="Times New Roman" w:hAnsi="Times New Roman"/>
+        </w:rPr>
+        <w:t>5</w:t>
+      </w:r>
+      <w:r>
+        <w:rPr>
+          <w:rFonts w:ascii="Times New Roman" w:hAnsi="Times New Roman"/>
+        </w:rPr>
+        <w:t>Hz-9201-CMF-0.</w:t>
+      </w:r>
+      <w:r>
+        <w:rPr>
+          <w:rFonts w:ascii="Times New Roman" w:hAnsi="Times New Roman"/>
+        </w:rPr>
+        <w:t>5</w:t>
+      </w:r>
+      <w:bookmarkEnd w:id="18"/>
+    </w:p>
+    <w:p>
+      <w:r>
+        <w:t>Specimen Type</w:t>
+      </w:r>
+      <w:r>
+        <w:t>: CMF 0.</w:t>
+      </w:r>
+      <w:r>
+        <w:t>5</w:t>
+      </w:r>
+      <w:r>
+        <w:t>% 12/06/2025 Campione 2</w:t>
+      </w:r>
+    </w:p>
+    <w:p>
+      <w:r>
+        <w:t>Discharge time: ~1 min</w:t>
+      </w:r>
+    </w:p>
+    <w:p>
+      <w:r>
+        <w:t>Settle time: ~4 min</w:t>
+      </w:r>
+    </w:p>
+    <w:p>
+      <w:r>
+        <w:t>Dimensions: 5.2 cm cube</w:t>
+      </w:r>
+    </w:p>
+    <w:p>
+      <w:r>
+        <w:t>Space between meshes: 1.5 cm</w:t>
+      </w:r>
+    </w:p>
+    <w:p>
+      <w:r>
+        <w:t>Physical notes: eroded edges and faces. Dusty, dry.</w:t>
+      </w:r>
+    </w:p>
+    <w:p>
+      <w:r>
+        <w:t>NI card: NI 9201</w:t>
+      </w:r>
+    </w:p>
+    <w:p>
+      <w:r>
+        <w:t>PSU: 9V 6A max</w:t>
+      </w:r>
+    </w:p>
+    <w:p>
+      <w:r>
+        <w:t xml:space="preserve">Shunt resistor: 1 </w:t>
+      </w:r>
+      <w:proofErr w:type="spellStart"/>
+      <w:r>
+        <w:t>Mohm</w:t>
+      </w:r>
+      <w:proofErr w:type="spellEnd"/>
+    </w:p>
+    <w:p>
+      <w:r>
+        <w:t>Baseline material resistance: 1</w:t>
+      </w:r>
+      <w:r>
+        <w:t xml:space="preserve">.2 </w:t>
+      </w:r>
+      <w:proofErr w:type="spellStart"/>
+      <w:r>
+        <w:t>k</w:t>
+      </w:r>
+      <w:r>
+        <w:t>ohm</w:t>
+      </w:r>
+      <w:proofErr w:type="spellEnd"/>
+    </w:p>
+    <w:p>
+      <w:r>
+        <w:t xml:space="preserve">Post resistance: </w:t>
+      </w:r>
+      <w:r>
+        <w:t xml:space="preserve">0.9 </w:t>
+      </w:r>
+      <w:proofErr w:type="spellStart"/>
+      <w:r>
+        <w:t>k</w:t>
+      </w:r>
+      <w:r>
+        <w:t>ohm</w:t>
+      </w:r>
+      <w:proofErr w:type="spellEnd"/>
+    </w:p>
+    <w:p>
+      <w:proofErr w:type="gramStart"/>
+      <w:r>
+        <w:t>Loaded?:</w:t>
+      </w:r>
+      <w:proofErr w:type="gramEnd"/>
+      <w:r>
+        <w:t xml:space="preserve"> No</w:t>
+      </w:r>
+    </w:p>
     <w:p/>
     <w:sectPr>
       <w:pgSz w:w="12240" w:h="15840"/>

--- a/DAQ_design/Assisi/v0.2.1/code/data_processing_offline/V0.2.1-experiment-stats.docx
+++ b/DAQ_design/Assisi/v0.2.1/code/data_processing_offline/V0.2.1-experiment-stats.docx
@@ -1,6 +1,6 @@
 
 <file path=word/document.xml><?xml version="1.0" encoding="utf-8"?>
-<w:document xmlns:wpc="http://schemas.microsoft.com/office/word/2010/wordprocessingCanvas" xmlns:cx="http://schemas.microsoft.com/office/drawing/2014/chartex" xmlns:cx1="http://schemas.microsoft.com/office/drawing/2015/9/8/chartex" xmlns:cx2="http://schemas.microsoft.com/office/drawing/2015/10/21/chartex" xmlns:cx3="http://schemas.microsoft.com/office/drawing/2016/5/9/chartex" xmlns:cx4="http://schemas.microsoft.com/office/drawing/2016/5/10/chartex" xmlns:cx5="http://schemas.microsoft.com/office/drawing/2016/5/11/chartex" xmlns:cx6="http://schemas.microsoft.com/office/drawing/2016/5/12/chartex" xmlns:cx7="http://schemas.microsoft.com/office/drawing/2016/5/13/chartex" xmlns:cx8="http://schemas.microsoft.com/office/drawing/2016/5/14/chartex" xmlns:mc="http://schemas.openxmlformats.org/markup-compatibility/2006" xmlns:aink="http://schemas.microsoft.com/office/drawing/2016/ink" xmlns:am3d="http://schemas.microsoft.com/office/drawing/2017/model3d" xmlns:o="urn:schemas-microsoft-com:office:office" xmlns:oel="http://schemas.microsoft.com/office/2019/extlst" xmlns:r="http://schemas.openxmlformats.org/officeDocument/2006/relationships" xmlns:m="http://schemas.openxmlformats.org/officeDocument/2006/math" xmlns:v="urn:schemas-microsoft-com:vml" xmlns:wp14="http://schemas.microsoft.com/office/word/2010/wordprocessingDrawing" xmlns:wp="http://schemas.openxmlformats.org/drawingml/2006/wordprocessingDrawing" xmlns:w10="urn:schemas-microsoft-com:office:word" xmlns:w="http://schemas.openxmlformats.org/wordprocessingml/2006/main" xmlns:w14="http://schemas.microsoft.com/office/word/2010/wordml" xmlns:w15="http://schemas.microsoft.com/office/word/2012/wordml" xmlns:w16cex="http://schemas.microsoft.com/office/word/2018/wordml/cex" xmlns:w16cid="http://schemas.microsoft.com/office/word/2016/wordml/cid" xmlns:w16="http://schemas.microsoft.com/office/word/2018/wordml" xmlns:w16du="http://schemas.microsoft.com/office/word/2023/wordml/word16du" xmlns:w16sdtdh="http://schemas.microsoft.com/office/word/2020/wordml/sdtdatahash" xmlns:w16sdtfl="http://schemas.microsoft.com/office/word/2024/wordml/sdtformatlock" xmlns:w16se="http://schemas.microsoft.com/office/word/2015/wordml/symex" xmlns:wpg="http://schemas.microsoft.com/office/word/2010/wordprocessingGroup" xmlns:wpi="http://schemas.microsoft.com/office/word/2010/wordprocessingInk" xmlns:wne="http://schemas.microsoft.com/office/word/2006/wordml" xmlns:wps="http://schemas.microsoft.com/office/word/2010/wordprocessingShape" mc:Ignorable="w14 w15 w16se w16cid w16 w16cex w16sdtdh w16sdtfl w16du wp14">
+<w:document xmlns:wpc="http://schemas.microsoft.com/office/word/2010/wordprocessingCanvas" xmlns:cx="http://schemas.microsoft.com/office/drawing/2014/chartex" xmlns:cx1="http://schemas.microsoft.com/office/drawing/2015/9/8/chartex" xmlns:cx2="http://schemas.microsoft.com/office/drawing/2015/10/21/chartex" xmlns:cx3="http://schemas.microsoft.com/office/drawing/2016/5/9/chartex" xmlns:cx4="http://schemas.microsoft.com/office/drawing/2016/5/10/chartex" xmlns:cx5="http://schemas.microsoft.com/office/drawing/2016/5/11/chartex" xmlns:cx6="http://schemas.microsoft.com/office/drawing/2016/5/12/chartex" xmlns:cx7="http://schemas.microsoft.com/office/drawing/2016/5/13/chartex" xmlns:cx8="http://schemas.microsoft.com/office/drawing/2016/5/14/chartex" xmlns:mc="http://schemas.openxmlformats.org/markup-compatibility/2006" xmlns:aink="http://schemas.microsoft.com/office/drawing/2016/ink" xmlns:am3d="http://schemas.microsoft.com/office/drawing/2017/model3d" xmlns:o="urn:schemas-microsoft-com:office:office" xmlns:oel="http://schemas.microsoft.com/office/2019/extlst" xmlns:r="http://schemas.openxmlformats.org/officeDocument/2006/relationships" xmlns:m="http://schemas.openxmlformats.org/officeDocument/2006/math" xmlns:v="urn:schemas-microsoft-com:vml" xmlns:wp14="http://schemas.microsoft.com/office/word/2010/wordprocessingDrawing" xmlns:wp="http://schemas.openxmlformats.org/drawingml/2006/wordprocessingDrawing" xmlns:w10="urn:schemas-microsoft-com:office:word" xmlns:w="http://schemas.openxmlformats.org/wordprocessingml/2006/main" xmlns:w14="http://schemas.microsoft.com/office/word/2010/wordml" xmlns:w15="http://schemas.microsoft.com/office/word/2012/wordml" xmlns:w16cei="http://schemas.microsoft.com/office/word/2026/wordml/cei" xmlns:w16cex="http://schemas.microsoft.com/office/word/2018/wordml/cex" xmlns:w16cid="http://schemas.microsoft.com/office/word/2016/wordml/cid" xmlns:w16="http://schemas.microsoft.com/office/word/2018/wordml" xmlns:w16du="http://schemas.microsoft.com/office/word/2023/wordml/word16du" xmlns:w16sdtdh="http://schemas.microsoft.com/office/word/2020/wordml/sdtdatahash" xmlns:w16sdtfl="http://schemas.microsoft.com/office/word/2024/wordml/sdtformatlock" xmlns:w16se="http://schemas.microsoft.com/office/word/2015/wordml/symex" xmlns:wpg="http://schemas.microsoft.com/office/word/2010/wordprocessingGroup" xmlns:wpi="http://schemas.microsoft.com/office/word/2010/wordprocessingInk" xmlns:wne="http://schemas.microsoft.com/office/word/2006/wordml" xmlns:wps="http://schemas.microsoft.com/office/word/2010/wordprocessingShape" mc:Ignorable="w14 w15 w16se w16cid w16 w16cex w16sdtdh w16sdtfl w16du wp14">
   <w:body>
     <w:sdt>
       <w:sdtPr>
@@ -1345,42 +1345,22 @@
     </w:p>
     <w:p>
       <w:r>
-        <w:t xml:space="preserve">Shunt resistor: 1 </w:t>
-      </w:r>
-      <w:proofErr w:type="spellStart"/>
-      <w:r>
-        <w:t>Mohm</w:t>
-      </w:r>
-      <w:proofErr w:type="spellEnd"/>
-    </w:p>
-    <w:p>
-      <w:r>
-        <w:t xml:space="preserve">Baseline material resistance: 1.6 </w:t>
-      </w:r>
-      <w:proofErr w:type="spellStart"/>
-      <w:r>
-        <w:t>Mohm</w:t>
-      </w:r>
-      <w:proofErr w:type="spellEnd"/>
-    </w:p>
-    <w:p>
-      <w:r>
-        <w:t xml:space="preserve">Post resistance: 3 </w:t>
-      </w:r>
-      <w:proofErr w:type="spellStart"/>
-      <w:r>
-        <w:t>Mohm</w:t>
-      </w:r>
-      <w:proofErr w:type="spellEnd"/>
-    </w:p>
-    <w:p>
-      <w:proofErr w:type="gramStart"/>
-      <w:r>
-        <w:t>Loaded?:</w:t>
-      </w:r>
-      <w:proofErr w:type="gramEnd"/>
-      <w:r>
-        <w:t xml:space="preserve"> No</w:t>
+        <w:t>Shunt resistor: 1 Mohm</w:t>
+      </w:r>
+    </w:p>
+    <w:p>
+      <w:r>
+        <w:t>Baseline material resistance: 1.6 Mohm</w:t>
+      </w:r>
+    </w:p>
+    <w:p>
+      <w:r>
+        <w:t>Post resistance: 3 Mohm</w:t>
+      </w:r>
+    </w:p>
+    <w:p>
+      <w:r>
+        <w:t>Loaded?: No</w:t>
       </w:r>
     </w:p>
     <w:p>
@@ -1473,42 +1453,22 @@
     </w:p>
     <w:p>
       <w:r>
-        <w:t xml:space="preserve">Shunt resistor: 1 </w:t>
-      </w:r>
-      <w:proofErr w:type="spellStart"/>
-      <w:r>
-        <w:t>Mohm</w:t>
-      </w:r>
-      <w:proofErr w:type="spellEnd"/>
-    </w:p>
-    <w:p>
-      <w:r>
-        <w:t xml:space="preserve">Baseline material resistance: 1.6 </w:t>
-      </w:r>
-      <w:proofErr w:type="spellStart"/>
-      <w:r>
-        <w:t>Mohm</w:t>
-      </w:r>
-      <w:proofErr w:type="spellEnd"/>
-    </w:p>
-    <w:p>
-      <w:r>
-        <w:t xml:space="preserve">Post resistance: 3 </w:t>
-      </w:r>
-      <w:proofErr w:type="spellStart"/>
-      <w:r>
-        <w:t>Mohm</w:t>
-      </w:r>
-      <w:proofErr w:type="spellEnd"/>
-    </w:p>
-    <w:p>
-      <w:proofErr w:type="gramStart"/>
-      <w:r>
-        <w:t>Loaded?:</w:t>
-      </w:r>
-      <w:proofErr w:type="gramEnd"/>
-      <w:r>
-        <w:t xml:space="preserve"> No</w:t>
+        <w:t>Shunt resistor: 1 Mohm</w:t>
+      </w:r>
+    </w:p>
+    <w:p>
+      <w:r>
+        <w:t>Baseline material resistance: 1.6 Mohm</w:t>
+      </w:r>
+    </w:p>
+    <w:p>
+      <w:r>
+        <w:t>Post resistance: 3 Mohm</w:t>
+      </w:r>
+    </w:p>
+    <w:p>
+      <w:r>
+        <w:t>Loaded?: No</w:t>
       </w:r>
     </w:p>
     <w:p>
@@ -1548,98 +1508,312 @@
           <w:rFonts w:ascii="Times New Roman" w:hAnsi="Times New Roman"/>
         </w:rPr>
       </w:pPr>
-      <w:bookmarkStart w:id="8" w:name="_Toc236120081"/>
-      <w:bookmarkStart w:id="9" w:name="_Toc236201517"/>
-      <w:r>
-        <w:rPr>
-          <w:rFonts w:ascii="Times New Roman" w:hAnsi="Times New Roman"/>
-        </w:rPr>
-        <w:t>Test 1 Run 1</w:t>
-      </w:r>
-      <w:bookmarkEnd w:id="8"/>
-      <w:bookmarkEnd w:id="9"/>
-    </w:p>
-    <w:p>
-      <w:r>
-        <w:t>Specimen Type</w:t>
-      </w:r>
-      <w:r>
-        <w:t>: CMF 0.01% 06/06/2025 Campione 2</w:t>
-      </w:r>
-    </w:p>
-    <w:p>
-      <w:r>
-        <w:t>Discharge time: ~31 s</w:t>
-      </w:r>
-    </w:p>
-    <w:p>
-      <w:r>
-        <w:t>Settle time: ~2 min</w:t>
-      </w:r>
-    </w:p>
-    <w:p>
-      <w:r>
-        <w:t>Dimensions: 5.2 cm cube</w:t>
-      </w:r>
-    </w:p>
-    <w:p>
-      <w:r>
-        <w:t>Space between meshes: 1.5 cm</w:t>
-      </w:r>
-    </w:p>
-    <w:p>
-      <w:r>
-        <w:t>Physical notes: eroded edges and faces. Dusty, dry</w:t>
-      </w:r>
-    </w:p>
-    <w:p>
-      <w:r>
-        <w:t>NI card: NI 9221</w:t>
-      </w:r>
-    </w:p>
-    <w:p>
-      <w:r>
-        <w:t>PSU: 9V 6A max</w:t>
-      </w:r>
-    </w:p>
-    <w:p>
-      <w:r>
-        <w:t xml:space="preserve">Shunt resistor: 1 </w:t>
-      </w:r>
-      <w:proofErr w:type="spellStart"/>
-      <w:r>
-        <w:t>Mohm</w:t>
-      </w:r>
-      <w:proofErr w:type="spellEnd"/>
-    </w:p>
-    <w:p>
-      <w:r>
-        <w:t xml:space="preserve">Baseline material resistance: 1.6 </w:t>
-      </w:r>
-      <w:proofErr w:type="spellStart"/>
-      <w:r>
-        <w:t>Mohm</w:t>
-      </w:r>
-      <w:proofErr w:type="spellEnd"/>
-    </w:p>
-    <w:p>
-      <w:r>
-        <w:t xml:space="preserve">Post resistance: 3 </w:t>
-      </w:r>
-      <w:proofErr w:type="spellStart"/>
-      <w:r>
-        <w:t>Mohm</w:t>
-      </w:r>
-      <w:proofErr w:type="spellEnd"/>
-    </w:p>
-    <w:p>
-      <w:proofErr w:type="gramStart"/>
-      <w:r>
-        <w:t>Loaded?:</w:t>
-      </w:r>
-      <w:proofErr w:type="gramEnd"/>
-      <w:r>
-        <w:t xml:space="preserve"> No</w:t>
+      <w:r>
+        <w:rPr>
+          <w:rFonts w:ascii="Times New Roman" w:hAnsi="Times New Roman"/>
+        </w:rPr>
+        <w:t>Constants</w:t>
+      </w:r>
+    </w:p>
+    <w:p/>
+    <w:p>
+      <w:pPr>
+        <w:pStyle w:val="Heading3"/>
+        <w:rPr>
+          <w:rFonts w:ascii="Times New Roman" w:hAnsi="Times New Roman"/>
+        </w:rPr>
+      </w:pPr>
+      <w:r>
+        <w:rPr>
+          <w:rFonts w:ascii="Times New Roman" w:hAnsi="Times New Roman"/>
+        </w:rPr>
+        <w:t>2</w:t>
+      </w:r>
+      <w:r>
+        <w:rPr>
+          <w:rFonts w:ascii="Times New Roman" w:hAnsi="Times New Roman"/>
+        </w:rPr>
+        <w:t>Hz-9201-CMF-0.01</w:t>
+      </w:r>
+    </w:p>
+    <w:p>
+      <w:pPr>
+        <w:jc w:val="center"/>
+      </w:pPr>
+      <w:r>
+        <w:drawing>
+          <wp:inline distT="0" distB="0" distL="0" distR="0" wp14:anchorId="45E5DADD" wp14:editId="1E0A26D4">
+            <wp:extent cx="2768742" cy="1625684"/>
+            <wp:effectExtent l="0" t="0" r="0" b="0"/>
+            <wp:docPr id="896857324" name="Picture 1"/>
+            <wp:cNvGraphicFramePr>
+              <a:graphicFrameLocks xmlns:a="http://schemas.openxmlformats.org/drawingml/2006/main" noChangeAspect="1"/>
+            </wp:cNvGraphicFramePr>
+            <a:graphic xmlns:a="http://schemas.openxmlformats.org/drawingml/2006/main">
+              <a:graphicData uri="http://schemas.openxmlformats.org/drawingml/2006/picture">
+                <pic:pic xmlns:pic="http://schemas.openxmlformats.org/drawingml/2006/picture">
+                  <pic:nvPicPr>
+                    <pic:cNvPr id="896857324" name=""/>
+                    <pic:cNvPicPr/>
+                  </pic:nvPicPr>
+                  <pic:blipFill>
+                    <a:blip r:embed="rId5"/>
+                    <a:stretch>
+                      <a:fillRect/>
+                    </a:stretch>
+                  </pic:blipFill>
+                  <pic:spPr>
+                    <a:xfrm>
+                      <a:off x="0" y="0"/>
+                      <a:ext cx="2768742" cy="1625684"/>
+                    </a:xfrm>
+                    <a:prstGeom prst="rect">
+                      <a:avLst/>
+                    </a:prstGeom>
+                  </pic:spPr>
+                </pic:pic>
+              </a:graphicData>
+            </a:graphic>
+          </wp:inline>
+        </w:drawing>
+      </w:r>
+    </w:p>
+    <w:p>
+      <w:pPr>
+        <w:pStyle w:val="Heading3"/>
+        <w:rPr>
+          <w:rFonts w:ascii="Times New Roman" w:hAnsi="Times New Roman"/>
+        </w:rPr>
+      </w:pPr>
+      <w:r>
+        <w:rPr>
+          <w:rFonts w:ascii="Times New Roman" w:hAnsi="Times New Roman"/>
+        </w:rPr>
+        <w:t>5</w:t>
+      </w:r>
+      <w:r>
+        <w:rPr>
+          <w:rFonts w:ascii="Times New Roman" w:hAnsi="Times New Roman"/>
+        </w:rPr>
+        <w:t>Hz-9201-CMF-0.01</w:t>
+      </w:r>
+    </w:p>
+    <w:p>
+      <w:pPr>
+        <w:jc w:val="center"/>
+      </w:pPr>
+      <w:r>
+        <w:drawing>
+          <wp:inline distT="0" distB="0" distL="0" distR="0" wp14:anchorId="17B2771A" wp14:editId="348FCBAE">
+            <wp:extent cx="2806844" cy="1530429"/>
+            <wp:effectExtent l="0" t="0" r="0" b="0"/>
+            <wp:docPr id="5474165" name="Picture 1"/>
+            <wp:cNvGraphicFramePr>
+              <a:graphicFrameLocks xmlns:a="http://schemas.openxmlformats.org/drawingml/2006/main" noChangeAspect="1"/>
+            </wp:cNvGraphicFramePr>
+            <a:graphic xmlns:a="http://schemas.openxmlformats.org/drawingml/2006/main">
+              <a:graphicData uri="http://schemas.openxmlformats.org/drawingml/2006/picture">
+                <pic:pic xmlns:pic="http://schemas.openxmlformats.org/drawingml/2006/picture">
+                  <pic:nvPicPr>
+                    <pic:cNvPr id="5474165" name=""/>
+                    <pic:cNvPicPr/>
+                  </pic:nvPicPr>
+                  <pic:blipFill>
+                    <a:blip r:embed="rId6"/>
+                    <a:stretch>
+                      <a:fillRect/>
+                    </a:stretch>
+                  </pic:blipFill>
+                  <pic:spPr>
+                    <a:xfrm>
+                      <a:off x="0" y="0"/>
+                      <a:ext cx="2806844" cy="1530429"/>
+                    </a:xfrm>
+                    <a:prstGeom prst="rect">
+                      <a:avLst/>
+                    </a:prstGeom>
+                  </pic:spPr>
+                </pic:pic>
+              </a:graphicData>
+            </a:graphic>
+          </wp:inline>
+        </w:drawing>
+      </w:r>
+    </w:p>
+    <w:p>
+      <w:pPr>
+        <w:pStyle w:val="Heading3"/>
+        <w:rPr>
+          <w:rFonts w:ascii="Times New Roman" w:hAnsi="Times New Roman"/>
+        </w:rPr>
+      </w:pPr>
+      <w:r>
+        <w:rPr>
+          <w:rFonts w:ascii="Times New Roman" w:hAnsi="Times New Roman"/>
+        </w:rPr>
+        <w:t>10Hz-9201-CMF-0.01</w:t>
+      </w:r>
+    </w:p>
+    <w:p>
+      <w:pPr>
+        <w:jc w:val="center"/>
+      </w:pPr>
+      <w:r>
+        <w:drawing>
+          <wp:inline distT="0" distB="0" distL="0" distR="0" wp14:anchorId="4812DD56" wp14:editId="16C210BA">
+            <wp:extent cx="2819545" cy="1530429"/>
+            <wp:effectExtent l="0" t="0" r="0" b="0"/>
+            <wp:docPr id="1765603855" name="Picture 1"/>
+            <wp:cNvGraphicFramePr>
+              <a:graphicFrameLocks xmlns:a="http://schemas.openxmlformats.org/drawingml/2006/main" noChangeAspect="1"/>
+            </wp:cNvGraphicFramePr>
+            <a:graphic xmlns:a="http://schemas.openxmlformats.org/drawingml/2006/main">
+              <a:graphicData uri="http://schemas.openxmlformats.org/drawingml/2006/picture">
+                <pic:pic xmlns:pic="http://schemas.openxmlformats.org/drawingml/2006/picture">
+                  <pic:nvPicPr>
+                    <pic:cNvPr id="1765603855" name=""/>
+                    <pic:cNvPicPr/>
+                  </pic:nvPicPr>
+                  <pic:blipFill>
+                    <a:blip r:embed="rId7"/>
+                    <a:stretch>
+                      <a:fillRect/>
+                    </a:stretch>
+                  </pic:blipFill>
+                  <pic:spPr>
+                    <a:xfrm>
+                      <a:off x="0" y="0"/>
+                      <a:ext cx="2819545" cy="1530429"/>
+                    </a:xfrm>
+                    <a:prstGeom prst="rect">
+                      <a:avLst/>
+                    </a:prstGeom>
+                  </pic:spPr>
+                </pic:pic>
+              </a:graphicData>
+            </a:graphic>
+          </wp:inline>
+        </w:drawing>
+      </w:r>
+      <w:bookmarkStart w:id="8" w:name="_Toc236201518"/>
+    </w:p>
+    <w:p>
+      <w:pPr>
+        <w:pStyle w:val="Heading3"/>
+        <w:rPr>
+          <w:rFonts w:ascii="Times New Roman" w:hAnsi="Times New Roman"/>
+        </w:rPr>
+      </w:pPr>
+      <w:r>
+        <w:rPr>
+          <w:rFonts w:ascii="Times New Roman" w:hAnsi="Times New Roman"/>
+        </w:rPr>
+        <w:lastRenderedPageBreak/>
+        <w:t>5</w:t>
+      </w:r>
+      <w:r>
+        <w:rPr>
+          <w:rFonts w:ascii="Times New Roman" w:hAnsi="Times New Roman"/>
+        </w:rPr>
+        <w:t>Hz-9201-CMF-1</w:t>
+      </w:r>
+    </w:p>
+    <w:p>
+      <w:pPr>
+        <w:jc w:val="center"/>
+      </w:pPr>
+      <w:r>
+        <w:drawing>
+          <wp:inline distT="0" distB="0" distL="0" distR="0" wp14:anchorId="7CB51AF6" wp14:editId="4AD85B7C">
+            <wp:extent cx="2825895" cy="1549480"/>
+            <wp:effectExtent l="0" t="0" r="0" b="0"/>
+            <wp:docPr id="1089475669" name="Picture 1"/>
+            <wp:cNvGraphicFramePr>
+              <a:graphicFrameLocks xmlns:a="http://schemas.openxmlformats.org/drawingml/2006/main" noChangeAspect="1"/>
+            </wp:cNvGraphicFramePr>
+            <a:graphic xmlns:a="http://schemas.openxmlformats.org/drawingml/2006/main">
+              <a:graphicData uri="http://schemas.openxmlformats.org/drawingml/2006/picture">
+                <pic:pic xmlns:pic="http://schemas.openxmlformats.org/drawingml/2006/picture">
+                  <pic:nvPicPr>
+                    <pic:cNvPr id="1089475669" name=""/>
+                    <pic:cNvPicPr/>
+                  </pic:nvPicPr>
+                  <pic:blipFill>
+                    <a:blip r:embed="rId8"/>
+                    <a:stretch>
+                      <a:fillRect/>
+                    </a:stretch>
+                  </pic:blipFill>
+                  <pic:spPr>
+                    <a:xfrm>
+                      <a:off x="0" y="0"/>
+                      <a:ext cx="2825895" cy="1549480"/>
+                    </a:xfrm>
+                    <a:prstGeom prst="rect">
+                      <a:avLst/>
+                    </a:prstGeom>
+                  </pic:spPr>
+                </pic:pic>
+              </a:graphicData>
+            </a:graphic>
+          </wp:inline>
+        </w:drawing>
+      </w:r>
+    </w:p>
+    <w:p>
+      <w:pPr>
+        <w:pStyle w:val="Heading3"/>
+        <w:rPr>
+          <w:rFonts w:ascii="Times New Roman" w:hAnsi="Times New Roman"/>
+        </w:rPr>
+      </w:pPr>
+      <w:r>
+        <w:rPr>
+          <w:rFonts w:ascii="Times New Roman" w:hAnsi="Times New Roman"/>
+        </w:rPr>
+        <w:t>10Hz-9201-CMF-1</w:t>
+      </w:r>
+    </w:p>
+    <w:p>
+      <w:pPr>
+        <w:jc w:val="center"/>
+      </w:pPr>
+      <w:r>
+        <w:drawing>
+          <wp:inline distT="0" distB="0" distL="0" distR="0" wp14:anchorId="065DEF71" wp14:editId="5CB788EE">
+            <wp:extent cx="2806844" cy="1625684"/>
+            <wp:effectExtent l="0" t="0" r="0" b="0"/>
+            <wp:docPr id="1394341039" name="Picture 1"/>
+            <wp:cNvGraphicFramePr>
+              <a:graphicFrameLocks xmlns:a="http://schemas.openxmlformats.org/drawingml/2006/main" noChangeAspect="1"/>
+            </wp:cNvGraphicFramePr>
+            <a:graphic xmlns:a="http://schemas.openxmlformats.org/drawingml/2006/main">
+              <a:graphicData uri="http://schemas.openxmlformats.org/drawingml/2006/picture">
+                <pic:pic xmlns:pic="http://schemas.openxmlformats.org/drawingml/2006/picture">
+                  <pic:nvPicPr>
+                    <pic:cNvPr id="1394341039" name=""/>
+                    <pic:cNvPicPr/>
+                  </pic:nvPicPr>
+                  <pic:blipFill>
+                    <a:blip r:embed="rId9"/>
+                    <a:stretch>
+                      <a:fillRect/>
+                    </a:stretch>
+                  </pic:blipFill>
+                  <pic:spPr>
+                    <a:xfrm>
+                      <a:off x="0" y="0"/>
+                      <a:ext cx="2806844" cy="1625684"/>
+                    </a:xfrm>
+                    <a:prstGeom prst="rect">
+                      <a:avLst/>
+                    </a:prstGeom>
+                  </pic:spPr>
+                </pic:pic>
+              </a:graphicData>
+            </a:graphic>
+          </wp:inline>
+        </w:drawing>
       </w:r>
     </w:p>
     <w:p>
@@ -1649,7 +1823,6 @@
           <w:rFonts w:ascii="Times New Roman" w:hAnsi="Times New Roman"/>
         </w:rPr>
       </w:pPr>
-      <w:bookmarkStart w:id="10" w:name="_Toc236201518"/>
       <w:r>
         <w:rPr>
           <w:rFonts w:ascii="Times New Roman" w:hAnsi="Times New Roman"/>
@@ -1660,13 +1833,7 @@
         <w:rPr>
           <w:rFonts w:ascii="Times New Roman" w:hAnsi="Times New Roman"/>
         </w:rPr>
-        <w:t>2</w:t>
-      </w:r>
-      <w:r>
-        <w:rPr>
-          <w:rFonts w:ascii="Times New Roman" w:hAnsi="Times New Roman"/>
-        </w:rPr>
-        <w:t>8</w:t>
+        <w:t>28</w:t>
       </w:r>
       <w:r>
         <w:rPr>
@@ -1674,7 +1841,7 @@
         </w:rPr>
         <w:t>2026</w:t>
       </w:r>
-      <w:bookmarkEnd w:id="10"/>
+      <w:bookmarkEnd w:id="8"/>
     </w:p>
     <w:p>
       <w:pPr>
@@ -1683,47 +1850,31 @@
           <w:rFonts w:ascii="Times New Roman" w:hAnsi="Times New Roman"/>
         </w:rPr>
       </w:pPr>
-      <w:bookmarkStart w:id="11" w:name="_Toc236201519"/>
+      <w:bookmarkStart w:id="9" w:name="_Toc236201519"/>
       <w:r>
         <w:rPr>
           <w:rFonts w:ascii="Times New Roman" w:hAnsi="Times New Roman"/>
         </w:rPr>
         <w:t>20Hz-9201-CMF-1</w:t>
       </w:r>
-      <w:bookmarkEnd w:id="11"/>
+      <w:bookmarkEnd w:id="9"/>
     </w:p>
     <w:p>
       <w:r>
         <w:t>Specimen Type</w:t>
       </w:r>
       <w:r>
-        <w:t xml:space="preserve">: CMF 1% </w:t>
-      </w:r>
-      <w:r>
-        <w:t>12</w:t>
-      </w:r>
-      <w:r>
-        <w:t>/06/2025 Campione 2</w:t>
-      </w:r>
-    </w:p>
-    <w:p>
-      <w:r>
-        <w:lastRenderedPageBreak/>
-        <w:t>Discharge time: ~</w:t>
-      </w:r>
-      <w:r>
-        <w:t>1 min</w:t>
-      </w:r>
-    </w:p>
-    <w:p>
-      <w:r>
-        <w:t>Settle time: ~</w:t>
-      </w:r>
-      <w:r>
-        <w:t>4</w:t>
-      </w:r>
-      <w:r>
-        <w:t xml:space="preserve"> min</w:t>
+        <w:t>: CMF 1% 12/06/2025 Campione 2</w:t>
+      </w:r>
+    </w:p>
+    <w:p>
+      <w:r>
+        <w:t>Discharge time: ~1 min</w:t>
+      </w:r>
+    </w:p>
+    <w:p>
+      <w:r>
+        <w:t>Settle time: ~4 min</w:t>
       </w:r>
     </w:p>
     <w:p>
@@ -1738,26 +1889,12 @@
     </w:p>
     <w:p>
       <w:r>
-        <w:t>Physical notes: eroded edges and faces. Dusty, dry</w:t>
-      </w:r>
-      <w:r>
-        <w:t xml:space="preserve">. This was </w:t>
-      </w:r>
-      <w:proofErr w:type="gramStart"/>
-      <w:r>
-        <w:t>its</w:t>
-      </w:r>
-      <w:proofErr w:type="gramEnd"/>
-      <w:r>
-        <w:t xml:space="preserve"> first test of the day.</w:t>
-      </w:r>
-    </w:p>
-    <w:p>
-      <w:r>
-        <w:t>NI card: NI 92</w:t>
-      </w:r>
-      <w:r>
-        <w:t>01</w:t>
+        <w:t>Physical notes: eroded edges and faces. Dusty, dry. This was its first test of the day.</w:t>
+      </w:r>
+    </w:p>
+    <w:p>
+      <w:r>
+        <w:t>NI card: NI 9201</w:t>
       </w:r>
     </w:p>
     <w:p>
@@ -1767,54 +1904,22 @@
     </w:p>
     <w:p>
       <w:r>
-        <w:t xml:space="preserve">Shunt resistor: 1 </w:t>
-      </w:r>
-      <w:proofErr w:type="spellStart"/>
-      <w:r>
-        <w:t>Mohm</w:t>
-      </w:r>
-      <w:proofErr w:type="spellEnd"/>
-    </w:p>
-    <w:p>
-      <w:r>
-        <w:t>Baseline material resistance: 1.</w:t>
-      </w:r>
-      <w:r>
-        <w:t>3</w:t>
-      </w:r>
-      <w:r>
-        <w:t xml:space="preserve"> </w:t>
-      </w:r>
-      <w:proofErr w:type="spellStart"/>
-      <w:r>
-        <w:t>Mohm</w:t>
-      </w:r>
-      <w:proofErr w:type="spellEnd"/>
-    </w:p>
-    <w:p>
-      <w:r>
-        <w:t xml:space="preserve">Post resistance: </w:t>
-      </w:r>
-      <w:r>
-        <w:t>11</w:t>
-      </w:r>
-      <w:r>
-        <w:t xml:space="preserve"> </w:t>
-      </w:r>
-      <w:proofErr w:type="spellStart"/>
-      <w:r>
-        <w:t>Mohm</w:t>
-      </w:r>
-      <w:proofErr w:type="spellEnd"/>
-    </w:p>
-    <w:p>
-      <w:proofErr w:type="gramStart"/>
-      <w:r>
-        <w:t>Loaded?:</w:t>
-      </w:r>
-      <w:proofErr w:type="gramEnd"/>
-      <w:r>
-        <w:t xml:space="preserve"> No</w:t>
+        <w:t>Shunt resistor: 1 Mohm</w:t>
+      </w:r>
+    </w:p>
+    <w:p>
+      <w:r>
+        <w:t>Baseline material resistance: 1.3 Mohm</w:t>
+      </w:r>
+    </w:p>
+    <w:p>
+      <w:r>
+        <w:t>Post resistance: 11 Mohm</w:t>
+      </w:r>
+    </w:p>
+    <w:p>
+      <w:r>
+        <w:t>Loaded?: No</w:t>
       </w:r>
     </w:p>
     <w:p>
@@ -1824,33 +1929,22 @@
           <w:rFonts w:ascii="Times New Roman" w:hAnsi="Times New Roman"/>
         </w:rPr>
       </w:pPr>
-      <w:bookmarkStart w:id="12" w:name="_Toc236201520"/>
-      <w:r>
-        <w:rPr>
-          <w:rFonts w:ascii="Times New Roman" w:hAnsi="Times New Roman"/>
-        </w:rPr>
-        <w:t>20Hz-9201-CMF-</w:t>
-      </w:r>
-      <w:r>
-        <w:rPr>
-          <w:rFonts w:ascii="Times New Roman" w:hAnsi="Times New Roman"/>
-        </w:rPr>
-        <w:t>0.01</w:t>
-      </w:r>
-      <w:bookmarkEnd w:id="12"/>
+      <w:bookmarkStart w:id="10" w:name="_Toc236201520"/>
+      <w:r>
+        <w:rPr>
+          <w:rFonts w:ascii="Times New Roman" w:hAnsi="Times New Roman"/>
+        </w:rPr>
+        <w:lastRenderedPageBreak/>
+        <w:t>20Hz-9201-CMF-0.01</w:t>
+      </w:r>
+      <w:bookmarkEnd w:id="10"/>
     </w:p>
     <w:p>
       <w:r>
         <w:t>Specimen Type</w:t>
       </w:r>
       <w:r>
-        <w:t xml:space="preserve">: CMF </w:t>
-      </w:r>
-      <w:r>
-        <w:t>0.0</w:t>
-      </w:r>
-      <w:r>
-        <w:t>1% 12/06/2025 Campione 2</w:t>
+        <w:t>: CMF 0.01% 12/06/2025 Campione 2</w:t>
       </w:r>
     </w:p>
     <w:p>
@@ -1875,15 +1969,7 @@
     </w:p>
     <w:p>
       <w:r>
-        <w:t xml:space="preserve">Physical notes: eroded edges and faces. Dusty, dry. This was </w:t>
-      </w:r>
-      <w:proofErr w:type="gramStart"/>
-      <w:r>
-        <w:t>its</w:t>
-      </w:r>
-      <w:proofErr w:type="gramEnd"/>
-      <w:r>
-        <w:t xml:space="preserve"> first test of the day.</w:t>
+        <w:t>Physical notes: eroded edges and faces. Dusty, dry. This was its first test of the day.</w:t>
       </w:r>
     </w:p>
     <w:p>
@@ -1898,54 +1984,22 @@
     </w:p>
     <w:p>
       <w:r>
-        <w:t xml:space="preserve">Shunt resistor: 1 </w:t>
-      </w:r>
-      <w:proofErr w:type="spellStart"/>
-      <w:r>
-        <w:t>Mohm</w:t>
-      </w:r>
-      <w:proofErr w:type="spellEnd"/>
-    </w:p>
-    <w:p>
-      <w:r>
-        <w:t>Baseline material resistance: 1.</w:t>
-      </w:r>
-      <w:r>
-        <w:t>4</w:t>
-      </w:r>
-      <w:r>
-        <w:t xml:space="preserve"> </w:t>
-      </w:r>
-      <w:proofErr w:type="spellStart"/>
-      <w:r>
-        <w:t>Mohm</w:t>
-      </w:r>
-      <w:proofErr w:type="spellEnd"/>
-    </w:p>
-    <w:p>
-      <w:r>
-        <w:t xml:space="preserve">Post resistance: </w:t>
-      </w:r>
-      <w:r>
-        <w:t>7</w:t>
-      </w:r>
-      <w:r>
-        <w:t xml:space="preserve"> </w:t>
-      </w:r>
-      <w:proofErr w:type="spellStart"/>
-      <w:r>
-        <w:t>Mohm</w:t>
-      </w:r>
-      <w:proofErr w:type="spellEnd"/>
-    </w:p>
-    <w:p>
-      <w:proofErr w:type="gramStart"/>
-      <w:r>
-        <w:t>Loaded?:</w:t>
-      </w:r>
-      <w:proofErr w:type="gramEnd"/>
-      <w:r>
-        <w:t xml:space="preserve"> No</w:t>
+        <w:t>Shunt resistor: 1 Mohm</w:t>
+      </w:r>
+    </w:p>
+    <w:p>
+      <w:r>
+        <w:t>Baseline material resistance: 1.4 Mohm</w:t>
+      </w:r>
+    </w:p>
+    <w:p>
+      <w:r>
+        <w:t>Post resistance: 7 Mohm</w:t>
+      </w:r>
+    </w:p>
+    <w:p>
+      <w:r>
+        <w:t>Loaded?: No</w:t>
       </w:r>
     </w:p>
     <w:p>
@@ -1955,45 +2009,21 @@
           <w:rFonts w:ascii="Times New Roman" w:hAnsi="Times New Roman"/>
         </w:rPr>
       </w:pPr>
-      <w:bookmarkStart w:id="13" w:name="_Toc236201521"/>
-      <w:r>
-        <w:rPr>
-          <w:rFonts w:ascii="Times New Roman" w:hAnsi="Times New Roman"/>
-        </w:rPr>
-        <w:t>2</w:t>
-      </w:r>
-      <w:r>
-        <w:rPr>
-          <w:rFonts w:ascii="Times New Roman" w:hAnsi="Times New Roman"/>
-        </w:rPr>
-        <w:t>0Hz-9201-CMF-</w:t>
-      </w:r>
-      <w:r>
-        <w:rPr>
-          <w:rFonts w:ascii="Times New Roman" w:hAnsi="Times New Roman"/>
-        </w:rPr>
-        <w:t>0.</w:t>
-      </w:r>
-      <w:r>
-        <w:rPr>
-          <w:rFonts w:ascii="Times New Roman" w:hAnsi="Times New Roman"/>
-        </w:rPr>
-        <w:t>1</w:t>
-      </w:r>
-      <w:bookmarkEnd w:id="13"/>
+      <w:bookmarkStart w:id="11" w:name="_Toc236201521"/>
+      <w:r>
+        <w:rPr>
+          <w:rFonts w:ascii="Times New Roman" w:hAnsi="Times New Roman"/>
+        </w:rPr>
+        <w:t>20Hz-9201-CMF-0.1</w:t>
+      </w:r>
+      <w:bookmarkEnd w:id="11"/>
     </w:p>
     <w:p>
       <w:r>
         <w:t>Specimen Type</w:t>
       </w:r>
       <w:r>
-        <w:t xml:space="preserve">: CMF </w:t>
-      </w:r>
-      <w:r>
-        <w:t>0.</w:t>
-      </w:r>
-      <w:r>
-        <w:t>1% 12/06/2025 Campione 2</w:t>
+        <w:t>: CMF 0.1% 12/06/2025 Campione 2</w:t>
       </w:r>
     </w:p>
     <w:p>
@@ -2003,7 +2033,6 @@
     </w:p>
     <w:p>
       <w:r>
-        <w:lastRenderedPageBreak/>
         <w:t>Settle time: ~4 min</w:t>
       </w:r>
     </w:p>
@@ -2034,48 +2063,22 @@
     </w:p>
     <w:p>
       <w:r>
-        <w:t xml:space="preserve">Shunt resistor: 1 </w:t>
-      </w:r>
-      <w:proofErr w:type="spellStart"/>
-      <w:r>
-        <w:t>Mohm</w:t>
-      </w:r>
-      <w:proofErr w:type="spellEnd"/>
-    </w:p>
-    <w:p>
-      <w:r>
-        <w:t>Baseline material resistance: 1</w:t>
-      </w:r>
-      <w:r>
-        <w:t xml:space="preserve">60 </w:t>
-      </w:r>
-      <w:proofErr w:type="gramStart"/>
-      <w:r>
-        <w:t>ohm</w:t>
-      </w:r>
-      <w:proofErr w:type="gramEnd"/>
-    </w:p>
-    <w:p>
-      <w:r>
-        <w:t xml:space="preserve">Post resistance: </w:t>
-      </w:r>
-      <w:r>
-        <w:t xml:space="preserve">160 </w:t>
-      </w:r>
-      <w:proofErr w:type="gramStart"/>
-      <w:r>
-        <w:t>ohm</w:t>
-      </w:r>
-      <w:proofErr w:type="gramEnd"/>
-    </w:p>
-    <w:p>
-      <w:proofErr w:type="gramStart"/>
-      <w:r>
-        <w:t>Loaded?:</w:t>
-      </w:r>
-      <w:proofErr w:type="gramEnd"/>
-      <w:r>
-        <w:t xml:space="preserve"> No</w:t>
+        <w:t>Shunt resistor: 1 Mohm</w:t>
+      </w:r>
+    </w:p>
+    <w:p>
+      <w:r>
+        <w:t>Baseline material resistance: 160 ohm</w:t>
+      </w:r>
+    </w:p>
+    <w:p>
+      <w:r>
+        <w:t>Post resistance: 160 ohm</w:t>
+      </w:r>
+    </w:p>
+    <w:p>
+      <w:r>
+        <w:t>Loaded?: No</w:t>
       </w:r>
     </w:p>
     <w:p>
@@ -2085,39 +2088,22 @@
           <w:rFonts w:ascii="Times New Roman" w:hAnsi="Times New Roman"/>
         </w:rPr>
       </w:pPr>
-      <w:bookmarkStart w:id="14" w:name="_Toc236201522"/>
-      <w:r>
-        <w:rPr>
-          <w:rFonts w:ascii="Times New Roman" w:hAnsi="Times New Roman"/>
-        </w:rPr>
-        <w:t>2</w:t>
-      </w:r>
-      <w:r>
-        <w:rPr>
-          <w:rFonts w:ascii="Times New Roman" w:hAnsi="Times New Roman"/>
-        </w:rPr>
-        <w:t>0Hz-9201-CMF-0.</w:t>
-      </w:r>
-      <w:r>
-        <w:rPr>
-          <w:rFonts w:ascii="Times New Roman" w:hAnsi="Times New Roman"/>
-        </w:rPr>
-        <w:t>5</w:t>
-      </w:r>
-      <w:bookmarkEnd w:id="14"/>
+      <w:bookmarkStart w:id="12" w:name="_Toc236201522"/>
+      <w:r>
+        <w:rPr>
+          <w:rFonts w:ascii="Times New Roman" w:hAnsi="Times New Roman"/>
+        </w:rPr>
+        <w:lastRenderedPageBreak/>
+        <w:t>20Hz-9201-CMF-0.5</w:t>
+      </w:r>
+      <w:bookmarkEnd w:id="12"/>
     </w:p>
     <w:p>
       <w:r>
         <w:t>Specimen Type</w:t>
       </w:r>
       <w:r>
-        <w:t>: CMF 0.</w:t>
-      </w:r>
-      <w:r>
-        <w:t>5</w:t>
-      </w:r>
-      <w:r>
-        <w:t>% 12/06/2025 Campione 2</w:t>
+        <w:t>: CMF 0.5% 12/06/2025 Campione 2</w:t>
       </w:r>
     </w:p>
     <w:p>
@@ -2157,60 +2143,22 @@
     </w:p>
     <w:p>
       <w:r>
-        <w:t xml:space="preserve">Shunt resistor: 1 </w:t>
-      </w:r>
-      <w:proofErr w:type="spellStart"/>
-      <w:r>
-        <w:t>Mohm</w:t>
-      </w:r>
-      <w:proofErr w:type="spellEnd"/>
-    </w:p>
-    <w:p>
-      <w:r>
-        <w:t>Baseline material resistance: 1</w:t>
-      </w:r>
-      <w:r>
-        <w:t>.1</w:t>
-      </w:r>
-      <w:r>
-        <w:t xml:space="preserve"> </w:t>
-      </w:r>
-      <w:proofErr w:type="spellStart"/>
-      <w:r>
-        <w:t>k</w:t>
-      </w:r>
-      <w:r>
-        <w:t>ohm</w:t>
-      </w:r>
-      <w:proofErr w:type="spellEnd"/>
-    </w:p>
-    <w:p>
-      <w:r>
-        <w:t>Post resistance: 0</w:t>
-      </w:r>
-      <w:r>
-        <w:t>.8</w:t>
-      </w:r>
-      <w:r>
-        <w:t xml:space="preserve"> </w:t>
-      </w:r>
-      <w:proofErr w:type="spellStart"/>
-      <w:r>
-        <w:t>k</w:t>
-      </w:r>
-      <w:r>
-        <w:t>ohm</w:t>
-      </w:r>
-      <w:proofErr w:type="spellEnd"/>
-    </w:p>
-    <w:p>
-      <w:proofErr w:type="gramStart"/>
-      <w:r>
-        <w:t>Loaded?:</w:t>
-      </w:r>
-      <w:proofErr w:type="gramEnd"/>
-      <w:r>
-        <w:t xml:space="preserve"> No</w:t>
+        <w:t>Shunt resistor: 1 Mohm</w:t>
+      </w:r>
+    </w:p>
+    <w:p>
+      <w:r>
+        <w:t>Baseline material resistance: 1.1 kohm</w:t>
+      </w:r>
+    </w:p>
+    <w:p>
+      <w:r>
+        <w:t>Post resistance: 0.8 kohm</w:t>
+      </w:r>
+    </w:p>
+    <w:p>
+      <w:r>
+        <w:t>Loaded?: No</w:t>
       </w:r>
     </w:p>
     <w:p>
@@ -2220,14 +2168,14 @@
           <w:rFonts w:ascii="Times New Roman" w:hAnsi="Times New Roman"/>
         </w:rPr>
       </w:pPr>
-      <w:bookmarkStart w:id="15" w:name="_Toc236201523"/>
+      <w:bookmarkStart w:id="13" w:name="_Toc236201523"/>
       <w:r>
         <w:rPr>
           <w:rFonts w:ascii="Times New Roman" w:hAnsi="Times New Roman"/>
         </w:rPr>
         <w:t>10Hz-9201-CMF-0.1</w:t>
       </w:r>
-      <w:bookmarkEnd w:id="15"/>
+      <w:bookmarkEnd w:id="13"/>
     </w:p>
     <w:p>
       <w:r>
@@ -2249,7 +2197,6 @@
     </w:p>
     <w:p>
       <w:r>
-        <w:lastRenderedPageBreak/>
         <w:t>Dimensions: 5.2 cm cube</w:t>
       </w:r>
     </w:p>
@@ -2275,54 +2222,22 @@
     </w:p>
     <w:p>
       <w:r>
-        <w:t xml:space="preserve">Shunt resistor: 1 </w:t>
-      </w:r>
-      <w:proofErr w:type="spellStart"/>
-      <w:r>
-        <w:t>Mohm</w:t>
-      </w:r>
-      <w:proofErr w:type="spellEnd"/>
-    </w:p>
-    <w:p>
-      <w:r>
-        <w:t>Baseline material resistance: 1</w:t>
-      </w:r>
-      <w:r>
-        <w:t>25</w:t>
-      </w:r>
-      <w:r>
-        <w:t xml:space="preserve"> </w:t>
-      </w:r>
-      <w:proofErr w:type="gramStart"/>
-      <w:r>
-        <w:t>ohm</w:t>
-      </w:r>
-      <w:proofErr w:type="gramEnd"/>
-    </w:p>
-    <w:p>
-      <w:r>
-        <w:t>Post resistance: 1</w:t>
-      </w:r>
-      <w:r>
-        <w:t>26</w:t>
-      </w:r>
-      <w:r>
-        <w:t xml:space="preserve"> </w:t>
-      </w:r>
-      <w:proofErr w:type="gramStart"/>
-      <w:r>
-        <w:t>ohm</w:t>
-      </w:r>
-      <w:proofErr w:type="gramEnd"/>
-    </w:p>
-    <w:p>
-      <w:proofErr w:type="gramStart"/>
-      <w:r>
-        <w:t>Loaded?:</w:t>
-      </w:r>
-      <w:proofErr w:type="gramEnd"/>
-      <w:r>
-        <w:t xml:space="preserve"> No</w:t>
+        <w:t>Shunt resistor: 1 Mohm</w:t>
+      </w:r>
+    </w:p>
+    <w:p>
+      <w:r>
+        <w:t>Baseline material resistance: 125 ohm</w:t>
+      </w:r>
+    </w:p>
+    <w:p>
+      <w:r>
+        <w:t>Post resistance: 126 ohm</w:t>
+      </w:r>
+    </w:p>
+    <w:p>
+      <w:r>
+        <w:t>Loaded?: No</w:t>
       </w:r>
     </w:p>
     <w:p>
@@ -2332,33 +2247,22 @@
           <w:rFonts w:ascii="Times New Roman" w:hAnsi="Times New Roman"/>
         </w:rPr>
       </w:pPr>
-      <w:bookmarkStart w:id="16" w:name="_Toc236201524"/>
-      <w:r>
-        <w:rPr>
-          <w:rFonts w:ascii="Times New Roman" w:hAnsi="Times New Roman"/>
-        </w:rPr>
-        <w:t>10Hz-9201-CMF-0.</w:t>
-      </w:r>
-      <w:r>
-        <w:rPr>
-          <w:rFonts w:ascii="Times New Roman" w:hAnsi="Times New Roman"/>
-        </w:rPr>
-        <w:t>5</w:t>
-      </w:r>
-      <w:bookmarkEnd w:id="16"/>
+      <w:bookmarkStart w:id="14" w:name="_Toc236201524"/>
+      <w:r>
+        <w:rPr>
+          <w:rFonts w:ascii="Times New Roman" w:hAnsi="Times New Roman"/>
+        </w:rPr>
+        <w:lastRenderedPageBreak/>
+        <w:t>10Hz-9201-CMF-0.5</w:t>
+      </w:r>
+      <w:bookmarkEnd w:id="14"/>
     </w:p>
     <w:p>
       <w:r>
         <w:t>Specimen Type</w:t>
       </w:r>
       <w:r>
-        <w:t>: CMF 0.</w:t>
-      </w:r>
-      <w:r>
-        <w:t>5</w:t>
-      </w:r>
-      <w:r>
-        <w:t>% 12/06/2025 Campione 2</w:t>
+        <w:t>: CMF 0.5% 12/06/2025 Campione 2</w:t>
       </w:r>
     </w:p>
     <w:p>
@@ -2398,13 +2302,8 @@
     </w:p>
     <w:p>
       <w:r>
-        <w:t xml:space="preserve">Shunt resistor: 1 </w:t>
-      </w:r>
-      <w:proofErr w:type="spellStart"/>
-      <w:r>
-        <w:t>Mohm</w:t>
-      </w:r>
-      <w:proofErr w:type="spellEnd"/>
+        <w:t>Shunt resistor: 1 Mohm</w:t>
+      </w:r>
     </w:p>
     <w:p>
       <w:r>
@@ -2416,39 +2315,27 @@
       <w:r>
         <w:t xml:space="preserve"> </w:t>
       </w:r>
-      <w:proofErr w:type="spellStart"/>
       <w:r>
         <w:t>k</w:t>
       </w:r>
       <w:r>
         <w:t>ohm</w:t>
       </w:r>
-      <w:proofErr w:type="spellEnd"/>
     </w:p>
     <w:p>
       <w:r>
         <w:t>Post resistance: 1</w:t>
       </w:r>
       <w:r>
-        <w:t xml:space="preserve">.1 </w:t>
-      </w:r>
-      <w:proofErr w:type="spellStart"/>
-      <w:r>
-        <w:t>k</w:t>
+        <w:t>.1 k</w:t>
       </w:r>
       <w:r>
         <w:t>ohm</w:t>
       </w:r>
-      <w:proofErr w:type="spellEnd"/>
-    </w:p>
-    <w:p>
-      <w:proofErr w:type="gramStart"/>
-      <w:r>
-        <w:t>Loaded?:</w:t>
-      </w:r>
-      <w:proofErr w:type="gramEnd"/>
-      <w:r>
-        <w:t xml:space="preserve"> No</w:t>
+    </w:p>
+    <w:p>
+      <w:r>
+        <w:t>Loaded?: No</w:t>
       </w:r>
     </w:p>
     <w:p>
@@ -2458,20 +2345,14 @@
           <w:rFonts w:ascii="Times New Roman" w:hAnsi="Times New Roman"/>
         </w:rPr>
       </w:pPr>
-      <w:bookmarkStart w:id="17" w:name="_Toc236201525"/>
-      <w:r>
-        <w:rPr>
-          <w:rFonts w:ascii="Times New Roman" w:hAnsi="Times New Roman"/>
-        </w:rPr>
-        <w:t>5</w:t>
-      </w:r>
-      <w:r>
-        <w:rPr>
-          <w:rFonts w:ascii="Times New Roman" w:hAnsi="Times New Roman"/>
-        </w:rPr>
-        <w:t>Hz-9201-CMF-0.1</w:t>
-      </w:r>
-      <w:bookmarkEnd w:id="17"/>
+      <w:bookmarkStart w:id="15" w:name="_Toc236201525"/>
+      <w:r>
+        <w:rPr>
+          <w:rFonts w:ascii="Times New Roman" w:hAnsi="Times New Roman"/>
+        </w:rPr>
+        <w:t>5Hz-9201-CMF-0.1</w:t>
+      </w:r>
+      <w:bookmarkEnd w:id="15"/>
     </w:p>
     <w:p>
       <w:r>
@@ -2498,7 +2379,6 @@
     </w:p>
     <w:p>
       <w:r>
-        <w:lastRenderedPageBreak/>
         <w:t>Space between meshes: 1.5 cm</w:t>
       </w:r>
     </w:p>
@@ -2519,54 +2399,22 @@
     </w:p>
     <w:p>
       <w:r>
-        <w:t xml:space="preserve">Shunt resistor: 1 </w:t>
-      </w:r>
-      <w:proofErr w:type="spellStart"/>
-      <w:r>
-        <w:t>Mohm</w:t>
-      </w:r>
-      <w:proofErr w:type="spellEnd"/>
-    </w:p>
-    <w:p>
-      <w:r>
-        <w:t>Baseline material resistance: 1</w:t>
-      </w:r>
-      <w:r>
-        <w:t>30</w:t>
-      </w:r>
-      <w:r>
-        <w:t xml:space="preserve"> </w:t>
-      </w:r>
-      <w:proofErr w:type="gramStart"/>
-      <w:r>
-        <w:t>ohm</w:t>
-      </w:r>
-      <w:proofErr w:type="gramEnd"/>
-    </w:p>
-    <w:p>
-      <w:r>
-        <w:t>Post resistance: 1</w:t>
-      </w:r>
-      <w:r>
-        <w:t>36</w:t>
-      </w:r>
-      <w:r>
-        <w:t xml:space="preserve"> </w:t>
-      </w:r>
-      <w:proofErr w:type="gramStart"/>
-      <w:r>
-        <w:t>ohm</w:t>
-      </w:r>
-      <w:proofErr w:type="gramEnd"/>
-    </w:p>
-    <w:p>
-      <w:proofErr w:type="gramStart"/>
-      <w:r>
-        <w:t>Loaded?:</w:t>
-      </w:r>
-      <w:proofErr w:type="gramEnd"/>
-      <w:r>
-        <w:t xml:space="preserve"> No</w:t>
+        <w:t>Shunt resistor: 1 Mohm</w:t>
+      </w:r>
+    </w:p>
+    <w:p>
+      <w:r>
+        <w:t>Baseline material resistance: 130 ohm</w:t>
+      </w:r>
+    </w:p>
+    <w:p>
+      <w:r>
+        <w:t>Post resistance: 136 ohm</w:t>
+      </w:r>
+    </w:p>
+    <w:p>
+      <w:r>
+        <w:t>Loaded?: No</w:t>
       </w:r>
     </w:p>
     <w:p>
@@ -2576,39 +2424,22 @@
           <w:rFonts w:ascii="Times New Roman" w:hAnsi="Times New Roman"/>
         </w:rPr>
       </w:pPr>
-      <w:bookmarkStart w:id="18" w:name="_Toc236201526"/>
-      <w:r>
-        <w:rPr>
-          <w:rFonts w:ascii="Times New Roman" w:hAnsi="Times New Roman"/>
-        </w:rPr>
-        <w:t>5</w:t>
-      </w:r>
-      <w:r>
-        <w:rPr>
-          <w:rFonts w:ascii="Times New Roman" w:hAnsi="Times New Roman"/>
-        </w:rPr>
-        <w:t>Hz-9201-CMF-0.</w:t>
-      </w:r>
-      <w:r>
-        <w:rPr>
-          <w:rFonts w:ascii="Times New Roman" w:hAnsi="Times New Roman"/>
-        </w:rPr>
-        <w:t>5</w:t>
-      </w:r>
-      <w:bookmarkEnd w:id="18"/>
+      <w:bookmarkStart w:id="16" w:name="_Toc236201526"/>
+      <w:r>
+        <w:rPr>
+          <w:rFonts w:ascii="Times New Roman" w:hAnsi="Times New Roman"/>
+        </w:rPr>
+        <w:lastRenderedPageBreak/>
+        <w:t>5Hz-9201-CMF-0.5</w:t>
+      </w:r>
+      <w:bookmarkEnd w:id="16"/>
     </w:p>
     <w:p>
       <w:r>
         <w:t>Specimen Type</w:t>
       </w:r>
       <w:r>
-        <w:t>: CMF 0.</w:t>
-      </w:r>
-      <w:r>
-        <w:t>5</w:t>
-      </w:r>
-      <w:r>
-        <w:t>% 12/06/2025 Campione 2</w:t>
+        <w:t>: CMF 0.5% 12/06/2025 Campione 2</w:t>
       </w:r>
     </w:p>
     <w:p>
@@ -2648,54 +2479,22 @@
     </w:p>
     <w:p>
       <w:r>
-        <w:t xml:space="preserve">Shunt resistor: 1 </w:t>
-      </w:r>
-      <w:proofErr w:type="spellStart"/>
-      <w:r>
-        <w:t>Mohm</w:t>
-      </w:r>
-      <w:proofErr w:type="spellEnd"/>
-    </w:p>
-    <w:p>
-      <w:r>
-        <w:t>Baseline material resistance: 1</w:t>
-      </w:r>
-      <w:r>
-        <w:t xml:space="preserve">.2 </w:t>
-      </w:r>
-      <w:proofErr w:type="spellStart"/>
-      <w:r>
-        <w:t>k</w:t>
-      </w:r>
-      <w:r>
-        <w:t>ohm</w:t>
-      </w:r>
-      <w:proofErr w:type="spellEnd"/>
-    </w:p>
-    <w:p>
-      <w:r>
-        <w:t xml:space="preserve">Post resistance: </w:t>
-      </w:r>
-      <w:r>
-        <w:t xml:space="preserve">0.9 </w:t>
-      </w:r>
-      <w:proofErr w:type="spellStart"/>
-      <w:r>
-        <w:t>k</w:t>
-      </w:r>
-      <w:r>
-        <w:t>ohm</w:t>
-      </w:r>
-      <w:proofErr w:type="spellEnd"/>
-    </w:p>
-    <w:p>
-      <w:proofErr w:type="gramStart"/>
-      <w:r>
-        <w:t>Loaded?:</w:t>
-      </w:r>
-      <w:proofErr w:type="gramEnd"/>
-      <w:r>
-        <w:t xml:space="preserve"> No</w:t>
+        <w:t>Shunt resistor: 1 Mohm</w:t>
+      </w:r>
+    </w:p>
+    <w:p>
+      <w:r>
+        <w:t>Baseline material resistance: 1.2 kohm</w:t>
+      </w:r>
+    </w:p>
+    <w:p>
+      <w:r>
+        <w:t>Post resistance: 0.9 kohm</w:t>
+      </w:r>
+    </w:p>
+    <w:p>
+      <w:r>
+        <w:t>Loaded?: No</w:t>
       </w:r>
     </w:p>
     <w:p/>

--- a/DAQ_design/Assisi/v0.2.1/code/data_processing_offline/V0.2.1-experiment-stats.docx
+++ b/DAQ_design/Assisi/v0.2.1/code/data_processing_offline/V0.2.1-experiment-stats.docx
@@ -1708,7 +1708,6 @@
         <w:rPr>
           <w:rFonts w:ascii="Times New Roman" w:hAnsi="Times New Roman"/>
         </w:rPr>
-        <w:lastRenderedPageBreak/>
         <w:t>5</w:t>
       </w:r>
       <w:r>
@@ -1833,7 +1832,13 @@
         <w:rPr>
           <w:rFonts w:ascii="Times New Roman" w:hAnsi="Times New Roman"/>
         </w:rPr>
-        <w:t>28</w:t>
+        <w:t>2</w:t>
+      </w:r>
+      <w:r>
+        <w:rPr>
+          <w:rFonts w:ascii="Times New Roman" w:hAnsi="Times New Roman"/>
+        </w:rPr>
+        <w:t>9</w:t>
       </w:r>
       <w:r>
         <w:rPr>
@@ -1904,6 +1909,7 @@
     </w:p>
     <w:p>
       <w:r>
+        <w:lastRenderedPageBreak/>
         <w:t>Shunt resistor: 1 Mohm</w:t>
       </w:r>
     </w:p>
@@ -1924,6 +1930,72 @@
     </w:p>
     <w:p>
       <w:pPr>
+        <w:pStyle w:val="Heading4"/>
+      </w:pPr>
+      <w:r>
+        <w:t>Pre</w:t>
+      </w:r>
+    </w:p>
+    <w:p>
+      <w:pPr>
+        <w:jc w:val="center"/>
+      </w:pPr>
+      <w:r>
+        <w:drawing>
+          <wp:inline distT="0" distB="0" distL="0" distR="0" wp14:anchorId="47E492CC" wp14:editId="26E06B63">
+            <wp:extent cx="2806844" cy="1638384"/>
+            <wp:effectExtent l="0" t="0" r="0" b="0"/>
+            <wp:docPr id="128693377" name="Picture 1"/>
+            <wp:cNvGraphicFramePr>
+              <a:graphicFrameLocks xmlns:a="http://schemas.openxmlformats.org/drawingml/2006/main" noChangeAspect="1"/>
+            </wp:cNvGraphicFramePr>
+            <a:graphic xmlns:a="http://schemas.openxmlformats.org/drawingml/2006/main">
+              <a:graphicData uri="http://schemas.openxmlformats.org/drawingml/2006/picture">
+                <pic:pic xmlns:pic="http://schemas.openxmlformats.org/drawingml/2006/picture">
+                  <pic:nvPicPr>
+                    <pic:cNvPr id="128693377" name=""/>
+                    <pic:cNvPicPr/>
+                  </pic:nvPicPr>
+                  <pic:blipFill>
+                    <a:blip r:embed="rId10"/>
+                    <a:stretch>
+                      <a:fillRect/>
+                    </a:stretch>
+                  </pic:blipFill>
+                  <pic:spPr>
+                    <a:xfrm>
+                      <a:off x="0" y="0"/>
+                      <a:ext cx="2806844" cy="1638384"/>
+                    </a:xfrm>
+                    <a:prstGeom prst="rect">
+                      <a:avLst/>
+                    </a:prstGeom>
+                  </pic:spPr>
+                </pic:pic>
+              </a:graphicData>
+            </a:graphic>
+          </wp:inline>
+        </w:drawing>
+      </w:r>
+    </w:p>
+    <w:p>
+      <w:pPr>
+        <w:pStyle w:val="Heading4"/>
+      </w:pPr>
+      <w:r>
+        <w:t>Instron</w:t>
+      </w:r>
+    </w:p>
+    <w:p>
+      <w:pPr>
+        <w:pStyle w:val="Heading4"/>
+      </w:pPr>
+      <w:r>
+        <w:t>Post</w:t>
+      </w:r>
+    </w:p>
+    <w:p>
+      <w:pPr>
         <w:pStyle w:val="Heading3"/>
         <w:rPr>
           <w:rFonts w:ascii="Times New Roman" w:hAnsi="Times New Roman"/>
@@ -1934,17 +2006,162 @@
         <w:rPr>
           <w:rFonts w:ascii="Times New Roman" w:hAnsi="Times New Roman"/>
         </w:rPr>
+        <w:t>20Hz-9201-CMF-0.01</w:t>
+      </w:r>
+      <w:bookmarkEnd w:id="10"/>
+    </w:p>
+    <w:p>
+      <w:r>
+        <w:t>Specimen Type</w:t>
+      </w:r>
+      <w:r>
+        <w:t>: CMF 0.01% 12/06/2025 Campione 2</w:t>
+      </w:r>
+    </w:p>
+    <w:p>
+      <w:r>
+        <w:t>Discharge time: ~1 min</w:t>
+      </w:r>
+    </w:p>
+    <w:p>
+      <w:r>
+        <w:t>Settle time: ~4 min</w:t>
+      </w:r>
+    </w:p>
+    <w:p>
+      <w:r>
+        <w:t>Dimensions: 5.2 cm cube</w:t>
+      </w:r>
+    </w:p>
+    <w:p>
+      <w:r>
+        <w:t>Space between meshes: 1.5 cm</w:t>
+      </w:r>
+    </w:p>
+    <w:p>
+      <w:r>
+        <w:t>Physical notes: eroded edges and faces. Dusty, dry. This was its first test of the day.</w:t>
+      </w:r>
+    </w:p>
+    <w:p>
+      <w:r>
+        <w:t>NI card: NI 9201</w:t>
+      </w:r>
+    </w:p>
+    <w:p>
+      <w:r>
+        <w:t>PSU: 9V 6A max</w:t>
+      </w:r>
+    </w:p>
+    <w:p>
+      <w:r>
+        <w:t>Shunt resistor: 1 Mohm</w:t>
+      </w:r>
+    </w:p>
+    <w:p>
+      <w:r>
+        <w:t>Baseline material resistance: 1.4 Mohm</w:t>
+      </w:r>
+    </w:p>
+    <w:p>
+      <w:r>
+        <w:t>Post resistance: 7 Mohm</w:t>
+      </w:r>
+    </w:p>
+    <w:p>
+      <w:r>
+        <w:t>Loaded?: No</w:t>
+      </w:r>
+    </w:p>
+    <w:p>
+      <w:pPr>
+        <w:pStyle w:val="Heading4"/>
+      </w:pPr>
+      <w:r>
         <w:lastRenderedPageBreak/>
-        <w:t>20Hz-9201-CMF-0.01</w:t>
-      </w:r>
-      <w:bookmarkEnd w:id="10"/>
+        <w:t>Pre</w:t>
+      </w:r>
+    </w:p>
+    <w:p>
+      <w:pPr>
+        <w:jc w:val="center"/>
+      </w:pPr>
+      <w:r>
+        <w:drawing>
+          <wp:inline distT="0" distB="0" distL="0" distR="0" wp14:anchorId="66AC8851" wp14:editId="03F687E3">
+            <wp:extent cx="2825895" cy="1530429"/>
+            <wp:effectExtent l="0" t="0" r="0" b="0"/>
+            <wp:docPr id="481868428" name="Picture 1"/>
+            <wp:cNvGraphicFramePr>
+              <a:graphicFrameLocks xmlns:a="http://schemas.openxmlformats.org/drawingml/2006/main" noChangeAspect="1"/>
+            </wp:cNvGraphicFramePr>
+            <a:graphic xmlns:a="http://schemas.openxmlformats.org/drawingml/2006/main">
+              <a:graphicData uri="http://schemas.openxmlformats.org/drawingml/2006/picture">
+                <pic:pic xmlns:pic="http://schemas.openxmlformats.org/drawingml/2006/picture">
+                  <pic:nvPicPr>
+                    <pic:cNvPr id="481868428" name=""/>
+                    <pic:cNvPicPr/>
+                  </pic:nvPicPr>
+                  <pic:blipFill>
+                    <a:blip r:embed="rId11"/>
+                    <a:stretch>
+                      <a:fillRect/>
+                    </a:stretch>
+                  </pic:blipFill>
+                  <pic:spPr>
+                    <a:xfrm>
+                      <a:off x="0" y="0"/>
+                      <a:ext cx="2825895" cy="1530429"/>
+                    </a:xfrm>
+                    <a:prstGeom prst="rect">
+                      <a:avLst/>
+                    </a:prstGeom>
+                  </pic:spPr>
+                </pic:pic>
+              </a:graphicData>
+            </a:graphic>
+          </wp:inline>
+        </w:drawing>
+      </w:r>
+    </w:p>
+    <w:p>
+      <w:pPr>
+        <w:pStyle w:val="Heading4"/>
+      </w:pPr>
+      <w:r>
+        <w:t>Instron</w:t>
+      </w:r>
+    </w:p>
+    <w:p>
+      <w:pPr>
+        <w:pStyle w:val="Heading4"/>
+      </w:pPr>
+      <w:r>
+        <w:t>Post</w:t>
+      </w:r>
+    </w:p>
+    <w:p>
+      <w:pPr>
+        <w:pStyle w:val="Heading3"/>
+        <w:rPr>
+          <w:rFonts w:ascii="Times New Roman" w:hAnsi="Times New Roman"/>
+        </w:rPr>
+      </w:pPr>
+      <w:bookmarkStart w:id="11" w:name="_Toc236201521"/>
+      <w:r>
+        <w:rPr>
+          <w:rFonts w:ascii="Times New Roman" w:hAnsi="Times New Roman"/>
+        </w:rPr>
+        <w:t>20Hz-9201-CMF-0.1</w:t>
+      </w:r>
+      <w:bookmarkEnd w:id="11"/>
     </w:p>
     <w:p>
       <w:r>
         <w:t>Specimen Type</w:t>
       </w:r>
       <w:r>
-        <w:t>: CMF 0.01% 12/06/2025 Campione 2</w:t>
+        <w:t>: CMF 0.1% 12/06/2025 Campione 2</w:t>
       </w:r>
     </w:p>
     <w:p>
@@ -1969,7 +2186,7 @@
     </w:p>
     <w:p>
       <w:r>
-        <w:t>Physical notes: eroded edges and faces. Dusty, dry. This was its first test of the day.</w:t>
+        <w:t>Physical notes: eroded edges and faces. Dusty, dry. This was the first test of the day.</w:t>
       </w:r>
     </w:p>
     <w:p>
@@ -1989,12 +2206,12 @@
     </w:p>
     <w:p>
       <w:r>
-        <w:t>Baseline material resistance: 1.4 Mohm</w:t>
-      </w:r>
-    </w:p>
-    <w:p>
-      <w:r>
-        <w:t>Post resistance: 7 Mohm</w:t>
+        <w:t>Baseline material resistance: 160 ohm</w:t>
+      </w:r>
+    </w:p>
+    <w:p>
+      <w:r>
+        <w:t>Post resistance: 160 ohm</w:t>
       </w:r>
     </w:p>
     <w:p>
@@ -2004,25 +2221,239 @@
     </w:p>
     <w:p>
       <w:pPr>
+        <w:pStyle w:val="Heading4"/>
+      </w:pPr>
+      <w:r>
+        <w:t>Pre</w:t>
+      </w:r>
+    </w:p>
+    <w:p>
+      <w:pPr>
+        <w:jc w:val="center"/>
+      </w:pPr>
+      <w:r>
+        <w:drawing>
+          <wp:inline distT="0" distB="0" distL="0" distR="0" wp14:anchorId="0F03EC76" wp14:editId="24931A86">
+            <wp:extent cx="2806844" cy="1511378"/>
+            <wp:effectExtent l="0" t="0" r="0" b="0"/>
+            <wp:docPr id="1096821469" name="Picture 1"/>
+            <wp:cNvGraphicFramePr>
+              <a:graphicFrameLocks xmlns:a="http://schemas.openxmlformats.org/drawingml/2006/main" noChangeAspect="1"/>
+            </wp:cNvGraphicFramePr>
+            <a:graphic xmlns:a="http://schemas.openxmlformats.org/drawingml/2006/main">
+              <a:graphicData uri="http://schemas.openxmlformats.org/drawingml/2006/picture">
+                <pic:pic xmlns:pic="http://schemas.openxmlformats.org/drawingml/2006/picture">
+                  <pic:nvPicPr>
+                    <pic:cNvPr id="1096821469" name=""/>
+                    <pic:cNvPicPr/>
+                  </pic:nvPicPr>
+                  <pic:blipFill>
+                    <a:blip r:embed="rId12"/>
+                    <a:stretch>
+                      <a:fillRect/>
+                    </a:stretch>
+                  </pic:blipFill>
+                  <pic:spPr>
+                    <a:xfrm>
+                      <a:off x="0" y="0"/>
+                      <a:ext cx="2806844" cy="1511378"/>
+                    </a:xfrm>
+                    <a:prstGeom prst="rect">
+                      <a:avLst/>
+                    </a:prstGeom>
+                  </pic:spPr>
+                </pic:pic>
+              </a:graphicData>
+            </a:graphic>
+          </wp:inline>
+        </w:drawing>
+      </w:r>
+    </w:p>
+    <w:p>
+      <w:pPr>
+        <w:pStyle w:val="Heading4"/>
+      </w:pPr>
+      <w:r>
+        <w:lastRenderedPageBreak/>
+        <w:t>Instron</w:t>
+      </w:r>
+    </w:p>
+    <w:p>
+      <w:pPr>
+        <w:pStyle w:val="Heading4"/>
+      </w:pPr>
+      <w:r>
+        <w:t>Post</w:t>
+      </w:r>
+    </w:p>
+    <w:p/>
+    <w:p>
+      <w:pPr>
         <w:pStyle w:val="Heading3"/>
         <w:rPr>
           <w:rFonts w:ascii="Times New Roman" w:hAnsi="Times New Roman"/>
         </w:rPr>
       </w:pPr>
-      <w:bookmarkStart w:id="11" w:name="_Toc236201521"/>
-      <w:r>
-        <w:rPr>
-          <w:rFonts w:ascii="Times New Roman" w:hAnsi="Times New Roman"/>
-        </w:rPr>
-        <w:t>20Hz-9201-CMF-0.1</w:t>
-      </w:r>
-      <w:bookmarkEnd w:id="11"/>
+      <w:bookmarkStart w:id="12" w:name="_Toc236201522"/>
+      <w:r>
+        <w:rPr>
+          <w:rFonts w:ascii="Times New Roman" w:hAnsi="Times New Roman"/>
+        </w:rPr>
+        <w:t>20Hz-9201-CMF-0.5</w:t>
+      </w:r>
+      <w:bookmarkEnd w:id="12"/>
     </w:p>
     <w:p>
       <w:r>
         <w:t>Specimen Type</w:t>
       </w:r>
       <w:r>
+        <w:t>: CMF 0.5% 12/06/2025 Campione 2</w:t>
+      </w:r>
+    </w:p>
+    <w:p>
+      <w:r>
+        <w:t>Discharge time: ~1 min</w:t>
+      </w:r>
+    </w:p>
+    <w:p>
+      <w:r>
+        <w:t>Settle time: ~4 min</w:t>
+      </w:r>
+    </w:p>
+    <w:p>
+      <w:r>
+        <w:t>Dimensions: 5.2 cm cube</w:t>
+      </w:r>
+    </w:p>
+    <w:p>
+      <w:r>
+        <w:t>Space between meshes: 1.5 cm</w:t>
+      </w:r>
+    </w:p>
+    <w:p>
+      <w:r>
+        <w:t>Physical notes: eroded edges and faces. Dusty, dry. This was the first test of the day.</w:t>
+      </w:r>
+    </w:p>
+    <w:p>
+      <w:r>
+        <w:t>NI card: NI 9201</w:t>
+      </w:r>
+    </w:p>
+    <w:p>
+      <w:r>
+        <w:t>PSU: 9V 6A max</w:t>
+      </w:r>
+    </w:p>
+    <w:p>
+      <w:r>
+        <w:t>Shunt resistor: 1 Mohm</w:t>
+      </w:r>
+    </w:p>
+    <w:p>
+      <w:r>
+        <w:t>Baseline material resistance: 1.1 kohm</w:t>
+      </w:r>
+    </w:p>
+    <w:p>
+      <w:r>
+        <w:t>Post resistance: 0.8 kohm</w:t>
+      </w:r>
+    </w:p>
+    <w:p>
+      <w:r>
+        <w:t>Loaded?: No</w:t>
+      </w:r>
+    </w:p>
+    <w:p>
+      <w:pPr>
+        <w:pStyle w:val="Heading4"/>
+      </w:pPr>
+      <w:r>
+        <w:t>Pre</w:t>
+      </w:r>
+    </w:p>
+    <w:p>
+      <w:pPr>
+        <w:jc w:val="center"/>
+      </w:pPr>
+      <w:r>
+        <w:drawing>
+          <wp:inline distT="0" distB="0" distL="0" distR="0" wp14:anchorId="688365E7" wp14:editId="13E94BC0">
+            <wp:extent cx="2838596" cy="1524078"/>
+            <wp:effectExtent l="0" t="0" r="0" b="0"/>
+            <wp:docPr id="929532843" name="Picture 1"/>
+            <wp:cNvGraphicFramePr>
+              <a:graphicFrameLocks xmlns:a="http://schemas.openxmlformats.org/drawingml/2006/main" noChangeAspect="1"/>
+            </wp:cNvGraphicFramePr>
+            <a:graphic xmlns:a="http://schemas.openxmlformats.org/drawingml/2006/main">
+              <a:graphicData uri="http://schemas.openxmlformats.org/drawingml/2006/picture">
+                <pic:pic xmlns:pic="http://schemas.openxmlformats.org/drawingml/2006/picture">
+                  <pic:nvPicPr>
+                    <pic:cNvPr id="929532843" name=""/>
+                    <pic:cNvPicPr/>
+                  </pic:nvPicPr>
+                  <pic:blipFill>
+                    <a:blip r:embed="rId13"/>
+                    <a:stretch>
+                      <a:fillRect/>
+                    </a:stretch>
+                  </pic:blipFill>
+                  <pic:spPr>
+                    <a:xfrm>
+                      <a:off x="0" y="0"/>
+                      <a:ext cx="2838596" cy="1524078"/>
+                    </a:xfrm>
+                    <a:prstGeom prst="rect">
+                      <a:avLst/>
+                    </a:prstGeom>
+                  </pic:spPr>
+                </pic:pic>
+              </a:graphicData>
+            </a:graphic>
+          </wp:inline>
+        </w:drawing>
+      </w:r>
+    </w:p>
+    <w:p>
+      <w:pPr>
+        <w:pStyle w:val="Heading4"/>
+      </w:pPr>
+      <w:r>
+        <w:t>Instron</w:t>
+      </w:r>
+    </w:p>
+    <w:p>
+      <w:pPr>
+        <w:pStyle w:val="Heading4"/>
+      </w:pPr>
+      <w:r>
+        <w:t>Post</w:t>
+      </w:r>
+    </w:p>
+    <w:p/>
+    <w:p>
+      <w:pPr>
+        <w:pStyle w:val="Heading3"/>
+        <w:rPr>
+          <w:rFonts w:ascii="Times New Roman" w:hAnsi="Times New Roman"/>
+        </w:rPr>
+      </w:pPr>
+      <w:bookmarkStart w:id="13" w:name="_Toc236201523"/>
+      <w:r>
+        <w:rPr>
+          <w:rFonts w:ascii="Times New Roman" w:hAnsi="Times New Roman"/>
+        </w:rPr>
+        <w:t>10Hz-9201-CMF-0.1</w:t>
+      </w:r>
+      <w:bookmarkEnd w:id="13"/>
+    </w:p>
+    <w:p>
+      <w:r>
+        <w:t>Specimen Type</w:t>
+      </w:r>
+      <w:r>
         <w:t>: CMF 0.1% 12/06/2025 Campione 2</w:t>
       </w:r>
     </w:p>
@@ -2033,6 +2464,7 @@
     </w:p>
     <w:p>
       <w:r>
+        <w:lastRenderedPageBreak/>
         <w:t>Settle time: ~4 min</w:t>
       </w:r>
     </w:p>
@@ -2048,7 +2480,7 @@
     </w:p>
     <w:p>
       <w:r>
-        <w:t>Physical notes: eroded edges and faces. Dusty, dry. This was the first test of the day.</w:t>
+        <w:t>Physical notes: eroded edges and faces. Dusty, dry.</w:t>
       </w:r>
     </w:p>
     <w:p>
@@ -2068,12 +2500,12 @@
     </w:p>
     <w:p>
       <w:r>
-        <w:t>Baseline material resistance: 160 ohm</w:t>
-      </w:r>
-    </w:p>
-    <w:p>
-      <w:r>
-        <w:t>Post resistance: 160 ohm</w:t>
+        <w:t>Baseline material resistance: 125 ohm</w:t>
+      </w:r>
+    </w:p>
+    <w:p>
+      <w:r>
+        <w:t>Post resistance: 126 ohm</w:t>
       </w:r>
     </w:p>
     <w:p>
@@ -2083,26 +2515,410 @@
     </w:p>
     <w:p>
       <w:pPr>
+        <w:pStyle w:val="Heading4"/>
+      </w:pPr>
+      <w:r>
+        <w:t>Pre</w:t>
+      </w:r>
+    </w:p>
+    <w:p>
+      <w:pPr>
+        <w:jc w:val="center"/>
+      </w:pPr>
+      <w:r>
+        <w:drawing>
+          <wp:inline distT="0" distB="0" distL="0" distR="0" wp14:anchorId="678C4196" wp14:editId="6E62E3C0">
+            <wp:extent cx="2784447" cy="1511378"/>
+            <wp:effectExtent l="0" t="0" r="0" b="0"/>
+            <wp:docPr id="788306112" name="Picture 1"/>
+            <wp:cNvGraphicFramePr>
+              <a:graphicFrameLocks xmlns:a="http://schemas.openxmlformats.org/drawingml/2006/main" noChangeAspect="1"/>
+            </wp:cNvGraphicFramePr>
+            <a:graphic xmlns:a="http://schemas.openxmlformats.org/drawingml/2006/main">
+              <a:graphicData uri="http://schemas.openxmlformats.org/drawingml/2006/picture">
+                <pic:pic xmlns:pic="http://schemas.openxmlformats.org/drawingml/2006/picture">
+                  <pic:nvPicPr>
+                    <pic:cNvPr id="788306112" name="Picture 1"/>
+                    <pic:cNvPicPr/>
+                  </pic:nvPicPr>
+                  <pic:blipFill>
+                    <a:blip r:embed="rId14">
+                      <a:extLst>
+                        <a:ext uri="{28A0092B-C50C-407E-A947-70E740481C1C}">
+                          <a14:useLocalDpi xmlns:a14="http://schemas.microsoft.com/office/drawing/2010/main" val="0"/>
+                        </a:ext>
+                      </a:extLst>
+                    </a:blip>
+                    <a:stretch>
+                      <a:fillRect/>
+                    </a:stretch>
+                  </pic:blipFill>
+                  <pic:spPr>
+                    <a:xfrm>
+                      <a:off x="0" y="0"/>
+                      <a:ext cx="2784447" cy="1511378"/>
+                    </a:xfrm>
+                    <a:prstGeom prst="rect">
+                      <a:avLst/>
+                    </a:prstGeom>
+                  </pic:spPr>
+                </pic:pic>
+              </a:graphicData>
+            </a:graphic>
+          </wp:inline>
+        </w:drawing>
+      </w:r>
+    </w:p>
+    <w:p>
+      <w:pPr>
+        <w:pStyle w:val="Heading4"/>
+      </w:pPr>
+      <w:r>
+        <w:t>Instron</w:t>
+      </w:r>
+    </w:p>
+    <w:p>
+      <w:pPr>
+        <w:pStyle w:val="Heading4"/>
+      </w:pPr>
+      <w:r>
+        <w:t>Post</w:t>
+      </w:r>
+    </w:p>
+    <w:p/>
+    <w:p>
+      <w:pPr>
         <w:pStyle w:val="Heading3"/>
         <w:rPr>
           <w:rFonts w:ascii="Times New Roman" w:hAnsi="Times New Roman"/>
         </w:rPr>
       </w:pPr>
-      <w:bookmarkStart w:id="12" w:name="_Toc236201522"/>
-      <w:r>
-        <w:rPr>
-          <w:rFonts w:ascii="Times New Roman" w:hAnsi="Times New Roman"/>
-        </w:rPr>
+      <w:bookmarkStart w:id="14" w:name="_Toc236201524"/>
+      <w:r>
+        <w:rPr>
+          <w:rFonts w:ascii="Times New Roman" w:hAnsi="Times New Roman"/>
+        </w:rPr>
+        <w:t>10Hz-9201-CMF-0.5</w:t>
+      </w:r>
+      <w:bookmarkEnd w:id="14"/>
+    </w:p>
+    <w:p>
+      <w:r>
+        <w:t>Specimen Type</w:t>
+      </w:r>
+      <w:r>
+        <w:t>: CMF 0.5% 12/06/2025 Campione 2</w:t>
+      </w:r>
+    </w:p>
+    <w:p>
+      <w:r>
+        <w:t>Discharge time: ~1 min</w:t>
+      </w:r>
+    </w:p>
+    <w:p>
+      <w:r>
+        <w:t>Settle time: ~4 min</w:t>
+      </w:r>
+    </w:p>
+    <w:p>
+      <w:r>
+        <w:t>Dimensions: 5.2 cm cube</w:t>
+      </w:r>
+    </w:p>
+    <w:p>
+      <w:r>
+        <w:t>Space between meshes: 1.5 cm</w:t>
+      </w:r>
+    </w:p>
+    <w:p>
+      <w:r>
+        <w:t>Physical notes: eroded edges and faces. Dusty, dry.</w:t>
+      </w:r>
+    </w:p>
+    <w:p>
+      <w:r>
+        <w:t>NI card: NI 9201</w:t>
+      </w:r>
+    </w:p>
+    <w:p>
+      <w:r>
         <w:lastRenderedPageBreak/>
-        <w:t>20Hz-9201-CMF-0.5</w:t>
-      </w:r>
-      <w:bookmarkEnd w:id="12"/>
+        <w:t>PSU: 9V 6A max</w:t>
+      </w:r>
+    </w:p>
+    <w:p>
+      <w:r>
+        <w:t>Shunt resistor: 1 Mohm</w:t>
+      </w:r>
+    </w:p>
+    <w:p>
+      <w:r>
+        <w:t xml:space="preserve">Baseline material resistance: </w:t>
+      </w:r>
+      <w:r>
+        <w:t>1</w:t>
+      </w:r>
+      <w:r>
+        <w:t xml:space="preserve"> </w:t>
+      </w:r>
+      <w:r>
+        <w:t>k</w:t>
+      </w:r>
+      <w:r>
+        <w:t>ohm</w:t>
+      </w:r>
+    </w:p>
+    <w:p>
+      <w:r>
+        <w:t>Post resistance: 1</w:t>
+      </w:r>
+      <w:r>
+        <w:t>.1 k</w:t>
+      </w:r>
+      <w:r>
+        <w:t>ohm</w:t>
+      </w:r>
+    </w:p>
+    <w:p>
+      <w:r>
+        <w:t>Loaded?: No</w:t>
+      </w:r>
+    </w:p>
+    <w:p>
+      <w:pPr>
+        <w:pStyle w:val="Heading4"/>
+      </w:pPr>
+      <w:r>
+        <w:t>Pre</w:t>
+      </w:r>
+    </w:p>
+    <w:p>
+      <w:pPr>
+        <w:jc w:val="center"/>
+      </w:pPr>
+      <w:r>
+        <w:drawing>
+          <wp:inline distT="0" distB="0" distL="0" distR="0" wp14:anchorId="5E0DB1BB" wp14:editId="4E683A7C">
+            <wp:extent cx="2819545" cy="1644735"/>
+            <wp:effectExtent l="0" t="0" r="0" b="0"/>
+            <wp:docPr id="1942726953" name="Picture 1"/>
+            <wp:cNvGraphicFramePr>
+              <a:graphicFrameLocks xmlns:a="http://schemas.openxmlformats.org/drawingml/2006/main" noChangeAspect="1"/>
+            </wp:cNvGraphicFramePr>
+            <a:graphic xmlns:a="http://schemas.openxmlformats.org/drawingml/2006/main">
+              <a:graphicData uri="http://schemas.openxmlformats.org/drawingml/2006/picture">
+                <pic:pic xmlns:pic="http://schemas.openxmlformats.org/drawingml/2006/picture">
+                  <pic:nvPicPr>
+                    <pic:cNvPr id="1942726953" name=""/>
+                    <pic:cNvPicPr/>
+                  </pic:nvPicPr>
+                  <pic:blipFill>
+                    <a:blip r:embed="rId15"/>
+                    <a:stretch>
+                      <a:fillRect/>
+                    </a:stretch>
+                  </pic:blipFill>
+                  <pic:spPr>
+                    <a:xfrm>
+                      <a:off x="0" y="0"/>
+                      <a:ext cx="2819545" cy="1644735"/>
+                    </a:xfrm>
+                    <a:prstGeom prst="rect">
+                      <a:avLst/>
+                    </a:prstGeom>
+                  </pic:spPr>
+                </pic:pic>
+              </a:graphicData>
+            </a:graphic>
+          </wp:inline>
+        </w:drawing>
+      </w:r>
+    </w:p>
+    <w:p>
+      <w:pPr>
+        <w:pStyle w:val="Heading4"/>
+      </w:pPr>
+      <w:r>
+        <w:t>Instron</w:t>
+      </w:r>
+    </w:p>
+    <w:p>
+      <w:pPr>
+        <w:pStyle w:val="Heading4"/>
+      </w:pPr>
+      <w:r>
+        <w:t>Post</w:t>
+      </w:r>
+    </w:p>
+    <w:p/>
+    <w:p>
+      <w:pPr>
+        <w:pStyle w:val="Heading3"/>
+        <w:rPr>
+          <w:rFonts w:ascii="Times New Roman" w:hAnsi="Times New Roman"/>
+        </w:rPr>
+      </w:pPr>
+      <w:bookmarkStart w:id="15" w:name="_Toc236201525"/>
+      <w:r>
+        <w:rPr>
+          <w:rFonts w:ascii="Times New Roman" w:hAnsi="Times New Roman"/>
+        </w:rPr>
+        <w:t>5Hz-9201-CMF-0.1</w:t>
+      </w:r>
+      <w:bookmarkEnd w:id="15"/>
     </w:p>
     <w:p>
       <w:r>
         <w:t>Specimen Type</w:t>
       </w:r>
       <w:r>
+        <w:t>: CMF 0.1% 12/06/2025 Campione 2</w:t>
+      </w:r>
+    </w:p>
+    <w:p>
+      <w:r>
+        <w:t>Discharge time: ~1 min</w:t>
+      </w:r>
+    </w:p>
+    <w:p>
+      <w:r>
+        <w:t>Settle time: ~4 min</w:t>
+      </w:r>
+    </w:p>
+    <w:p>
+      <w:r>
+        <w:t>Dimensions: 5.2 cm cube</w:t>
+      </w:r>
+    </w:p>
+    <w:p>
+      <w:r>
+        <w:t>Space between meshes: 1.5 cm</w:t>
+      </w:r>
+    </w:p>
+    <w:p>
+      <w:r>
+        <w:t>Physical notes: eroded edges and faces. Dusty, dry.</w:t>
+      </w:r>
+    </w:p>
+    <w:p>
+      <w:r>
+        <w:t>NI card: NI 9201</w:t>
+      </w:r>
+    </w:p>
+    <w:p>
+      <w:r>
+        <w:t>PSU: 9V 6A max</w:t>
+      </w:r>
+    </w:p>
+    <w:p>
+      <w:r>
+        <w:t>Shunt resistor: 1 Mohm</w:t>
+      </w:r>
+    </w:p>
+    <w:p>
+      <w:r>
+        <w:t>Baseline material resistance: 130 ohm</w:t>
+      </w:r>
+    </w:p>
+    <w:p>
+      <w:r>
+        <w:t>Post resistance: 136 ohm</w:t>
+      </w:r>
+    </w:p>
+    <w:p>
+      <w:r>
+        <w:t>Loaded?: No</w:t>
+      </w:r>
+    </w:p>
+    <w:p>
+      <w:pPr>
+        <w:pStyle w:val="Heading4"/>
+      </w:pPr>
+      <w:r>
+        <w:lastRenderedPageBreak/>
+        <w:t>Pre</w:t>
+      </w:r>
+    </w:p>
+    <w:p>
+      <w:pPr>
+        <w:jc w:val="center"/>
+      </w:pPr>
+      <w:r>
+        <w:drawing>
+          <wp:inline distT="0" distB="0" distL="0" distR="0" wp14:anchorId="7FC7D086" wp14:editId="2F979A8B">
+            <wp:extent cx="2825895" cy="1511378"/>
+            <wp:effectExtent l="0" t="0" r="0" b="0"/>
+            <wp:docPr id="2091789871" name="Picture 1"/>
+            <wp:cNvGraphicFramePr>
+              <a:graphicFrameLocks xmlns:a="http://schemas.openxmlformats.org/drawingml/2006/main" noChangeAspect="1"/>
+            </wp:cNvGraphicFramePr>
+            <a:graphic xmlns:a="http://schemas.openxmlformats.org/drawingml/2006/main">
+              <a:graphicData uri="http://schemas.openxmlformats.org/drawingml/2006/picture">
+                <pic:pic xmlns:pic="http://schemas.openxmlformats.org/drawingml/2006/picture">
+                  <pic:nvPicPr>
+                    <pic:cNvPr id="2091789871" name=""/>
+                    <pic:cNvPicPr/>
+                  </pic:nvPicPr>
+                  <pic:blipFill>
+                    <a:blip r:embed="rId16"/>
+                    <a:stretch>
+                      <a:fillRect/>
+                    </a:stretch>
+                  </pic:blipFill>
+                  <pic:spPr>
+                    <a:xfrm>
+                      <a:off x="0" y="0"/>
+                      <a:ext cx="2825895" cy="1511378"/>
+                    </a:xfrm>
+                    <a:prstGeom prst="rect">
+                      <a:avLst/>
+                    </a:prstGeom>
+                  </pic:spPr>
+                </pic:pic>
+              </a:graphicData>
+            </a:graphic>
+          </wp:inline>
+        </w:drawing>
+      </w:r>
+    </w:p>
+    <w:p>
+      <w:pPr>
+        <w:pStyle w:val="Heading4"/>
+      </w:pPr>
+      <w:r>
+        <w:t>Instron</w:t>
+      </w:r>
+    </w:p>
+    <w:p>
+      <w:pPr>
+        <w:pStyle w:val="Heading4"/>
+      </w:pPr>
+      <w:r>
+        <w:t>Post</w:t>
+      </w:r>
+    </w:p>
+    <w:p/>
+    <w:p>
+      <w:pPr>
+        <w:pStyle w:val="Heading3"/>
+        <w:rPr>
+          <w:rFonts w:ascii="Times New Roman" w:hAnsi="Times New Roman"/>
+        </w:rPr>
+      </w:pPr>
+      <w:bookmarkStart w:id="16" w:name="_Toc236201526"/>
+      <w:r>
+        <w:rPr>
+          <w:rFonts w:ascii="Times New Roman" w:hAnsi="Times New Roman"/>
+        </w:rPr>
+        <w:t>5Hz-9201-CMF-0.5</w:t>
+      </w:r>
+      <w:bookmarkEnd w:id="16"/>
+    </w:p>
+    <w:p>
+      <w:r>
+        <w:t>Specimen Type</w:t>
+      </w:r>
+      <w:r>
         <w:t>: CMF 0.5% 12/06/2025 Campione 2</w:t>
       </w:r>
     </w:p>
@@ -2128,7 +2944,7 @@
     </w:p>
     <w:p>
       <w:r>
-        <w:t>Physical notes: eroded edges and faces. Dusty, dry. This was the first test of the day.</w:t>
+        <w:t>Physical notes: eroded edges and faces. Dusty, dry.</w:t>
       </w:r>
     </w:p>
     <w:p>
@@ -2148,12 +2964,12 @@
     </w:p>
     <w:p>
       <w:r>
-        <w:t>Baseline material resistance: 1.1 kohm</w:t>
-      </w:r>
-    </w:p>
-    <w:p>
-      <w:r>
-        <w:t>Post resistance: 0.8 kohm</w:t>
+        <w:t>Baseline material resistance: 1.2 kohm</w:t>
+      </w:r>
+    </w:p>
+    <w:p>
+      <w:r>
+        <w:t>Post resistance: 0.9 kohm</w:t>
       </w:r>
     </w:p>
     <w:p>
@@ -2163,340 +2979,304 @@
     </w:p>
     <w:p>
       <w:pPr>
+        <w:pStyle w:val="Heading4"/>
+      </w:pPr>
+      <w:r>
+        <w:lastRenderedPageBreak/>
+        <w:t>Pre</w:t>
+      </w:r>
+    </w:p>
+    <w:p>
+      <w:pPr>
+        <w:jc w:val="center"/>
+      </w:pPr>
+      <w:r>
+        <w:drawing>
+          <wp:inline distT="0" distB="0" distL="0" distR="0" wp14:anchorId="3CAE3ECB" wp14:editId="03ABD82D">
+            <wp:extent cx="2800494" cy="1530429"/>
+            <wp:effectExtent l="0" t="0" r="0" b="0"/>
+            <wp:docPr id="304709385" name="Picture 1"/>
+            <wp:cNvGraphicFramePr>
+              <a:graphicFrameLocks xmlns:a="http://schemas.openxmlformats.org/drawingml/2006/main" noChangeAspect="1"/>
+            </wp:cNvGraphicFramePr>
+            <a:graphic xmlns:a="http://schemas.openxmlformats.org/drawingml/2006/main">
+              <a:graphicData uri="http://schemas.openxmlformats.org/drawingml/2006/picture">
+                <pic:pic xmlns:pic="http://schemas.openxmlformats.org/drawingml/2006/picture">
+                  <pic:nvPicPr>
+                    <pic:cNvPr id="304709385" name=""/>
+                    <pic:cNvPicPr/>
+                  </pic:nvPicPr>
+                  <pic:blipFill>
+                    <a:blip r:embed="rId17"/>
+                    <a:stretch>
+                      <a:fillRect/>
+                    </a:stretch>
+                  </pic:blipFill>
+                  <pic:spPr>
+                    <a:xfrm>
+                      <a:off x="0" y="0"/>
+                      <a:ext cx="2800494" cy="1530429"/>
+                    </a:xfrm>
+                    <a:prstGeom prst="rect">
+                      <a:avLst/>
+                    </a:prstGeom>
+                  </pic:spPr>
+                </pic:pic>
+              </a:graphicData>
+            </a:graphic>
+          </wp:inline>
+        </w:drawing>
+      </w:r>
+    </w:p>
+    <w:p>
+      <w:pPr>
+        <w:pStyle w:val="Heading4"/>
+      </w:pPr>
+      <w:r>
+        <w:t>Instron</w:t>
+      </w:r>
+    </w:p>
+    <w:p>
+      <w:pPr>
+        <w:pStyle w:val="Heading4"/>
+      </w:pPr>
+      <w:r>
+        <w:t>Post</w:t>
+      </w:r>
+    </w:p>
+    <w:p/>
+    <w:p>
+      <w:pPr>
         <w:pStyle w:val="Heading3"/>
-        <w:rPr>
-          <w:rFonts w:ascii="Times New Roman" w:hAnsi="Times New Roman"/>
-        </w:rPr>
-      </w:pPr>
-      <w:bookmarkStart w:id="13" w:name="_Toc236201523"/>
-      <w:r>
-        <w:rPr>
-          <w:rFonts w:ascii="Times New Roman" w:hAnsi="Times New Roman"/>
-        </w:rPr>
-        <w:t>10Hz-9201-CMF-0.1</w:t>
-      </w:r>
-      <w:bookmarkEnd w:id="13"/>
-    </w:p>
-    <w:p>
-      <w:r>
-        <w:t>Specimen Type</w:t>
-      </w:r>
-      <w:r>
-        <w:t>: CMF 0.1% 12/06/2025 Campione 2</w:t>
-      </w:r>
-    </w:p>
-    <w:p>
-      <w:r>
-        <w:t>Discharge time: ~1 min</w:t>
-      </w:r>
-    </w:p>
-    <w:p>
-      <w:r>
-        <w:t>Settle time: ~4 min</w:t>
-      </w:r>
-    </w:p>
-    <w:p>
-      <w:r>
-        <w:t>Dimensions: 5.2 cm cube</w:t>
-      </w:r>
-    </w:p>
-    <w:p>
-      <w:r>
-        <w:t>Space between meshes: 1.5 cm</w:t>
-      </w:r>
-    </w:p>
-    <w:p>
-      <w:r>
-        <w:t>Physical notes: eroded edges and faces. Dusty, dry.</w:t>
-      </w:r>
-    </w:p>
-    <w:p>
-      <w:r>
-        <w:t>NI card: NI 9201</w:t>
-      </w:r>
-    </w:p>
-    <w:p>
-      <w:r>
-        <w:t>PSU: 9V 6A max</w:t>
-      </w:r>
-    </w:p>
-    <w:p>
-      <w:r>
-        <w:t>Shunt resistor: 1 Mohm</w:t>
-      </w:r>
-    </w:p>
-    <w:p>
-      <w:r>
-        <w:t>Baseline material resistance: 125 ohm</w:t>
-      </w:r>
-    </w:p>
-    <w:p>
-      <w:r>
-        <w:t>Post resistance: 126 ohm</w:t>
-      </w:r>
-    </w:p>
-    <w:p>
-      <w:r>
-        <w:t>Loaded?: No</w:t>
-      </w:r>
-    </w:p>
+      </w:pPr>
+      <w:r>
+        <w:t>5Hz-9201-CMF-0.01</w:t>
+      </w:r>
+    </w:p>
+    <w:p>
+      <w:pPr>
+        <w:pStyle w:val="Heading4"/>
+      </w:pPr>
+      <w:r>
+        <w:t>Instron</w:t>
+      </w:r>
+    </w:p>
+    <w:p>
+      <w:pPr>
+        <w:jc w:val="center"/>
+      </w:pPr>
+      <w:r>
+        <w:drawing>
+          <wp:inline distT="0" distB="0" distL="0" distR="0" wp14:anchorId="32C16352" wp14:editId="33996786">
+            <wp:extent cx="2819545" cy="1543129"/>
+            <wp:effectExtent l="0" t="0" r="0" b="0"/>
+            <wp:docPr id="841415980" name="Picture 1"/>
+            <wp:cNvGraphicFramePr>
+              <a:graphicFrameLocks xmlns:a="http://schemas.openxmlformats.org/drawingml/2006/main" noChangeAspect="1"/>
+            </wp:cNvGraphicFramePr>
+            <a:graphic xmlns:a="http://schemas.openxmlformats.org/drawingml/2006/main">
+              <a:graphicData uri="http://schemas.openxmlformats.org/drawingml/2006/picture">
+                <pic:pic xmlns:pic="http://schemas.openxmlformats.org/drawingml/2006/picture">
+                  <pic:nvPicPr>
+                    <pic:cNvPr id="841415980" name=""/>
+                    <pic:cNvPicPr/>
+                  </pic:nvPicPr>
+                  <pic:blipFill>
+                    <a:blip r:embed="rId18"/>
+                    <a:stretch>
+                      <a:fillRect/>
+                    </a:stretch>
+                  </pic:blipFill>
+                  <pic:spPr>
+                    <a:xfrm>
+                      <a:off x="0" y="0"/>
+                      <a:ext cx="2819545" cy="1543129"/>
+                    </a:xfrm>
+                    <a:prstGeom prst="rect">
+                      <a:avLst/>
+                    </a:prstGeom>
+                  </pic:spPr>
+                </pic:pic>
+              </a:graphicData>
+            </a:graphic>
+          </wp:inline>
+        </w:drawing>
+      </w:r>
+      <w:r>
+        <w:t>0.4kN</w:t>
+      </w:r>
+    </w:p>
+    <w:p>
+      <w:pPr>
+        <w:jc w:val="center"/>
+      </w:pPr>
+      <w:r>
+        <w:drawing>
+          <wp:inline distT="0" distB="0" distL="0" distR="0" wp14:anchorId="4D9170BF" wp14:editId="5F9F40E7">
+            <wp:extent cx="2819545" cy="1625684"/>
+            <wp:effectExtent l="0" t="0" r="0" b="0"/>
+            <wp:docPr id="1305256905" name="Picture 1"/>
+            <wp:cNvGraphicFramePr>
+              <a:graphicFrameLocks xmlns:a="http://schemas.openxmlformats.org/drawingml/2006/main" noChangeAspect="1"/>
+            </wp:cNvGraphicFramePr>
+            <a:graphic xmlns:a="http://schemas.openxmlformats.org/drawingml/2006/main">
+              <a:graphicData uri="http://schemas.openxmlformats.org/drawingml/2006/picture">
+                <pic:pic xmlns:pic="http://schemas.openxmlformats.org/drawingml/2006/picture">
+                  <pic:nvPicPr>
+                    <pic:cNvPr id="1305256905" name=""/>
+                    <pic:cNvPicPr/>
+                  </pic:nvPicPr>
+                  <pic:blipFill>
+                    <a:blip r:embed="rId19"/>
+                    <a:stretch>
+                      <a:fillRect/>
+                    </a:stretch>
+                  </pic:blipFill>
+                  <pic:spPr>
+                    <a:xfrm>
+                      <a:off x="0" y="0"/>
+                      <a:ext cx="2819545" cy="1625684"/>
+                    </a:xfrm>
+                    <a:prstGeom prst="rect">
+                      <a:avLst/>
+                    </a:prstGeom>
+                  </pic:spPr>
+                </pic:pic>
+              </a:graphicData>
+            </a:graphic>
+          </wp:inline>
+        </w:drawing>
+      </w:r>
+      <w:r>
+        <w:t>0.8kN</w:t>
+      </w:r>
+    </w:p>
+    <w:p>
+      <w:pPr>
+        <w:pStyle w:val="Heading4"/>
+      </w:pPr>
+      <w:r>
+        <w:t>Post</w:t>
+      </w:r>
+    </w:p>
+    <w:p/>
     <w:p>
       <w:pPr>
         <w:pStyle w:val="Heading3"/>
-        <w:rPr>
-          <w:rFonts w:ascii="Times New Roman" w:hAnsi="Times New Roman"/>
-        </w:rPr>
-      </w:pPr>
-      <w:bookmarkStart w:id="14" w:name="_Toc236201524"/>
-      <w:r>
-        <w:rPr>
-          <w:rFonts w:ascii="Times New Roman" w:hAnsi="Times New Roman"/>
-        </w:rPr>
+      </w:pPr>
+      <w:r>
         <w:lastRenderedPageBreak/>
-        <w:t>10Hz-9201-CMF-0.5</w:t>
-      </w:r>
-      <w:bookmarkEnd w:id="14"/>
-    </w:p>
-    <w:p>
-      <w:r>
-        <w:t>Specimen Type</w:t>
-      </w:r>
-      <w:r>
-        <w:t>: CMF 0.5% 12/06/2025 Campione 2</w:t>
-      </w:r>
-    </w:p>
-    <w:p>
-      <w:r>
-        <w:t>Discharge time: ~1 min</w:t>
-      </w:r>
-    </w:p>
-    <w:p>
-      <w:r>
-        <w:t>Settle time: ~4 min</w:t>
-      </w:r>
-    </w:p>
-    <w:p>
-      <w:r>
-        <w:t>Dimensions: 5.2 cm cube</w:t>
-      </w:r>
-    </w:p>
-    <w:p>
-      <w:r>
-        <w:t>Space between meshes: 1.5 cm</w:t>
-      </w:r>
-    </w:p>
-    <w:p>
-      <w:r>
-        <w:t>Physical notes: eroded edges and faces. Dusty, dry.</w:t>
-      </w:r>
-    </w:p>
-    <w:p>
-      <w:r>
-        <w:t>NI card: NI 9201</w:t>
-      </w:r>
-    </w:p>
-    <w:p>
-      <w:r>
-        <w:t>PSU: 9V 6A max</w:t>
-      </w:r>
-    </w:p>
-    <w:p>
-      <w:r>
-        <w:t>Shunt resistor: 1 Mohm</w:t>
-      </w:r>
-    </w:p>
-    <w:p>
-      <w:r>
-        <w:t xml:space="preserve">Baseline material resistance: </w:t>
-      </w:r>
-      <w:r>
-        <w:t>1</w:t>
-      </w:r>
-      <w:r>
-        <w:t xml:space="preserve"> </w:t>
-      </w:r>
-      <w:r>
-        <w:t>k</w:t>
-      </w:r>
-      <w:r>
-        <w:t>ohm</w:t>
-      </w:r>
-    </w:p>
-    <w:p>
-      <w:r>
-        <w:t>Post resistance: 1</w:t>
-      </w:r>
-      <w:r>
-        <w:t>.1 k</w:t>
-      </w:r>
-      <w:r>
-        <w:t>ohm</w:t>
-      </w:r>
-    </w:p>
-    <w:p>
-      <w:r>
-        <w:t>Loaded?: No</w:t>
-      </w:r>
-    </w:p>
-    <w:p>
-      <w:pPr>
-        <w:pStyle w:val="Heading3"/>
-        <w:rPr>
-          <w:rFonts w:ascii="Times New Roman" w:hAnsi="Times New Roman"/>
-        </w:rPr>
-      </w:pPr>
-      <w:bookmarkStart w:id="15" w:name="_Toc236201525"/>
-      <w:r>
-        <w:rPr>
-          <w:rFonts w:ascii="Times New Roman" w:hAnsi="Times New Roman"/>
-        </w:rPr>
-        <w:t>5Hz-9201-CMF-0.1</w:t>
-      </w:r>
-      <w:bookmarkEnd w:id="15"/>
-    </w:p>
-    <w:p>
-      <w:r>
-        <w:t>Specimen Type</w:t>
-      </w:r>
-      <w:r>
-        <w:t>: CMF 0.1% 12/06/2025 Campione 2</w:t>
-      </w:r>
-    </w:p>
-    <w:p>
-      <w:r>
-        <w:t>Discharge time: ~1 min</w:t>
-      </w:r>
-    </w:p>
-    <w:p>
-      <w:r>
-        <w:t>Settle time: ~4 min</w:t>
-      </w:r>
-    </w:p>
-    <w:p>
-      <w:r>
-        <w:t>Dimensions: 5.2 cm cube</w:t>
-      </w:r>
-    </w:p>
-    <w:p>
-      <w:r>
-        <w:t>Space between meshes: 1.5 cm</w:t>
-      </w:r>
-    </w:p>
-    <w:p>
-      <w:r>
-        <w:t>Physical notes: eroded edges and faces. Dusty, dry.</w:t>
-      </w:r>
-    </w:p>
-    <w:p>
-      <w:r>
-        <w:t>NI card: NI 9201</w:t>
-      </w:r>
-    </w:p>
-    <w:p>
-      <w:r>
-        <w:t>PSU: 9V 6A max</w:t>
-      </w:r>
-    </w:p>
-    <w:p>
-      <w:r>
-        <w:t>Shunt resistor: 1 Mohm</w:t>
-      </w:r>
-    </w:p>
-    <w:p>
-      <w:r>
-        <w:t>Baseline material resistance: 130 ohm</w:t>
-      </w:r>
-    </w:p>
-    <w:p>
-      <w:r>
-        <w:t>Post resistance: 136 ohm</w:t>
-      </w:r>
-    </w:p>
-    <w:p>
-      <w:r>
-        <w:t>Loaded?: No</w:t>
-      </w:r>
-    </w:p>
-    <w:p>
-      <w:pPr>
-        <w:pStyle w:val="Heading3"/>
-        <w:rPr>
-          <w:rFonts w:ascii="Times New Roman" w:hAnsi="Times New Roman"/>
-        </w:rPr>
-      </w:pPr>
-      <w:bookmarkStart w:id="16" w:name="_Toc236201526"/>
-      <w:r>
-        <w:rPr>
-          <w:rFonts w:ascii="Times New Roman" w:hAnsi="Times New Roman"/>
-        </w:rPr>
-        <w:lastRenderedPageBreak/>
-        <w:t>5Hz-9201-CMF-0.5</w:t>
-      </w:r>
-      <w:bookmarkEnd w:id="16"/>
-    </w:p>
-    <w:p>
-      <w:r>
-        <w:t>Specimen Type</w:t>
-      </w:r>
-      <w:r>
-        <w:t>: CMF 0.5% 12/06/2025 Campione 2</w:t>
-      </w:r>
-    </w:p>
-    <w:p>
-      <w:r>
-        <w:t>Discharge time: ~1 min</w:t>
-      </w:r>
-    </w:p>
-    <w:p>
-      <w:r>
-        <w:t>Settle time: ~4 min</w:t>
-      </w:r>
-    </w:p>
-    <w:p>
-      <w:r>
-        <w:t>Dimensions: 5.2 cm cube</w:t>
-      </w:r>
-    </w:p>
-    <w:p>
-      <w:r>
-        <w:t>Space between meshes: 1.5 cm</w:t>
-      </w:r>
-    </w:p>
-    <w:p>
-      <w:r>
-        <w:t>Physical notes: eroded edges and faces. Dusty, dry.</w:t>
-      </w:r>
-    </w:p>
-    <w:p>
-      <w:r>
-        <w:t>NI card: NI 9201</w:t>
-      </w:r>
-    </w:p>
-    <w:p>
-      <w:r>
-        <w:t>PSU: 9V 6A max</w:t>
-      </w:r>
-    </w:p>
-    <w:p>
-      <w:r>
-        <w:t>Shunt resistor: 1 Mohm</w:t>
-      </w:r>
-    </w:p>
-    <w:p>
-      <w:r>
-        <w:t>Baseline material resistance: 1.2 kohm</w:t>
-      </w:r>
-    </w:p>
-    <w:p>
-      <w:r>
-        <w:t>Post resistance: 0.9 kohm</w:t>
-      </w:r>
-    </w:p>
-    <w:p>
-      <w:r>
-        <w:t>Loaded?: No</w:t>
-      </w:r>
-    </w:p>
+        <w:t>5Hz-9201-CMF-1</w:t>
+      </w:r>
+    </w:p>
+    <w:p>
+      <w:pPr>
+        <w:pStyle w:val="Heading4"/>
+      </w:pPr>
+      <w:r>
+        <w:t>Instron</w:t>
+      </w:r>
+    </w:p>
+    <w:p>
+      <w:pPr>
+        <w:jc w:val="center"/>
+      </w:pPr>
+      <w:r>
+        <w:drawing>
+          <wp:inline distT="0" distB="0" distL="0" distR="0" wp14:anchorId="36FA40AC" wp14:editId="398FC98C">
+            <wp:extent cx="2806844" cy="1530429"/>
+            <wp:effectExtent l="0" t="0" r="0" b="0"/>
+            <wp:docPr id="1293355414" name="Picture 1"/>
+            <wp:cNvGraphicFramePr>
+              <a:graphicFrameLocks xmlns:a="http://schemas.openxmlformats.org/drawingml/2006/main" noChangeAspect="1"/>
+            </wp:cNvGraphicFramePr>
+            <a:graphic xmlns:a="http://schemas.openxmlformats.org/drawingml/2006/main">
+              <a:graphicData uri="http://schemas.openxmlformats.org/drawingml/2006/picture">
+                <pic:pic xmlns:pic="http://schemas.openxmlformats.org/drawingml/2006/picture">
+                  <pic:nvPicPr>
+                    <pic:cNvPr id="1293355414" name=""/>
+                    <pic:cNvPicPr/>
+                  </pic:nvPicPr>
+                  <pic:blipFill>
+                    <a:blip r:embed="rId20"/>
+                    <a:stretch>
+                      <a:fillRect/>
+                    </a:stretch>
+                  </pic:blipFill>
+                  <pic:spPr>
+                    <a:xfrm>
+                      <a:off x="0" y="0"/>
+                      <a:ext cx="2806844" cy="1530429"/>
+                    </a:xfrm>
+                    <a:prstGeom prst="rect">
+                      <a:avLst/>
+                    </a:prstGeom>
+                  </pic:spPr>
+                </pic:pic>
+              </a:graphicData>
+            </a:graphic>
+          </wp:inline>
+        </w:drawing>
+      </w:r>
+      <w:r>
+        <w:t>0.4kN</w:t>
+      </w:r>
+    </w:p>
+    <w:p>
+      <w:pPr>
+        <w:jc w:val="center"/>
+      </w:pPr>
+      <w:r>
+        <w:drawing>
+          <wp:inline distT="0" distB="0" distL="0" distR="0" wp14:anchorId="798E76A4" wp14:editId="696A6304">
+            <wp:extent cx="2819545" cy="1562180"/>
+            <wp:effectExtent l="0" t="0" r="0" b="0"/>
+            <wp:docPr id="245756784" name="Picture 1"/>
+            <wp:cNvGraphicFramePr>
+              <a:graphicFrameLocks xmlns:a="http://schemas.openxmlformats.org/drawingml/2006/main" noChangeAspect="1"/>
+            </wp:cNvGraphicFramePr>
+            <a:graphic xmlns:a="http://schemas.openxmlformats.org/drawingml/2006/main">
+              <a:graphicData uri="http://schemas.openxmlformats.org/drawingml/2006/picture">
+                <pic:pic xmlns:pic="http://schemas.openxmlformats.org/drawingml/2006/picture">
+                  <pic:nvPicPr>
+                    <pic:cNvPr id="245756784" name=""/>
+                    <pic:cNvPicPr/>
+                  </pic:nvPicPr>
+                  <pic:blipFill>
+                    <a:blip r:embed="rId21"/>
+                    <a:stretch>
+                      <a:fillRect/>
+                    </a:stretch>
+                  </pic:blipFill>
+                  <pic:spPr>
+                    <a:xfrm>
+                      <a:off x="0" y="0"/>
+                      <a:ext cx="2819545" cy="1562180"/>
+                    </a:xfrm>
+                    <a:prstGeom prst="rect">
+                      <a:avLst/>
+                    </a:prstGeom>
+                  </pic:spPr>
+                </pic:pic>
+              </a:graphicData>
+            </a:graphic>
+          </wp:inline>
+        </w:drawing>
+      </w:r>
+      <w:r>
+        <w:t>0.8kN</w:t>
+      </w:r>
+    </w:p>
+    <w:p/>
+    <w:p>
+      <w:pPr>
+        <w:pStyle w:val="Heading4"/>
+      </w:pPr>
+      <w:r>
+        <w:t>Post</w:t>
+      </w:r>
+    </w:p>
+    <w:p/>
     <w:p/>
     <w:sectPr>
       <w:pgSz w:w="12240" w:h="15840"/>

--- a/DAQ_design/Assisi/v0.2.1/code/data_processing_offline/V0.2.1-experiment-stats.docx
+++ b/DAQ_design/Assisi/v0.2.1/code/data_processing_offline/V0.2.1-experiment-stats.docx
@@ -59,7 +59,7 @@
           <w:r>
             <w:fldChar w:fldCharType="separate"/>
           </w:r>
-          <w:hyperlink w:anchor="_Toc236201510" w:history="1">
+          <w:hyperlink w:anchor="_Toc239421257" w:history="1">
             <w:r>
               <w:rPr>
                 <w:rStyle w:val="Hyperlink"/>
@@ -86,7 +86,7 @@
                 <w:noProof/>
                 <w:webHidden/>
               </w:rPr>
-              <w:instrText xml:space="preserve"> PAGEREF _Toc236201510 \h </w:instrText>
+              <w:instrText xml:space="preserve"> PAGEREF _Toc239421257 \h </w:instrText>
             </w:r>
             <w:r>
               <w:rPr>
@@ -106,7 +106,7 @@
                 <w:noProof/>
                 <w:webHidden/>
               </w:rPr>
-              <w:t>1</w:t>
+              <w:t>2</w:t>
             </w:r>
             <w:r>
               <w:rPr>
@@ -128,7 +128,7 @@
               <w:noProof/>
             </w:rPr>
           </w:pPr>
-          <w:hyperlink w:anchor="_Toc236201511" w:history="1">
+          <w:hyperlink w:anchor="_Toc239421258" w:history="1">
             <w:r>
               <w:rPr>
                 <w:rStyle w:val="Hyperlink"/>
@@ -155,7 +155,7 @@
                 <w:noProof/>
                 <w:webHidden/>
               </w:rPr>
-              <w:instrText xml:space="preserve"> PAGEREF _Toc236201511 \h </w:instrText>
+              <w:instrText xml:space="preserve"> PAGEREF _Toc239421258 \h </w:instrText>
             </w:r>
             <w:r>
               <w:rPr>
@@ -197,7 +197,7 @@
               <w:noProof/>
             </w:rPr>
           </w:pPr>
-          <w:hyperlink w:anchor="_Toc236201512" w:history="1">
+          <w:hyperlink w:anchor="_Toc239421259" w:history="1">
             <w:r>
               <w:rPr>
                 <w:rStyle w:val="Hyperlink"/>
@@ -224,7 +224,7 @@
                 <w:noProof/>
                 <w:webHidden/>
               </w:rPr>
-              <w:instrText xml:space="preserve"> PAGEREF _Toc236201512 \h </w:instrText>
+              <w:instrText xml:space="preserve"> PAGEREF _Toc239421259 \h </w:instrText>
             </w:r>
             <w:r>
               <w:rPr>
@@ -266,7 +266,7 @@
               <w:noProof/>
             </w:rPr>
           </w:pPr>
-          <w:hyperlink w:anchor="_Toc236201513" w:history="1">
+          <w:hyperlink w:anchor="_Toc239421260" w:history="1">
             <w:r>
               <w:rPr>
                 <w:rStyle w:val="Hyperlink"/>
@@ -293,7 +293,7 @@
                 <w:noProof/>
                 <w:webHidden/>
               </w:rPr>
-              <w:instrText xml:space="preserve"> PAGEREF _Toc236201513 \h </w:instrText>
+              <w:instrText xml:space="preserve"> PAGEREF _Toc239421260 \h </w:instrText>
             </w:r>
             <w:r>
               <w:rPr>
@@ -335,7 +335,7 @@
               <w:noProof/>
             </w:rPr>
           </w:pPr>
-          <w:hyperlink w:anchor="_Toc236201514" w:history="1">
+          <w:hyperlink w:anchor="_Toc239421261" w:history="1">
             <w:r>
               <w:rPr>
                 <w:rStyle w:val="Hyperlink"/>
@@ -362,7 +362,7 @@
                 <w:noProof/>
                 <w:webHidden/>
               </w:rPr>
-              <w:instrText xml:space="preserve"> PAGEREF _Toc236201514 \h </w:instrText>
+              <w:instrText xml:space="preserve"> PAGEREF _Toc239421261 \h </w:instrText>
             </w:r>
             <w:r>
               <w:rPr>
@@ -382,7 +382,7 @@
                 <w:noProof/>
                 <w:webHidden/>
               </w:rPr>
-              <w:t>2</w:t>
+              <w:t>3</w:t>
             </w:r>
             <w:r>
               <w:rPr>
@@ -404,7 +404,7 @@
               <w:noProof/>
             </w:rPr>
           </w:pPr>
-          <w:hyperlink w:anchor="_Toc236201515" w:history="1">
+          <w:hyperlink w:anchor="_Toc239421262" w:history="1">
             <w:r>
               <w:rPr>
                 <w:rStyle w:val="Hyperlink"/>
@@ -431,7 +431,7 @@
                 <w:noProof/>
                 <w:webHidden/>
               </w:rPr>
-              <w:instrText xml:space="preserve"> PAGEREF _Toc236201515 \h </w:instrText>
+              <w:instrText xml:space="preserve"> PAGEREF _Toc239421262 \h </w:instrText>
             </w:r>
             <w:r>
               <w:rPr>
@@ -451,7 +451,7 @@
                 <w:noProof/>
                 <w:webHidden/>
               </w:rPr>
-              <w:t>2</w:t>
+              <w:t>3</w:t>
             </w:r>
             <w:r>
               <w:rPr>
@@ -473,7 +473,7 @@
               <w:noProof/>
             </w:rPr>
           </w:pPr>
-          <w:hyperlink w:anchor="_Toc236201516" w:history="1">
+          <w:hyperlink w:anchor="_Toc239421263" w:history="1">
             <w:r>
               <w:rPr>
                 <w:rStyle w:val="Hyperlink"/>
@@ -500,7 +500,7 @@
                 <w:noProof/>
                 <w:webHidden/>
               </w:rPr>
-              <w:instrText xml:space="preserve"> PAGEREF _Toc236201516 \h </w:instrText>
+              <w:instrText xml:space="preserve"> PAGEREF _Toc239421263 \h </w:instrText>
             </w:r>
             <w:r>
               <w:rPr>
@@ -542,13 +542,13 @@
               <w:noProof/>
             </w:rPr>
           </w:pPr>
-          <w:hyperlink w:anchor="_Toc236201517" w:history="1">
+          <w:hyperlink w:anchor="_Toc239421264" w:history="1">
             <w:r>
               <w:rPr>
                 <w:rStyle w:val="Hyperlink"/>
                 <w:noProof/>
               </w:rPr>
-              <w:t>Test 1 Run 1</w:t>
+              <w:t>Constants</w:t>
             </w:r>
             <w:r>
               <w:rPr>
@@ -569,7 +569,352 @@
                 <w:noProof/>
                 <w:webHidden/>
               </w:rPr>
-              <w:instrText xml:space="preserve"> PAGEREF _Toc236201517 \h </w:instrText>
+              <w:instrText xml:space="preserve"> PAGEREF _Toc239421264 \h </w:instrText>
+            </w:r>
+            <w:r>
+              <w:rPr>
+                <w:noProof/>
+                <w:webHidden/>
+              </w:rPr>
+            </w:r>
+            <w:r>
+              <w:rPr>
+                <w:noProof/>
+                <w:webHidden/>
+              </w:rPr>
+              <w:fldChar w:fldCharType="separate"/>
+            </w:r>
+            <w:r>
+              <w:rPr>
+                <w:noProof/>
+                <w:webHidden/>
+              </w:rPr>
+              <w:t>3</w:t>
+            </w:r>
+            <w:r>
+              <w:rPr>
+                <w:noProof/>
+                <w:webHidden/>
+              </w:rPr>
+              <w:fldChar w:fldCharType="end"/>
+            </w:r>
+          </w:hyperlink>
+        </w:p>
+        <w:p>
+          <w:pPr>
+            <w:pStyle w:val="TOC3"/>
+            <w:tabs>
+              <w:tab w:val="right" w:leader="dot" w:pos="9350"/>
+            </w:tabs>
+            <w:rPr>
+              <w:rFonts w:asciiTheme="minorHAnsi" w:eastAsiaTheme="minorEastAsia" w:hAnsiTheme="minorHAnsi" w:cstheme="minorBidi"/>
+              <w:noProof/>
+            </w:rPr>
+          </w:pPr>
+          <w:hyperlink w:anchor="_Toc239421265" w:history="1">
+            <w:r>
+              <w:rPr>
+                <w:rStyle w:val="Hyperlink"/>
+                <w:noProof/>
+              </w:rPr>
+              <w:t>2Hz-9201-CMF-0.01</w:t>
+            </w:r>
+            <w:r>
+              <w:rPr>
+                <w:noProof/>
+                <w:webHidden/>
+              </w:rPr>
+              <w:tab/>
+            </w:r>
+            <w:r>
+              <w:rPr>
+                <w:noProof/>
+                <w:webHidden/>
+              </w:rPr>
+              <w:fldChar w:fldCharType="begin"/>
+            </w:r>
+            <w:r>
+              <w:rPr>
+                <w:noProof/>
+                <w:webHidden/>
+              </w:rPr>
+              <w:instrText xml:space="preserve"> PAGEREF _Toc239421265 \h </w:instrText>
+            </w:r>
+            <w:r>
+              <w:rPr>
+                <w:noProof/>
+                <w:webHidden/>
+              </w:rPr>
+            </w:r>
+            <w:r>
+              <w:rPr>
+                <w:noProof/>
+                <w:webHidden/>
+              </w:rPr>
+              <w:fldChar w:fldCharType="separate"/>
+            </w:r>
+            <w:r>
+              <w:rPr>
+                <w:noProof/>
+                <w:webHidden/>
+              </w:rPr>
+              <w:t>3</w:t>
+            </w:r>
+            <w:r>
+              <w:rPr>
+                <w:noProof/>
+                <w:webHidden/>
+              </w:rPr>
+              <w:fldChar w:fldCharType="end"/>
+            </w:r>
+          </w:hyperlink>
+        </w:p>
+        <w:p>
+          <w:pPr>
+            <w:pStyle w:val="TOC3"/>
+            <w:tabs>
+              <w:tab w:val="right" w:leader="dot" w:pos="9350"/>
+            </w:tabs>
+            <w:rPr>
+              <w:rFonts w:asciiTheme="minorHAnsi" w:eastAsiaTheme="minorEastAsia" w:hAnsiTheme="minorHAnsi" w:cstheme="minorBidi"/>
+              <w:noProof/>
+            </w:rPr>
+          </w:pPr>
+          <w:hyperlink w:anchor="_Toc239421266" w:history="1">
+            <w:r>
+              <w:rPr>
+                <w:rStyle w:val="Hyperlink"/>
+                <w:noProof/>
+              </w:rPr>
+              <w:t>5Hz-9201-CMF-0.01</w:t>
+            </w:r>
+            <w:r>
+              <w:rPr>
+                <w:noProof/>
+                <w:webHidden/>
+              </w:rPr>
+              <w:tab/>
+            </w:r>
+            <w:r>
+              <w:rPr>
+                <w:noProof/>
+                <w:webHidden/>
+              </w:rPr>
+              <w:fldChar w:fldCharType="begin"/>
+            </w:r>
+            <w:r>
+              <w:rPr>
+                <w:noProof/>
+                <w:webHidden/>
+              </w:rPr>
+              <w:instrText xml:space="preserve"> PAGEREF _Toc239421266 \h </w:instrText>
+            </w:r>
+            <w:r>
+              <w:rPr>
+                <w:noProof/>
+                <w:webHidden/>
+              </w:rPr>
+            </w:r>
+            <w:r>
+              <w:rPr>
+                <w:noProof/>
+                <w:webHidden/>
+              </w:rPr>
+              <w:fldChar w:fldCharType="separate"/>
+            </w:r>
+            <w:r>
+              <w:rPr>
+                <w:noProof/>
+                <w:webHidden/>
+              </w:rPr>
+              <w:t>3</w:t>
+            </w:r>
+            <w:r>
+              <w:rPr>
+                <w:noProof/>
+                <w:webHidden/>
+              </w:rPr>
+              <w:fldChar w:fldCharType="end"/>
+            </w:r>
+          </w:hyperlink>
+        </w:p>
+        <w:p>
+          <w:pPr>
+            <w:pStyle w:val="TOC3"/>
+            <w:tabs>
+              <w:tab w:val="right" w:leader="dot" w:pos="9350"/>
+            </w:tabs>
+            <w:rPr>
+              <w:rFonts w:asciiTheme="minorHAnsi" w:eastAsiaTheme="minorEastAsia" w:hAnsiTheme="minorHAnsi" w:cstheme="minorBidi"/>
+              <w:noProof/>
+            </w:rPr>
+          </w:pPr>
+          <w:hyperlink w:anchor="_Toc239421267" w:history="1">
+            <w:r>
+              <w:rPr>
+                <w:rStyle w:val="Hyperlink"/>
+                <w:noProof/>
+              </w:rPr>
+              <w:t>10Hz-9201-CMF-0.01</w:t>
+            </w:r>
+            <w:r>
+              <w:rPr>
+                <w:noProof/>
+                <w:webHidden/>
+              </w:rPr>
+              <w:tab/>
+            </w:r>
+            <w:r>
+              <w:rPr>
+                <w:noProof/>
+                <w:webHidden/>
+              </w:rPr>
+              <w:fldChar w:fldCharType="begin"/>
+            </w:r>
+            <w:r>
+              <w:rPr>
+                <w:noProof/>
+                <w:webHidden/>
+              </w:rPr>
+              <w:instrText xml:space="preserve"> PAGEREF _Toc239421267 \h </w:instrText>
+            </w:r>
+            <w:r>
+              <w:rPr>
+                <w:noProof/>
+                <w:webHidden/>
+              </w:rPr>
+            </w:r>
+            <w:r>
+              <w:rPr>
+                <w:noProof/>
+                <w:webHidden/>
+              </w:rPr>
+              <w:fldChar w:fldCharType="separate"/>
+            </w:r>
+            <w:r>
+              <w:rPr>
+                <w:noProof/>
+                <w:webHidden/>
+              </w:rPr>
+              <w:t>3</w:t>
+            </w:r>
+            <w:r>
+              <w:rPr>
+                <w:noProof/>
+                <w:webHidden/>
+              </w:rPr>
+              <w:fldChar w:fldCharType="end"/>
+            </w:r>
+          </w:hyperlink>
+        </w:p>
+        <w:p>
+          <w:pPr>
+            <w:pStyle w:val="TOC3"/>
+            <w:tabs>
+              <w:tab w:val="right" w:leader="dot" w:pos="9350"/>
+            </w:tabs>
+            <w:rPr>
+              <w:rFonts w:asciiTheme="minorHAnsi" w:eastAsiaTheme="minorEastAsia" w:hAnsiTheme="minorHAnsi" w:cstheme="minorBidi"/>
+              <w:noProof/>
+            </w:rPr>
+          </w:pPr>
+          <w:hyperlink w:anchor="_Toc239421268" w:history="1">
+            <w:r>
+              <w:rPr>
+                <w:rStyle w:val="Hyperlink"/>
+                <w:noProof/>
+              </w:rPr>
+              <w:t>5Hz-9201-CMF-1</w:t>
+            </w:r>
+            <w:r>
+              <w:rPr>
+                <w:noProof/>
+                <w:webHidden/>
+              </w:rPr>
+              <w:tab/>
+            </w:r>
+            <w:r>
+              <w:rPr>
+                <w:noProof/>
+                <w:webHidden/>
+              </w:rPr>
+              <w:fldChar w:fldCharType="begin"/>
+            </w:r>
+            <w:r>
+              <w:rPr>
+                <w:noProof/>
+                <w:webHidden/>
+              </w:rPr>
+              <w:instrText xml:space="preserve"> PAGEREF _Toc239421268 \h </w:instrText>
+            </w:r>
+            <w:r>
+              <w:rPr>
+                <w:noProof/>
+                <w:webHidden/>
+              </w:rPr>
+            </w:r>
+            <w:r>
+              <w:rPr>
+                <w:noProof/>
+                <w:webHidden/>
+              </w:rPr>
+              <w:fldChar w:fldCharType="separate"/>
+            </w:r>
+            <w:r>
+              <w:rPr>
+                <w:noProof/>
+                <w:webHidden/>
+              </w:rPr>
+              <w:t>3</w:t>
+            </w:r>
+            <w:r>
+              <w:rPr>
+                <w:noProof/>
+                <w:webHidden/>
+              </w:rPr>
+              <w:fldChar w:fldCharType="end"/>
+            </w:r>
+          </w:hyperlink>
+        </w:p>
+        <w:p>
+          <w:pPr>
+            <w:pStyle w:val="TOC3"/>
+            <w:tabs>
+              <w:tab w:val="right" w:leader="dot" w:pos="9350"/>
+            </w:tabs>
+            <w:rPr>
+              <w:rFonts w:asciiTheme="minorHAnsi" w:eastAsiaTheme="minorEastAsia" w:hAnsiTheme="minorHAnsi" w:cstheme="minorBidi"/>
+              <w:noProof/>
+            </w:rPr>
+          </w:pPr>
+          <w:hyperlink w:anchor="_Toc239421269" w:history="1">
+            <w:r>
+              <w:rPr>
+                <w:rStyle w:val="Hyperlink"/>
+                <w:noProof/>
+              </w:rPr>
+              <w:t>10Hz-9201-CMF-1</w:t>
+            </w:r>
+            <w:r>
+              <w:rPr>
+                <w:noProof/>
+                <w:webHidden/>
+              </w:rPr>
+              <w:tab/>
+            </w:r>
+            <w:r>
+              <w:rPr>
+                <w:noProof/>
+                <w:webHidden/>
+              </w:rPr>
+              <w:fldChar w:fldCharType="begin"/>
+            </w:r>
+            <w:r>
+              <w:rPr>
+                <w:noProof/>
+                <w:webHidden/>
+              </w:rPr>
+              <w:instrText xml:space="preserve"> PAGEREF _Toc239421269 \h </w:instrText>
             </w:r>
             <w:r>
               <w:rPr>
@@ -611,13 +956,13 @@
               <w:noProof/>
             </w:rPr>
           </w:pPr>
-          <w:hyperlink w:anchor="_Toc236201518" w:history="1">
+          <w:hyperlink w:anchor="_Toc239421270" w:history="1">
             <w:r>
               <w:rPr>
                 <w:rStyle w:val="Hyperlink"/>
                 <w:noProof/>
               </w:rPr>
-              <w:t>07282026</w:t>
+              <w:t>07292026</w:t>
             </w:r>
             <w:r>
               <w:rPr>
@@ -638,7 +983,7 @@
                 <w:noProof/>
                 <w:webHidden/>
               </w:rPr>
-              <w:instrText xml:space="preserve"> PAGEREF _Toc236201518 \h </w:instrText>
+              <w:instrText xml:space="preserve"> PAGEREF _Toc239421270 \h </w:instrText>
             </w:r>
             <w:r>
               <w:rPr>
@@ -680,7 +1025,7 @@
               <w:noProof/>
             </w:rPr>
           </w:pPr>
-          <w:hyperlink w:anchor="_Toc236201519" w:history="1">
+          <w:hyperlink w:anchor="_Toc239421271" w:history="1">
             <w:r>
               <w:rPr>
                 <w:rStyle w:val="Hyperlink"/>
@@ -707,7 +1052,7 @@
                 <w:noProof/>
                 <w:webHidden/>
               </w:rPr>
-              <w:instrText xml:space="preserve"> PAGEREF _Toc236201519 \h </w:instrText>
+              <w:instrText xml:space="preserve"> PAGEREF _Toc239421271 \h </w:instrText>
             </w:r>
             <w:r>
               <w:rPr>
@@ -749,7 +1094,7 @@
               <w:noProof/>
             </w:rPr>
           </w:pPr>
-          <w:hyperlink w:anchor="_Toc236201520" w:history="1">
+          <w:hyperlink w:anchor="_Toc239421272" w:history="1">
             <w:r>
               <w:rPr>
                 <w:rStyle w:val="Hyperlink"/>
@@ -776,7 +1121,7 @@
                 <w:noProof/>
                 <w:webHidden/>
               </w:rPr>
-              <w:instrText xml:space="preserve"> PAGEREF _Toc236201520 \h </w:instrText>
+              <w:instrText xml:space="preserve"> PAGEREF _Toc239421272 \h </w:instrText>
             </w:r>
             <w:r>
               <w:rPr>
@@ -818,7 +1163,7 @@
               <w:noProof/>
             </w:rPr>
           </w:pPr>
-          <w:hyperlink w:anchor="_Toc236201521" w:history="1">
+          <w:hyperlink w:anchor="_Toc239421273" w:history="1">
             <w:r>
               <w:rPr>
                 <w:rStyle w:val="Hyperlink"/>
@@ -845,7 +1190,7 @@
                 <w:noProof/>
                 <w:webHidden/>
               </w:rPr>
-              <w:instrText xml:space="preserve"> PAGEREF _Toc236201521 \h </w:instrText>
+              <w:instrText xml:space="preserve"> PAGEREF _Toc239421273 \h </w:instrText>
             </w:r>
             <w:r>
               <w:rPr>
@@ -865,7 +1210,7 @@
                 <w:noProof/>
                 <w:webHidden/>
               </w:rPr>
-              <w:t>4</w:t>
+              <w:t>5</w:t>
             </w:r>
             <w:r>
               <w:rPr>
@@ -887,7 +1232,7 @@
               <w:noProof/>
             </w:rPr>
           </w:pPr>
-          <w:hyperlink w:anchor="_Toc236201522" w:history="1">
+          <w:hyperlink w:anchor="_Toc239421274" w:history="1">
             <w:r>
               <w:rPr>
                 <w:rStyle w:val="Hyperlink"/>
@@ -914,7 +1259,7 @@
                 <w:noProof/>
                 <w:webHidden/>
               </w:rPr>
-              <w:instrText xml:space="preserve"> PAGEREF _Toc236201522 \h </w:instrText>
+              <w:instrText xml:space="preserve"> PAGEREF _Toc239421274 \h </w:instrText>
             </w:r>
             <w:r>
               <w:rPr>
@@ -934,7 +1279,7 @@
                 <w:noProof/>
                 <w:webHidden/>
               </w:rPr>
-              <w:t>5</w:t>
+              <w:t>6</w:t>
             </w:r>
             <w:r>
               <w:rPr>
@@ -956,13 +1301,13 @@
               <w:noProof/>
             </w:rPr>
           </w:pPr>
-          <w:hyperlink w:anchor="_Toc236201523" w:history="1">
+          <w:hyperlink w:anchor="_Toc239421275" w:history="1">
             <w:r>
               <w:rPr>
                 <w:rStyle w:val="Hyperlink"/>
                 <w:noProof/>
               </w:rPr>
-              <w:t>10Hz-9201-CMF-0.1</w:t>
+              <w:t>10Hz-9201-CMF-0.01</w:t>
             </w:r>
             <w:r>
               <w:rPr>
@@ -983,7 +1328,7 @@
                 <w:noProof/>
                 <w:webHidden/>
               </w:rPr>
-              <w:instrText xml:space="preserve"> PAGEREF _Toc236201523 \h </w:instrText>
+              <w:instrText xml:space="preserve"> PAGEREF _Toc239421275 \h </w:instrText>
             </w:r>
             <w:r>
               <w:rPr>
@@ -1003,7 +1348,7 @@
                 <w:noProof/>
                 <w:webHidden/>
               </w:rPr>
-              <w:t>5</w:t>
+              <w:t>7</w:t>
             </w:r>
             <w:r>
               <w:rPr>
@@ -1025,13 +1370,13 @@
               <w:noProof/>
             </w:rPr>
           </w:pPr>
-          <w:hyperlink w:anchor="_Toc236201524" w:history="1">
+          <w:hyperlink w:anchor="_Toc239421276" w:history="1">
             <w:r>
               <w:rPr>
                 <w:rStyle w:val="Hyperlink"/>
                 <w:noProof/>
               </w:rPr>
-              <w:t>10Hz-9201-CMF-0.5</w:t>
+              <w:t>10Hz-9201-CMF-1</w:t>
             </w:r>
             <w:r>
               <w:rPr>
@@ -1052,7 +1397,7 @@
                 <w:noProof/>
                 <w:webHidden/>
               </w:rPr>
-              <w:instrText xml:space="preserve"> PAGEREF _Toc236201524 \h </w:instrText>
+              <w:instrText xml:space="preserve"> PAGEREF _Toc239421276 \h </w:instrText>
             </w:r>
             <w:r>
               <w:rPr>
@@ -1072,7 +1417,7 @@
                 <w:noProof/>
                 <w:webHidden/>
               </w:rPr>
-              <w:t>6</w:t>
+              <w:t>7</w:t>
             </w:r>
             <w:r>
               <w:rPr>
@@ -1094,13 +1439,13 @@
               <w:noProof/>
             </w:rPr>
           </w:pPr>
-          <w:hyperlink w:anchor="_Toc236201525" w:history="1">
+          <w:hyperlink w:anchor="_Toc239421277" w:history="1">
             <w:r>
               <w:rPr>
                 <w:rStyle w:val="Hyperlink"/>
                 <w:noProof/>
               </w:rPr>
-              <w:t>5Hz-9201-CMF-0.1</w:t>
+              <w:t>10Hz-9201-CMF-0.1</w:t>
             </w:r>
             <w:r>
               <w:rPr>
@@ -1121,7 +1466,7 @@
                 <w:noProof/>
                 <w:webHidden/>
               </w:rPr>
-              <w:instrText xml:space="preserve"> PAGEREF _Toc236201525 \h </w:instrText>
+              <w:instrText xml:space="preserve"> PAGEREF _Toc239421277 \h </w:instrText>
             </w:r>
             <w:r>
               <w:rPr>
@@ -1141,7 +1486,7 @@
                 <w:noProof/>
                 <w:webHidden/>
               </w:rPr>
-              <w:t>6</w:t>
+              <w:t>7</w:t>
             </w:r>
             <w:r>
               <w:rPr>
@@ -1163,12 +1508,150 @@
               <w:noProof/>
             </w:rPr>
           </w:pPr>
-          <w:hyperlink w:anchor="_Toc236201526" w:history="1">
+          <w:hyperlink w:anchor="_Toc239421278" w:history="1">
             <w:r>
               <w:rPr>
                 <w:rStyle w:val="Hyperlink"/>
                 <w:noProof/>
               </w:rPr>
+              <w:t>10Hz-9201-CMF-0.5</w:t>
+            </w:r>
+            <w:r>
+              <w:rPr>
+                <w:noProof/>
+                <w:webHidden/>
+              </w:rPr>
+              <w:tab/>
+            </w:r>
+            <w:r>
+              <w:rPr>
+                <w:noProof/>
+                <w:webHidden/>
+              </w:rPr>
+              <w:fldChar w:fldCharType="begin"/>
+            </w:r>
+            <w:r>
+              <w:rPr>
+                <w:noProof/>
+                <w:webHidden/>
+              </w:rPr>
+              <w:instrText xml:space="preserve"> PAGEREF _Toc239421278 \h </w:instrText>
+            </w:r>
+            <w:r>
+              <w:rPr>
+                <w:noProof/>
+                <w:webHidden/>
+              </w:rPr>
+            </w:r>
+            <w:r>
+              <w:rPr>
+                <w:noProof/>
+                <w:webHidden/>
+              </w:rPr>
+              <w:fldChar w:fldCharType="separate"/>
+            </w:r>
+            <w:r>
+              <w:rPr>
+                <w:noProof/>
+                <w:webHidden/>
+              </w:rPr>
+              <w:t>8</w:t>
+            </w:r>
+            <w:r>
+              <w:rPr>
+                <w:noProof/>
+                <w:webHidden/>
+              </w:rPr>
+              <w:fldChar w:fldCharType="end"/>
+            </w:r>
+          </w:hyperlink>
+        </w:p>
+        <w:p>
+          <w:pPr>
+            <w:pStyle w:val="TOC3"/>
+            <w:tabs>
+              <w:tab w:val="right" w:leader="dot" w:pos="9350"/>
+            </w:tabs>
+            <w:rPr>
+              <w:rFonts w:asciiTheme="minorHAnsi" w:eastAsiaTheme="minorEastAsia" w:hAnsiTheme="minorHAnsi" w:cstheme="minorBidi"/>
+              <w:noProof/>
+            </w:rPr>
+          </w:pPr>
+          <w:hyperlink w:anchor="_Toc239421279" w:history="1">
+            <w:r>
+              <w:rPr>
+                <w:rStyle w:val="Hyperlink"/>
+                <w:noProof/>
+              </w:rPr>
+              <w:t>5Hz-9201-CMF-0.1</w:t>
+            </w:r>
+            <w:r>
+              <w:rPr>
+                <w:noProof/>
+                <w:webHidden/>
+              </w:rPr>
+              <w:tab/>
+            </w:r>
+            <w:r>
+              <w:rPr>
+                <w:noProof/>
+                <w:webHidden/>
+              </w:rPr>
+              <w:fldChar w:fldCharType="begin"/>
+            </w:r>
+            <w:r>
+              <w:rPr>
+                <w:noProof/>
+                <w:webHidden/>
+              </w:rPr>
+              <w:instrText xml:space="preserve"> PAGEREF _Toc239421279 \h </w:instrText>
+            </w:r>
+            <w:r>
+              <w:rPr>
+                <w:noProof/>
+                <w:webHidden/>
+              </w:rPr>
+            </w:r>
+            <w:r>
+              <w:rPr>
+                <w:noProof/>
+                <w:webHidden/>
+              </w:rPr>
+              <w:fldChar w:fldCharType="separate"/>
+            </w:r>
+            <w:r>
+              <w:rPr>
+                <w:noProof/>
+                <w:webHidden/>
+              </w:rPr>
+              <w:t>9</w:t>
+            </w:r>
+            <w:r>
+              <w:rPr>
+                <w:noProof/>
+                <w:webHidden/>
+              </w:rPr>
+              <w:fldChar w:fldCharType="end"/>
+            </w:r>
+          </w:hyperlink>
+        </w:p>
+        <w:p>
+          <w:pPr>
+            <w:pStyle w:val="TOC3"/>
+            <w:tabs>
+              <w:tab w:val="right" w:leader="dot" w:pos="9350"/>
+            </w:tabs>
+            <w:rPr>
+              <w:rFonts w:asciiTheme="minorHAnsi" w:eastAsiaTheme="minorEastAsia" w:hAnsiTheme="minorHAnsi" w:cstheme="minorBidi"/>
+              <w:noProof/>
+            </w:rPr>
+          </w:pPr>
+          <w:hyperlink w:anchor="_Toc239421280" w:history="1">
+            <w:r>
+              <w:rPr>
+                <w:rStyle w:val="Hyperlink"/>
+                <w:noProof/>
+              </w:rPr>
               <w:t>5Hz-9201-CMF-0.5</w:t>
             </w:r>
             <w:r>
@@ -1190,7 +1673,7 @@
                 <w:noProof/>
                 <w:webHidden/>
               </w:rPr>
-              <w:instrText xml:space="preserve"> PAGEREF _Toc236201526 \h </w:instrText>
+              <w:instrText xml:space="preserve"> PAGEREF _Toc239421280 \h </w:instrText>
             </w:r>
             <w:r>
               <w:rPr>
@@ -1210,7 +1693,145 @@
                 <w:noProof/>
                 <w:webHidden/>
               </w:rPr>
-              <w:t>7</w:t>
+              <w:t>10</w:t>
+            </w:r>
+            <w:r>
+              <w:rPr>
+                <w:noProof/>
+                <w:webHidden/>
+              </w:rPr>
+              <w:fldChar w:fldCharType="end"/>
+            </w:r>
+          </w:hyperlink>
+        </w:p>
+        <w:p>
+          <w:pPr>
+            <w:pStyle w:val="TOC3"/>
+            <w:tabs>
+              <w:tab w:val="right" w:leader="dot" w:pos="9350"/>
+            </w:tabs>
+            <w:rPr>
+              <w:rFonts w:asciiTheme="minorHAnsi" w:eastAsiaTheme="minorEastAsia" w:hAnsiTheme="minorHAnsi" w:cstheme="minorBidi"/>
+              <w:noProof/>
+            </w:rPr>
+          </w:pPr>
+          <w:hyperlink w:anchor="_Toc239421281" w:history="1">
+            <w:r>
+              <w:rPr>
+                <w:rStyle w:val="Hyperlink"/>
+                <w:noProof/>
+              </w:rPr>
+              <w:t>5Hz-9201-CMF-0.01</w:t>
+            </w:r>
+            <w:r>
+              <w:rPr>
+                <w:noProof/>
+                <w:webHidden/>
+              </w:rPr>
+              <w:tab/>
+            </w:r>
+            <w:r>
+              <w:rPr>
+                <w:noProof/>
+                <w:webHidden/>
+              </w:rPr>
+              <w:fldChar w:fldCharType="begin"/>
+            </w:r>
+            <w:r>
+              <w:rPr>
+                <w:noProof/>
+                <w:webHidden/>
+              </w:rPr>
+              <w:instrText xml:space="preserve"> PAGEREF _Toc239421281 \h </w:instrText>
+            </w:r>
+            <w:r>
+              <w:rPr>
+                <w:noProof/>
+                <w:webHidden/>
+              </w:rPr>
+            </w:r>
+            <w:r>
+              <w:rPr>
+                <w:noProof/>
+                <w:webHidden/>
+              </w:rPr>
+              <w:fldChar w:fldCharType="separate"/>
+            </w:r>
+            <w:r>
+              <w:rPr>
+                <w:noProof/>
+                <w:webHidden/>
+              </w:rPr>
+              <w:t>11</w:t>
+            </w:r>
+            <w:r>
+              <w:rPr>
+                <w:noProof/>
+                <w:webHidden/>
+              </w:rPr>
+              <w:fldChar w:fldCharType="end"/>
+            </w:r>
+          </w:hyperlink>
+        </w:p>
+        <w:p>
+          <w:pPr>
+            <w:pStyle w:val="TOC3"/>
+            <w:tabs>
+              <w:tab w:val="right" w:leader="dot" w:pos="9350"/>
+            </w:tabs>
+            <w:rPr>
+              <w:rFonts w:asciiTheme="minorHAnsi" w:eastAsiaTheme="minorEastAsia" w:hAnsiTheme="minorHAnsi" w:cstheme="minorBidi"/>
+              <w:noProof/>
+            </w:rPr>
+          </w:pPr>
+          <w:hyperlink w:anchor="_Toc239421282" w:history="1">
+            <w:r>
+              <w:rPr>
+                <w:rStyle w:val="Hyperlink"/>
+                <w:noProof/>
+              </w:rPr>
+              <w:t>5Hz-9201-CMF-1</w:t>
+            </w:r>
+            <w:r>
+              <w:rPr>
+                <w:noProof/>
+                <w:webHidden/>
+              </w:rPr>
+              <w:tab/>
+            </w:r>
+            <w:r>
+              <w:rPr>
+                <w:noProof/>
+                <w:webHidden/>
+              </w:rPr>
+              <w:fldChar w:fldCharType="begin"/>
+            </w:r>
+            <w:r>
+              <w:rPr>
+                <w:noProof/>
+                <w:webHidden/>
+              </w:rPr>
+              <w:instrText xml:space="preserve"> PAGEREF _Toc239421282 \h </w:instrText>
+            </w:r>
+            <w:r>
+              <w:rPr>
+                <w:noProof/>
+                <w:webHidden/>
+              </w:rPr>
+            </w:r>
+            <w:r>
+              <w:rPr>
+                <w:noProof/>
+                <w:webHidden/>
+              </w:rPr>
+              <w:fldChar w:fldCharType="separate"/>
+            </w:r>
+            <w:r>
+              <w:rPr>
+                <w:noProof/>
+                <w:webHidden/>
+              </w:rPr>
+              <w:t>12</w:t>
             </w:r>
             <w:r>
               <w:rPr>
@@ -1239,8 +1860,9 @@
       <w:pPr>
         <w:pStyle w:val="Heading1"/>
       </w:pPr>
-      <w:bookmarkStart w:id="0" w:name="_Toc236201510"/>
-      <w:r>
+      <w:bookmarkStart w:id="0" w:name="_Toc239421257"/>
+      <w:r>
+        <w:lastRenderedPageBreak/>
         <w:t>Test Procedure</w:t>
       </w:r>
       <w:bookmarkEnd w:id="0"/>
@@ -1262,7 +1884,7 @@
       <w:pPr>
         <w:pStyle w:val="Heading1"/>
       </w:pPr>
-      <w:bookmarkStart w:id="1" w:name="_Toc236201511"/>
+      <w:bookmarkStart w:id="1" w:name="_Toc239421258"/>
       <w:r>
         <w:t>Assisi V0.2.1</w:t>
       </w:r>
@@ -1275,7 +1897,7 @@
           <w:rFonts w:ascii="Times New Roman" w:hAnsi="Times New Roman"/>
         </w:rPr>
       </w:pPr>
-      <w:bookmarkStart w:id="2" w:name="_Toc236201512"/>
+      <w:bookmarkStart w:id="2" w:name="_Toc239421259"/>
       <w:r>
         <w:rPr>
           <w:rFonts w:ascii="Times New Roman" w:hAnsi="Times New Roman"/>
@@ -1291,7 +1913,7 @@
           <w:rFonts w:ascii="Times New Roman" w:hAnsi="Times New Roman"/>
         </w:rPr>
       </w:pPr>
-      <w:bookmarkStart w:id="3" w:name="_Toc236201513"/>
+      <w:bookmarkStart w:id="3" w:name="_Toc239421260"/>
       <w:r>
         <w:rPr>
           <w:rFonts w:ascii="Times New Roman" w:hAnsi="Times New Roman"/>
@@ -1350,6 +1972,7 @@
     </w:p>
     <w:p>
       <w:r>
+        <w:lastRenderedPageBreak/>
         <w:t>Baseline material resistance: 1.6 Mohm</w:t>
       </w:r>
     </w:p>
@@ -1370,7 +1993,7 @@
           <w:rFonts w:ascii="Times New Roman" w:hAnsi="Times New Roman"/>
         </w:rPr>
       </w:pPr>
-      <w:bookmarkStart w:id="4" w:name="_Toc236201514"/>
+      <w:bookmarkStart w:id="4" w:name="_Toc239421261"/>
       <w:r>
         <w:rPr>
           <w:rFonts w:ascii="Times New Roman" w:hAnsi="Times New Roman"/>
@@ -1398,7 +2021,7 @@
           <w:rFonts w:ascii="Times New Roman" w:hAnsi="Times New Roman"/>
         </w:rPr>
       </w:pPr>
-      <w:bookmarkStart w:id="5" w:name="_Toc236201515"/>
+      <w:bookmarkStart w:id="5" w:name="_Toc239421262"/>
       <w:r>
         <w:rPr>
           <w:rFonts w:ascii="Times New Roman" w:hAnsi="Times New Roman"/>
@@ -1422,7 +2045,6 @@
     </w:p>
     <w:p>
       <w:r>
-        <w:lastRenderedPageBreak/>
         <w:t>Settle time: ~2 min</w:t>
       </w:r>
     </w:p>
@@ -1479,7 +2101,7 @@
         </w:rPr>
       </w:pPr>
       <w:bookmarkStart w:id="6" w:name="_Toc236120080"/>
-      <w:bookmarkStart w:id="7" w:name="_Toc236201516"/>
+      <w:bookmarkStart w:id="7" w:name="_Toc239421263"/>
       <w:r>
         <w:rPr>
           <w:rFonts w:ascii="Times New Roman" w:hAnsi="Times New Roman"/>
@@ -1508,12 +2130,14 @@
           <w:rFonts w:ascii="Times New Roman" w:hAnsi="Times New Roman"/>
         </w:rPr>
       </w:pPr>
+      <w:bookmarkStart w:id="8" w:name="_Toc239421264"/>
       <w:r>
         <w:rPr>
           <w:rFonts w:ascii="Times New Roman" w:hAnsi="Times New Roman"/>
         </w:rPr>
         <w:t>Constants</w:t>
       </w:r>
+      <w:bookmarkEnd w:id="8"/>
     </w:p>
     <w:p/>
     <w:p>
@@ -1523,6 +2147,7 @@
           <w:rFonts w:ascii="Times New Roman" w:hAnsi="Times New Roman"/>
         </w:rPr>
       </w:pPr>
+      <w:bookmarkStart w:id="9" w:name="_Toc239421265"/>
       <w:r>
         <w:rPr>
           <w:rFonts w:ascii="Times New Roman" w:hAnsi="Times New Roman"/>
@@ -1535,6 +2160,7 @@
         </w:rPr>
         <w:t>Hz-9201-CMF-0.01</w:t>
       </w:r>
+      <w:bookmarkEnd w:id="9"/>
     </w:p>
     <w:p>
       <w:pPr>
@@ -1585,6 +2211,7 @@
           <w:rFonts w:ascii="Times New Roman" w:hAnsi="Times New Roman"/>
         </w:rPr>
       </w:pPr>
+      <w:bookmarkStart w:id="10" w:name="_Toc239421266"/>
       <w:r>
         <w:rPr>
           <w:rFonts w:ascii="Times New Roman" w:hAnsi="Times New Roman"/>
@@ -1597,6 +2224,7 @@
         </w:rPr>
         <w:t>Hz-9201-CMF-0.01</w:t>
       </w:r>
+      <w:bookmarkEnd w:id="10"/>
     </w:p>
     <w:p>
       <w:pPr>
@@ -1647,12 +2275,14 @@
           <w:rFonts w:ascii="Times New Roman" w:hAnsi="Times New Roman"/>
         </w:rPr>
       </w:pPr>
+      <w:bookmarkStart w:id="11" w:name="_Toc239421267"/>
       <w:r>
         <w:rPr>
           <w:rFonts w:ascii="Times New Roman" w:hAnsi="Times New Roman"/>
         </w:rPr>
         <w:t>10Hz-9201-CMF-0.01</w:t>
       </w:r>
+      <w:bookmarkEnd w:id="11"/>
     </w:p>
     <w:p>
       <w:pPr>
@@ -1695,7 +2325,6 @@
           </wp:inline>
         </w:drawing>
       </w:r>
-      <w:bookmarkStart w:id="8" w:name="_Toc236201518"/>
     </w:p>
     <w:p>
       <w:pPr>
@@ -1704,6 +2333,7 @@
           <w:rFonts w:ascii="Times New Roman" w:hAnsi="Times New Roman"/>
         </w:rPr>
       </w:pPr>
+      <w:bookmarkStart w:id="12" w:name="_Toc239421268"/>
       <w:r>
         <w:rPr>
           <w:rFonts w:ascii="Times New Roman" w:hAnsi="Times New Roman"/>
@@ -1716,6 +2346,7 @@
         </w:rPr>
         <w:t>Hz-9201-CMF-1</w:t>
       </w:r>
+      <w:bookmarkEnd w:id="12"/>
     </w:p>
     <w:p>
       <w:pPr>
@@ -1766,12 +2397,14 @@
           <w:rFonts w:ascii="Times New Roman" w:hAnsi="Times New Roman"/>
         </w:rPr>
       </w:pPr>
+      <w:bookmarkStart w:id="13" w:name="_Toc239421269"/>
       <w:r>
         <w:rPr>
           <w:rFonts w:ascii="Times New Roman" w:hAnsi="Times New Roman"/>
         </w:rPr>
         <w:t>10Hz-9201-CMF-1</w:t>
       </w:r>
+      <w:bookmarkEnd w:id="13"/>
     </w:p>
     <w:p>
       <w:pPr>
@@ -1822,6 +2455,7 @@
           <w:rFonts w:ascii="Times New Roman" w:hAnsi="Times New Roman"/>
         </w:rPr>
       </w:pPr>
+      <w:bookmarkStart w:id="14" w:name="_Toc239421270"/>
       <w:r>
         <w:rPr>
           <w:rFonts w:ascii="Times New Roman" w:hAnsi="Times New Roman"/>
@@ -1846,7 +2480,7 @@
         </w:rPr>
         <w:t>2026</w:t>
       </w:r>
-      <w:bookmarkEnd w:id="8"/>
+      <w:bookmarkEnd w:id="14"/>
     </w:p>
     <w:p>
       <w:pPr>
@@ -1855,14 +2489,14 @@
           <w:rFonts w:ascii="Times New Roman" w:hAnsi="Times New Roman"/>
         </w:rPr>
       </w:pPr>
-      <w:bookmarkStart w:id="9" w:name="_Toc236201519"/>
+      <w:bookmarkStart w:id="15" w:name="_Toc239421271"/>
       <w:r>
         <w:rPr>
           <w:rFonts w:ascii="Times New Roman" w:hAnsi="Times New Roman"/>
         </w:rPr>
         <w:t>20Hz-9201-CMF-1</w:t>
       </w:r>
-      <w:bookmarkEnd w:id="9"/>
+      <w:bookmarkEnd w:id="15"/>
     </w:p>
     <w:p>
       <w:r>
@@ -1874,6 +2508,7 @@
     </w:p>
     <w:p>
       <w:r>
+        <w:lastRenderedPageBreak/>
         <w:t>Discharge time: ~1 min</w:t>
       </w:r>
     </w:p>
@@ -1909,7 +2544,6 @@
     </w:p>
     <w:p>
       <w:r>
-        <w:lastRenderedPageBreak/>
         <w:t>Shunt resistor: 1 Mohm</w:t>
       </w:r>
     </w:p>
@@ -1988,110 +2622,14 @@
     </w:p>
     <w:p>
       <w:pPr>
-        <w:pStyle w:val="Heading4"/>
-      </w:pPr>
-      <w:r>
-        <w:t>Post</w:t>
-      </w:r>
-    </w:p>
-    <w:p>
-      <w:pPr>
-        <w:pStyle w:val="Heading3"/>
-        <w:rPr>
-          <w:rFonts w:ascii="Times New Roman" w:hAnsi="Times New Roman"/>
-        </w:rPr>
-      </w:pPr>
-      <w:bookmarkStart w:id="10" w:name="_Toc236201520"/>
-      <w:r>
-        <w:rPr>
-          <w:rFonts w:ascii="Times New Roman" w:hAnsi="Times New Roman"/>
-        </w:rPr>
-        <w:t>20Hz-9201-CMF-0.01</w:t>
-      </w:r>
-      <w:bookmarkEnd w:id="10"/>
-    </w:p>
-    <w:p>
-      <w:r>
-        <w:t>Specimen Type</w:t>
-      </w:r>
-      <w:r>
-        <w:t>: CMF 0.01% 12/06/2025 Campione 2</w:t>
-      </w:r>
-    </w:p>
-    <w:p>
-      <w:r>
-        <w:t>Discharge time: ~1 min</w:t>
-      </w:r>
-    </w:p>
-    <w:p>
-      <w:r>
-        <w:t>Settle time: ~4 min</w:t>
-      </w:r>
-    </w:p>
-    <w:p>
-      <w:r>
-        <w:t>Dimensions: 5.2 cm cube</w:t>
-      </w:r>
-    </w:p>
-    <w:p>
-      <w:r>
-        <w:t>Space between meshes: 1.5 cm</w:t>
-      </w:r>
-    </w:p>
-    <w:p>
-      <w:r>
-        <w:t>Physical notes: eroded edges and faces. Dusty, dry. This was its first test of the day.</w:t>
-      </w:r>
-    </w:p>
-    <w:p>
-      <w:r>
-        <w:t>NI card: NI 9201</w:t>
-      </w:r>
-    </w:p>
-    <w:p>
-      <w:r>
-        <w:t>PSU: 9V 6A max</w:t>
-      </w:r>
-    </w:p>
-    <w:p>
-      <w:r>
-        <w:t>Shunt resistor: 1 Mohm</w:t>
-      </w:r>
-    </w:p>
-    <w:p>
-      <w:r>
-        <w:t>Baseline material resistance: 1.4 Mohm</w:t>
-      </w:r>
-    </w:p>
-    <w:p>
-      <w:r>
-        <w:t>Post resistance: 7 Mohm</w:t>
-      </w:r>
-    </w:p>
-    <w:p>
-      <w:r>
-        <w:t>Loaded?: No</w:t>
-      </w:r>
-    </w:p>
-    <w:p>
-      <w:pPr>
-        <w:pStyle w:val="Heading4"/>
-      </w:pPr>
-      <w:r>
-        <w:lastRenderedPageBreak/>
-        <w:t>Pre</w:t>
-      </w:r>
-    </w:p>
-    <w:p>
-      <w:pPr>
         <w:jc w:val="center"/>
       </w:pPr>
       <w:r>
         <w:drawing>
-          <wp:inline distT="0" distB="0" distL="0" distR="0" wp14:anchorId="66AC8851" wp14:editId="03F687E3">
-            <wp:extent cx="2825895" cy="1530429"/>
+          <wp:inline distT="0" distB="0" distL="0" distR="0" wp14:anchorId="6A35FAAC" wp14:editId="33DE8A4D">
+            <wp:extent cx="2825895" cy="1543129"/>
             <wp:effectExtent l="0" t="0" r="0" b="0"/>
-            <wp:docPr id="481868428" name="Picture 1"/>
+            <wp:docPr id="1003683105" name="Picture 1"/>
             <wp:cNvGraphicFramePr>
               <a:graphicFrameLocks xmlns:a="http://schemas.openxmlformats.org/drawingml/2006/main" noChangeAspect="1"/>
             </wp:cNvGraphicFramePr>
@@ -2099,11 +2637,57 @@
               <a:graphicData uri="http://schemas.openxmlformats.org/drawingml/2006/picture">
                 <pic:pic xmlns:pic="http://schemas.openxmlformats.org/drawingml/2006/picture">
                   <pic:nvPicPr>
-                    <pic:cNvPr id="481868428" name=""/>
+                    <pic:cNvPr id="1003683105" name=""/>
                     <pic:cNvPicPr/>
                   </pic:nvPicPr>
                   <pic:blipFill>
                     <a:blip r:embed="rId11"/>
+                    <a:stretch>
+                      <a:fillRect/>
+                    </a:stretch>
+                  </pic:blipFill>
+                  <pic:spPr>
+                    <a:xfrm>
+                      <a:off x="0" y="0"/>
+                      <a:ext cx="2825895" cy="1543129"/>
+                    </a:xfrm>
+                    <a:prstGeom prst="rect">
+                      <a:avLst/>
+                    </a:prstGeom>
+                  </pic:spPr>
+                </pic:pic>
+              </a:graphicData>
+            </a:graphic>
+          </wp:inline>
+        </w:drawing>
+      </w:r>
+      <w:r>
+        <w:t>constant</w:t>
+      </w:r>
+    </w:p>
+    <w:p>
+      <w:pPr>
+        <w:jc w:val="center"/>
+      </w:pPr>
+      <w:r>
+        <w:lastRenderedPageBreak/>
+        <w:drawing>
+          <wp:inline distT="0" distB="0" distL="0" distR="0" wp14:anchorId="6FFA63D9" wp14:editId="73D5821A">
+            <wp:extent cx="2825895" cy="1530429"/>
+            <wp:effectExtent l="0" t="0" r="0" b="0"/>
+            <wp:docPr id="168450185" name="Picture 1"/>
+            <wp:cNvGraphicFramePr>
+              <a:graphicFrameLocks xmlns:a="http://schemas.openxmlformats.org/drawingml/2006/main" noChangeAspect="1"/>
+            </wp:cNvGraphicFramePr>
+            <a:graphic xmlns:a="http://schemas.openxmlformats.org/drawingml/2006/main">
+              <a:graphicData uri="http://schemas.openxmlformats.org/drawingml/2006/picture">
+                <pic:pic xmlns:pic="http://schemas.openxmlformats.org/drawingml/2006/picture">
+                  <pic:nvPicPr>
+                    <pic:cNvPr id="168450185" name=""/>
+                    <pic:cNvPicPr/>
+                  </pic:nvPicPr>
+                  <pic:blipFill>
+                    <a:blip r:embed="rId12"/>
                     <a:stretch>
                       <a:fillRect/>
                     </a:stretch>
@@ -2123,17 +2707,248 @@
           </wp:inline>
         </w:drawing>
       </w:r>
+      <w:r>
+        <w:t>triangular</w:t>
+      </w:r>
     </w:p>
     <w:p>
       <w:pPr>
         <w:pStyle w:val="Heading4"/>
       </w:pPr>
       <w:r>
+        <w:t>Post</w:t>
+      </w:r>
+    </w:p>
+    <w:p>
+      <w:pPr>
+        <w:pStyle w:val="Heading3"/>
+        <w:rPr>
+          <w:rFonts w:ascii="Times New Roman" w:hAnsi="Times New Roman"/>
+        </w:rPr>
+      </w:pPr>
+      <w:bookmarkStart w:id="16" w:name="_Toc239421272"/>
+      <w:r>
+        <w:rPr>
+          <w:rFonts w:ascii="Times New Roman" w:hAnsi="Times New Roman"/>
+        </w:rPr>
+        <w:t>20Hz-9201-CMF-0.01</w:t>
+      </w:r>
+      <w:bookmarkEnd w:id="16"/>
+    </w:p>
+    <w:p>
+      <w:r>
+        <w:t>Specimen Type</w:t>
+      </w:r>
+      <w:r>
+        <w:t>: CMF 0.01% 12/06/2025 Campione 2</w:t>
+      </w:r>
+    </w:p>
+    <w:p>
+      <w:r>
+        <w:t>Discharge time: ~1 min</w:t>
+      </w:r>
+    </w:p>
+    <w:p>
+      <w:r>
+        <w:t>Settle time: ~4 min</w:t>
+      </w:r>
+    </w:p>
+    <w:p>
+      <w:r>
+        <w:t>Dimensions: 5.2 cm cube</w:t>
+      </w:r>
+    </w:p>
+    <w:p>
+      <w:r>
+        <w:t>Space between meshes: 1.5 cm</w:t>
+      </w:r>
+    </w:p>
+    <w:p>
+      <w:r>
+        <w:t>Physical notes: eroded edges and faces. Dusty, dry. This was its first test of the day.</w:t>
+      </w:r>
+    </w:p>
+    <w:p>
+      <w:r>
+        <w:t>NI card: NI 9201</w:t>
+      </w:r>
+    </w:p>
+    <w:p>
+      <w:r>
+        <w:t>PSU: 9V 6A max</w:t>
+      </w:r>
+    </w:p>
+    <w:p>
+      <w:r>
+        <w:t>Shunt resistor: 1 Mohm</w:t>
+      </w:r>
+    </w:p>
+    <w:p>
+      <w:r>
+        <w:t>Baseline material resistance: 1.4 Mohm</w:t>
+      </w:r>
+    </w:p>
+    <w:p>
+      <w:r>
+        <w:t>Post resistance: 7 Mohm</w:t>
+      </w:r>
+    </w:p>
+    <w:p>
+      <w:r>
+        <w:t>Loaded?: No</w:t>
+      </w:r>
+    </w:p>
+    <w:p>
+      <w:pPr>
+        <w:pStyle w:val="Heading4"/>
+      </w:pPr>
+      <w:r>
+        <w:t>Pre</w:t>
+      </w:r>
+    </w:p>
+    <w:p>
+      <w:pPr>
+        <w:jc w:val="center"/>
+      </w:pPr>
+      <w:r>
+        <w:drawing>
+          <wp:inline distT="0" distB="0" distL="0" distR="0" wp14:anchorId="66AC8851" wp14:editId="03F687E3">
+            <wp:extent cx="2825895" cy="1530429"/>
+            <wp:effectExtent l="0" t="0" r="0" b="0"/>
+            <wp:docPr id="481868428" name="Picture 1"/>
+            <wp:cNvGraphicFramePr>
+              <a:graphicFrameLocks xmlns:a="http://schemas.openxmlformats.org/drawingml/2006/main" noChangeAspect="1"/>
+            </wp:cNvGraphicFramePr>
+            <a:graphic xmlns:a="http://schemas.openxmlformats.org/drawingml/2006/main">
+              <a:graphicData uri="http://schemas.openxmlformats.org/drawingml/2006/picture">
+                <pic:pic xmlns:pic="http://schemas.openxmlformats.org/drawingml/2006/picture">
+                  <pic:nvPicPr>
+                    <pic:cNvPr id="481868428" name=""/>
+                    <pic:cNvPicPr/>
+                  </pic:nvPicPr>
+                  <pic:blipFill>
+                    <a:blip r:embed="rId13"/>
+                    <a:stretch>
+                      <a:fillRect/>
+                    </a:stretch>
+                  </pic:blipFill>
+                  <pic:spPr>
+                    <a:xfrm>
+                      <a:off x="0" y="0"/>
+                      <a:ext cx="2825895" cy="1530429"/>
+                    </a:xfrm>
+                    <a:prstGeom prst="rect">
+                      <a:avLst/>
+                    </a:prstGeom>
+                  </pic:spPr>
+                </pic:pic>
+              </a:graphicData>
+            </a:graphic>
+          </wp:inline>
+        </w:drawing>
+      </w:r>
+    </w:p>
+    <w:p>
+      <w:pPr>
+        <w:pStyle w:val="Heading4"/>
+      </w:pPr>
+      <w:r>
+        <w:lastRenderedPageBreak/>
         <w:t>Instron</w:t>
       </w:r>
     </w:p>
     <w:p>
       <w:pPr>
+        <w:jc w:val="center"/>
+      </w:pPr>
+      <w:r>
+        <w:drawing>
+          <wp:inline distT="0" distB="0" distL="0" distR="0" wp14:anchorId="05921EA5" wp14:editId="51AE50DE">
+            <wp:extent cx="2844946" cy="1549480"/>
+            <wp:effectExtent l="0" t="0" r="0" b="0"/>
+            <wp:docPr id="507495041" name="Picture 1"/>
+            <wp:cNvGraphicFramePr>
+              <a:graphicFrameLocks xmlns:a="http://schemas.openxmlformats.org/drawingml/2006/main" noChangeAspect="1"/>
+            </wp:cNvGraphicFramePr>
+            <a:graphic xmlns:a="http://schemas.openxmlformats.org/drawingml/2006/main">
+              <a:graphicData uri="http://schemas.openxmlformats.org/drawingml/2006/picture">
+                <pic:pic xmlns:pic="http://schemas.openxmlformats.org/drawingml/2006/picture">
+                  <pic:nvPicPr>
+                    <pic:cNvPr id="507495041" name=""/>
+                    <pic:cNvPicPr/>
+                  </pic:nvPicPr>
+                  <pic:blipFill>
+                    <a:blip r:embed="rId14"/>
+                    <a:stretch>
+                      <a:fillRect/>
+                    </a:stretch>
+                  </pic:blipFill>
+                  <pic:spPr>
+                    <a:xfrm>
+                      <a:off x="0" y="0"/>
+                      <a:ext cx="2844946" cy="1549480"/>
+                    </a:xfrm>
+                    <a:prstGeom prst="rect">
+                      <a:avLst/>
+                    </a:prstGeom>
+                  </pic:spPr>
+                </pic:pic>
+              </a:graphicData>
+            </a:graphic>
+          </wp:inline>
+        </w:drawing>
+      </w:r>
+      <w:r>
+        <w:t>constant</w:t>
+      </w:r>
+    </w:p>
+    <w:p>
+      <w:pPr>
+        <w:jc w:val="center"/>
+      </w:pPr>
+      <w:r>
+        <w:drawing>
+          <wp:inline distT="0" distB="0" distL="0" distR="0" wp14:anchorId="655BA64B" wp14:editId="080777D2">
+            <wp:extent cx="2844946" cy="1524078"/>
+            <wp:effectExtent l="0" t="0" r="0" b="0"/>
+            <wp:docPr id="123377321" name="Picture 1"/>
+            <wp:cNvGraphicFramePr>
+              <a:graphicFrameLocks xmlns:a="http://schemas.openxmlformats.org/drawingml/2006/main" noChangeAspect="1"/>
+            </wp:cNvGraphicFramePr>
+            <a:graphic xmlns:a="http://schemas.openxmlformats.org/drawingml/2006/main">
+              <a:graphicData uri="http://schemas.openxmlformats.org/drawingml/2006/picture">
+                <pic:pic xmlns:pic="http://schemas.openxmlformats.org/drawingml/2006/picture">
+                  <pic:nvPicPr>
+                    <pic:cNvPr id="123377321" name=""/>
+                    <pic:cNvPicPr/>
+                  </pic:nvPicPr>
+                  <pic:blipFill>
+                    <a:blip r:embed="rId15"/>
+                    <a:stretch>
+                      <a:fillRect/>
+                    </a:stretch>
+                  </pic:blipFill>
+                  <pic:spPr>
+                    <a:xfrm>
+                      <a:off x="0" y="0"/>
+                      <a:ext cx="2844946" cy="1524078"/>
+                    </a:xfrm>
+                    <a:prstGeom prst="rect">
+                      <a:avLst/>
+                    </a:prstGeom>
+                  </pic:spPr>
+                </pic:pic>
+              </a:graphicData>
+            </a:graphic>
+          </wp:inline>
+        </w:drawing>
+      </w:r>
+      <w:r>
+        <w:t>triangular</w:t>
+      </w:r>
+    </w:p>
+    <w:p>
+      <w:pPr>
         <w:pStyle w:val="Heading4"/>
       </w:pPr>
       <w:r>
@@ -2147,14 +2962,14 @@
           <w:rFonts w:ascii="Times New Roman" w:hAnsi="Times New Roman"/>
         </w:rPr>
       </w:pPr>
-      <w:bookmarkStart w:id="11" w:name="_Toc236201521"/>
+      <w:bookmarkStart w:id="17" w:name="_Toc239421273"/>
       <w:r>
         <w:rPr>
           <w:rFonts w:ascii="Times New Roman" w:hAnsi="Times New Roman"/>
         </w:rPr>
         <w:t>20Hz-9201-CMF-0.1</w:t>
       </w:r>
-      <w:bookmarkEnd w:id="11"/>
+      <w:bookmarkEnd w:id="17"/>
     </w:p>
     <w:p>
       <w:r>
@@ -2224,6 +3039,7 @@
         <w:pStyle w:val="Heading4"/>
       </w:pPr>
       <w:r>
+        <w:lastRenderedPageBreak/>
         <w:t>Pre</w:t>
       </w:r>
     </w:p>
@@ -2248,7 +3064,7 @@
                     <pic:cNvPicPr/>
                   </pic:nvPicPr>
                   <pic:blipFill>
-                    <a:blip r:embed="rId12"/>
+                    <a:blip r:embed="rId16"/>
                     <a:stretch>
                       <a:fillRect/>
                     </a:stretch>
@@ -2274,103 +3090,103 @@
         <w:pStyle w:val="Heading4"/>
       </w:pPr>
       <w:r>
+        <w:t>Instron</w:t>
+      </w:r>
+    </w:p>
+    <w:p>
+      <w:pPr>
+        <w:pStyle w:val="Heading4"/>
+      </w:pPr>
+      <w:r>
+        <w:t>Post</w:t>
+      </w:r>
+    </w:p>
+    <w:p/>
+    <w:p>
+      <w:pPr>
+        <w:pStyle w:val="Heading3"/>
+        <w:rPr>
+          <w:rFonts w:ascii="Times New Roman" w:hAnsi="Times New Roman"/>
+        </w:rPr>
+      </w:pPr>
+      <w:bookmarkStart w:id="18" w:name="_Toc239421274"/>
+      <w:r>
+        <w:rPr>
+          <w:rFonts w:ascii="Times New Roman" w:hAnsi="Times New Roman"/>
+        </w:rPr>
+        <w:t>20Hz-9201-CMF-0.5</w:t>
+      </w:r>
+      <w:bookmarkEnd w:id="18"/>
+    </w:p>
+    <w:p>
+      <w:r>
+        <w:t>Specimen Type</w:t>
+      </w:r>
+      <w:r>
+        <w:t>: CMF 0.5% 12/06/2025 Campione 2</w:t>
+      </w:r>
+    </w:p>
+    <w:p>
+      <w:r>
+        <w:t>Discharge time: ~1 min</w:t>
+      </w:r>
+    </w:p>
+    <w:p>
+      <w:r>
+        <w:t>Settle time: ~4 min</w:t>
+      </w:r>
+    </w:p>
+    <w:p>
+      <w:r>
+        <w:t>Dimensions: 5.2 cm cube</w:t>
+      </w:r>
+    </w:p>
+    <w:p>
+      <w:r>
+        <w:t>Space between meshes: 1.5 cm</w:t>
+      </w:r>
+    </w:p>
+    <w:p>
+      <w:r>
+        <w:t>Physical notes: eroded edges and faces. Dusty, dry. This was the first test of the day.</w:t>
+      </w:r>
+    </w:p>
+    <w:p>
+      <w:r>
+        <w:t>NI card: NI 9201</w:t>
+      </w:r>
+    </w:p>
+    <w:p>
+      <w:r>
+        <w:t>PSU: 9V 6A max</w:t>
+      </w:r>
+    </w:p>
+    <w:p>
+      <w:r>
+        <w:t>Shunt resistor: 1 Mohm</w:t>
+      </w:r>
+    </w:p>
+    <w:p>
+      <w:r>
+        <w:t>Baseline material resistance: 1.1 kohm</w:t>
+      </w:r>
+    </w:p>
+    <w:p>
+      <w:r>
+        <w:t>Post resistance: 0.8 kohm</w:t>
+      </w:r>
+    </w:p>
+    <w:p>
+      <w:r>
+        <w:t>Loaded?: No</w:t>
+      </w:r>
+    </w:p>
+    <w:p>
+      <w:pPr>
+        <w:pStyle w:val="Heading4"/>
+      </w:pPr>
+      <w:r>
         <w:lastRenderedPageBreak/>
-        <w:t>Instron</w:t>
-      </w:r>
-    </w:p>
-    <w:p>
-      <w:pPr>
-        <w:pStyle w:val="Heading4"/>
-      </w:pPr>
-      <w:r>
-        <w:t>Post</w:t>
-      </w:r>
-    </w:p>
-    <w:p/>
-    <w:p>
-      <w:pPr>
-        <w:pStyle w:val="Heading3"/>
-        <w:rPr>
-          <w:rFonts w:ascii="Times New Roman" w:hAnsi="Times New Roman"/>
-        </w:rPr>
-      </w:pPr>
-      <w:bookmarkStart w:id="12" w:name="_Toc236201522"/>
-      <w:r>
-        <w:rPr>
-          <w:rFonts w:ascii="Times New Roman" w:hAnsi="Times New Roman"/>
-        </w:rPr>
-        <w:t>20Hz-9201-CMF-0.5</w:t>
-      </w:r>
-      <w:bookmarkEnd w:id="12"/>
-    </w:p>
-    <w:p>
-      <w:r>
-        <w:t>Specimen Type</w:t>
-      </w:r>
-      <w:r>
-        <w:t>: CMF 0.5% 12/06/2025 Campione 2</w:t>
-      </w:r>
-    </w:p>
-    <w:p>
-      <w:r>
-        <w:t>Discharge time: ~1 min</w:t>
-      </w:r>
-    </w:p>
-    <w:p>
-      <w:r>
-        <w:t>Settle time: ~4 min</w:t>
-      </w:r>
-    </w:p>
-    <w:p>
-      <w:r>
-        <w:t>Dimensions: 5.2 cm cube</w:t>
-      </w:r>
-    </w:p>
-    <w:p>
-      <w:r>
-        <w:t>Space between meshes: 1.5 cm</w:t>
-      </w:r>
-    </w:p>
-    <w:p>
-      <w:r>
-        <w:t>Physical notes: eroded edges and faces. Dusty, dry. This was the first test of the day.</w:t>
-      </w:r>
-    </w:p>
-    <w:p>
-      <w:r>
-        <w:t>NI card: NI 9201</w:t>
-      </w:r>
-    </w:p>
-    <w:p>
-      <w:r>
-        <w:t>PSU: 9V 6A max</w:t>
-      </w:r>
-    </w:p>
-    <w:p>
-      <w:r>
-        <w:t>Shunt resistor: 1 Mohm</w:t>
-      </w:r>
-    </w:p>
-    <w:p>
-      <w:r>
-        <w:t>Baseline material resistance: 1.1 kohm</w:t>
-      </w:r>
-    </w:p>
-    <w:p>
-      <w:r>
-        <w:t>Post resistance: 0.8 kohm</w:t>
-      </w:r>
-    </w:p>
-    <w:p>
-      <w:r>
-        <w:t>Loaded?: No</w:t>
-      </w:r>
-    </w:p>
-    <w:p>
-      <w:pPr>
-        <w:pStyle w:val="Heading4"/>
-      </w:pPr>
-      <w:r>
         <w:t>Pre</w:t>
       </w:r>
     </w:p>
@@ -2395,7 +3211,7 @@
                     <pic:cNvPicPr/>
                   </pic:nvPicPr>
                   <pic:blipFill>
-                    <a:blip r:embed="rId13"/>
+                    <a:blip r:embed="rId17"/>
                     <a:stretch>
                       <a:fillRect/>
                     </a:stretch>
@@ -2432,7 +3248,6 @@
         <w:t>Post</w:t>
       </w:r>
     </w:p>
-    <w:p/>
     <w:p>
       <w:pPr>
         <w:pStyle w:val="Heading3"/>
@@ -2440,14 +3255,172 @@
           <w:rFonts w:ascii="Times New Roman" w:hAnsi="Times New Roman"/>
         </w:rPr>
       </w:pPr>
-      <w:bookmarkStart w:id="13" w:name="_Toc236201523"/>
+      <w:bookmarkStart w:id="19" w:name="_Toc239421275"/>
       <w:r>
         <w:rPr>
           <w:rFonts w:ascii="Times New Roman" w:hAnsi="Times New Roman"/>
         </w:rPr>
+        <w:t>10Hz-9201-CMF-0.</w:t>
+      </w:r>
+      <w:r>
+        <w:rPr>
+          <w:rFonts w:ascii="Times New Roman" w:hAnsi="Times New Roman"/>
+        </w:rPr>
+        <w:t>0</w:t>
+      </w:r>
+      <w:r>
+        <w:rPr>
+          <w:rFonts w:ascii="Times New Roman" w:hAnsi="Times New Roman"/>
+        </w:rPr>
+        <w:t>1</w:t>
+      </w:r>
+      <w:bookmarkEnd w:id="19"/>
+    </w:p>
+    <w:p>
+      <w:pPr>
+        <w:pStyle w:val="Heading4"/>
+      </w:pPr>
+      <w:r>
+        <w:t>Instron</w:t>
+      </w:r>
+    </w:p>
+    <w:p>
+      <w:pPr>
+        <w:jc w:val="center"/>
+      </w:pPr>
+      <w:r>
+        <w:drawing>
+          <wp:inline distT="0" distB="0" distL="0" distR="0" wp14:anchorId="3B9107F9" wp14:editId="45EB9CFB">
+            <wp:extent cx="2825895" cy="1644735"/>
+            <wp:effectExtent l="0" t="0" r="0" b="0"/>
+            <wp:docPr id="1592313993" name="Picture 1"/>
+            <wp:cNvGraphicFramePr>
+              <a:graphicFrameLocks xmlns:a="http://schemas.openxmlformats.org/drawingml/2006/main" noChangeAspect="1"/>
+            </wp:cNvGraphicFramePr>
+            <a:graphic xmlns:a="http://schemas.openxmlformats.org/drawingml/2006/main">
+              <a:graphicData uri="http://schemas.openxmlformats.org/drawingml/2006/picture">
+                <pic:pic xmlns:pic="http://schemas.openxmlformats.org/drawingml/2006/picture">
+                  <pic:nvPicPr>
+                    <pic:cNvPr id="1592313993" name=""/>
+                    <pic:cNvPicPr/>
+                  </pic:nvPicPr>
+                  <pic:blipFill>
+                    <a:blip r:embed="rId18"/>
+                    <a:stretch>
+                      <a:fillRect/>
+                    </a:stretch>
+                  </pic:blipFill>
+                  <pic:spPr>
+                    <a:xfrm>
+                      <a:off x="0" y="0"/>
+                      <a:ext cx="2825895" cy="1644735"/>
+                    </a:xfrm>
+                    <a:prstGeom prst="rect">
+                      <a:avLst/>
+                    </a:prstGeom>
+                  </pic:spPr>
+                </pic:pic>
+              </a:graphicData>
+            </a:graphic>
+          </wp:inline>
+        </w:drawing>
+      </w:r>
+    </w:p>
+    <w:p>
+      <w:pPr>
+        <w:pStyle w:val="Heading4"/>
+      </w:pPr>
+      <w:r>
+        <w:t>Post</w:t>
+      </w:r>
+    </w:p>
+    <w:p>
+      <w:pPr>
+        <w:pStyle w:val="Heading3"/>
+        <w:rPr>
+          <w:rFonts w:ascii="Times New Roman" w:hAnsi="Times New Roman"/>
+        </w:rPr>
+      </w:pPr>
+      <w:bookmarkStart w:id="20" w:name="_Toc239421276"/>
+      <w:r>
+        <w:rPr>
+          <w:rFonts w:ascii="Times New Roman" w:hAnsi="Times New Roman"/>
+        </w:rPr>
+        <w:t>10Hz-9201-CMF-</w:t>
+      </w:r>
+      <w:r>
+        <w:rPr>
+          <w:rFonts w:ascii="Times New Roman" w:hAnsi="Times New Roman"/>
+        </w:rPr>
+        <w:t>1</w:t>
+      </w:r>
+      <w:bookmarkEnd w:id="20"/>
+    </w:p>
+    <w:p>
+      <w:pPr>
+        <w:pStyle w:val="Heading4"/>
+      </w:pPr>
+      <w:r>
+        <w:t>Instron</w:t>
+      </w:r>
+    </w:p>
+    <w:p>
+      <w:pPr>
+        <w:jc w:val="center"/>
+      </w:pPr>
+      <w:r>
+        <w:drawing>
+          <wp:inline distT="0" distB="0" distL="0" distR="0" wp14:anchorId="073CFE37" wp14:editId="49F140E6">
+            <wp:extent cx="2819545" cy="1530429"/>
+            <wp:effectExtent l="0" t="0" r="0" b="0"/>
+            <wp:docPr id="1848100942" name="Picture 1"/>
+            <wp:cNvGraphicFramePr>
+              <a:graphicFrameLocks xmlns:a="http://schemas.openxmlformats.org/drawingml/2006/main" noChangeAspect="1"/>
+            </wp:cNvGraphicFramePr>
+            <a:graphic xmlns:a="http://schemas.openxmlformats.org/drawingml/2006/main">
+              <a:graphicData uri="http://schemas.openxmlformats.org/drawingml/2006/picture">
+                <pic:pic xmlns:pic="http://schemas.openxmlformats.org/drawingml/2006/picture">
+                  <pic:nvPicPr>
+                    <pic:cNvPr id="1848100942" name=""/>
+                    <pic:cNvPicPr/>
+                  </pic:nvPicPr>
+                  <pic:blipFill>
+                    <a:blip r:embed="rId19"/>
+                    <a:stretch>
+                      <a:fillRect/>
+                    </a:stretch>
+                  </pic:blipFill>
+                  <pic:spPr>
+                    <a:xfrm>
+                      <a:off x="0" y="0"/>
+                      <a:ext cx="2819545" cy="1530429"/>
+                    </a:xfrm>
+                    <a:prstGeom prst="rect">
+                      <a:avLst/>
+                    </a:prstGeom>
+                  </pic:spPr>
+                </pic:pic>
+              </a:graphicData>
+            </a:graphic>
+          </wp:inline>
+        </w:drawing>
+      </w:r>
+    </w:p>
+    <w:p>
+      <w:pPr>
+        <w:pStyle w:val="Heading3"/>
+        <w:rPr>
+          <w:rFonts w:ascii="Times New Roman" w:hAnsi="Times New Roman"/>
+        </w:rPr>
+      </w:pPr>
+      <w:bookmarkStart w:id="21" w:name="_Toc239421277"/>
+      <w:r>
+        <w:rPr>
+          <w:rFonts w:ascii="Times New Roman" w:hAnsi="Times New Roman"/>
+        </w:rPr>
         <w:t>10Hz-9201-CMF-0.1</w:t>
       </w:r>
-      <w:bookmarkEnd w:id="13"/>
+      <w:bookmarkEnd w:id="21"/>
     </w:p>
     <w:p>
       <w:r>
@@ -2542,7 +3515,7 @@
                     <pic:cNvPicPr/>
                   </pic:nvPicPr>
                   <pic:blipFill>
-                    <a:blip r:embed="rId14">
+                    <a:blip r:embed="rId20">
                       <a:extLst>
                         <a:ext uri="{28A0092B-C50C-407E-A947-70E740481C1C}">
                           <a14:useLocalDpi xmlns:a14="http://schemas.microsoft.com/office/drawing/2010/main" val="0"/>
@@ -2593,14 +3566,14 @@
           <w:rFonts w:ascii="Times New Roman" w:hAnsi="Times New Roman"/>
         </w:rPr>
       </w:pPr>
-      <w:bookmarkStart w:id="14" w:name="_Toc236201524"/>
+      <w:bookmarkStart w:id="22" w:name="_Toc239421278"/>
       <w:r>
         <w:rPr>
           <w:rFonts w:ascii="Times New Roman" w:hAnsi="Times New Roman"/>
         </w:rPr>
         <w:t>10Hz-9201-CMF-0.5</w:t>
       </w:r>
-      <w:bookmarkEnd w:id="14"/>
+      <w:bookmarkEnd w:id="22"/>
     </w:p>
     <w:p>
       <w:r>
@@ -2713,7 +3686,7 @@
                     <pic:cNvPicPr/>
                   </pic:nvPicPr>
                   <pic:blipFill>
-                    <a:blip r:embed="rId15"/>
+                    <a:blip r:embed="rId21"/>
                     <a:stretch>
                       <a:fillRect/>
                     </a:stretch>
@@ -2758,14 +3731,14 @@
           <w:rFonts w:ascii="Times New Roman" w:hAnsi="Times New Roman"/>
         </w:rPr>
       </w:pPr>
-      <w:bookmarkStart w:id="15" w:name="_Toc236201525"/>
+      <w:bookmarkStart w:id="23" w:name="_Toc239421279"/>
       <w:r>
         <w:rPr>
           <w:rFonts w:ascii="Times New Roman" w:hAnsi="Times New Roman"/>
         </w:rPr>
         <w:t>5Hz-9201-CMF-0.1</w:t>
       </w:r>
-      <w:bookmarkEnd w:id="15"/>
+      <w:bookmarkEnd w:id="23"/>
     </w:p>
     <w:p>
       <w:r>
@@ -2860,7 +3833,7 @@
                     <pic:cNvPicPr/>
                   </pic:nvPicPr>
                   <pic:blipFill>
-                    <a:blip r:embed="rId16"/>
+                    <a:blip r:embed="rId22"/>
                     <a:stretch>
                       <a:fillRect/>
                     </a:stretch>
@@ -2905,14 +3878,14 @@
           <w:rFonts w:ascii="Times New Roman" w:hAnsi="Times New Roman"/>
         </w:rPr>
       </w:pPr>
-      <w:bookmarkStart w:id="16" w:name="_Toc236201526"/>
+      <w:bookmarkStart w:id="24" w:name="_Toc239421280"/>
       <w:r>
         <w:rPr>
           <w:rFonts w:ascii="Times New Roman" w:hAnsi="Times New Roman"/>
         </w:rPr>
         <w:t>5Hz-9201-CMF-0.5</w:t>
       </w:r>
-      <w:bookmarkEnd w:id="16"/>
+      <w:bookmarkEnd w:id="24"/>
     </w:p>
     <w:p>
       <w:r>
@@ -3007,7 +3980,7 @@
                     <pic:cNvPicPr/>
                   </pic:nvPicPr>
                   <pic:blipFill>
-                    <a:blip r:embed="rId17"/>
+                    <a:blip r:embed="rId23"/>
                     <a:stretch>
                       <a:fillRect/>
                     </a:stretch>
@@ -3049,9 +4022,11 @@
       <w:pPr>
         <w:pStyle w:val="Heading3"/>
       </w:pPr>
+      <w:bookmarkStart w:id="25" w:name="_Toc239421281"/>
       <w:r>
         <w:t>5Hz-9201-CMF-0.01</w:t>
       </w:r>
+      <w:bookmarkEnd w:id="25"/>
     </w:p>
     <w:p>
       <w:pPr>
@@ -3082,7 +4057,7 @@
                     <pic:cNvPicPr/>
                   </pic:nvPicPr>
                   <pic:blipFill>
-                    <a:blip r:embed="rId18"/>
+                    <a:blip r:embed="rId24"/>
                     <a:stretch>
                       <a:fillRect/>
                     </a:stretch>
@@ -3127,7 +4102,7 @@
                     <pic:cNvPicPr/>
                   </pic:nvPicPr>
                   <pic:blipFill>
-                    <a:blip r:embed="rId19"/>
+                    <a:blip r:embed="rId25"/>
                     <a:stretch>
                       <a:fillRect/>
                     </a:stretch>
@@ -3164,10 +4139,12 @@
       <w:pPr>
         <w:pStyle w:val="Heading3"/>
       </w:pPr>
+      <w:bookmarkStart w:id="26" w:name="_Toc239421282"/>
       <w:r>
         <w:lastRenderedPageBreak/>
         <w:t>5Hz-9201-CMF-1</w:t>
       </w:r>
+      <w:bookmarkEnd w:id="26"/>
     </w:p>
     <w:p>
       <w:pPr>
@@ -3198,7 +4175,7 @@
                     <pic:cNvPicPr/>
                   </pic:nvPicPr>
                   <pic:blipFill>
-                    <a:blip r:embed="rId20"/>
+                    <a:blip r:embed="rId26"/>
                     <a:stretch>
                       <a:fillRect/>
                     </a:stretch>
@@ -3243,7 +4220,7 @@
                     <pic:cNvPicPr/>
                   </pic:nvPicPr>
                   <pic:blipFill>
-                    <a:blip r:embed="rId21"/>
+                    <a:blip r:embed="rId27"/>
                     <a:stretch>
                       <a:fillRect/>
                     </a:stretch>

--- a/DAQ_design/Assisi/v0.2.1/code/data_processing_offline/V0.2.1-experiment-stats.docx
+++ b/DAQ_design/Assisi/v0.2.1/code/data_processing_offline/V0.2.1-experiment-stats.docx
@@ -59,7 +59,7 @@
           <w:r>
             <w:fldChar w:fldCharType="separate"/>
           </w:r>
-          <w:hyperlink w:anchor="_Toc239421257" w:history="1">
+          <w:hyperlink w:anchor="_Toc239856815" w:history="1">
             <w:r>
               <w:rPr>
                 <w:rStyle w:val="Hyperlink"/>
@@ -86,7 +86,7 @@
                 <w:noProof/>
                 <w:webHidden/>
               </w:rPr>
-              <w:instrText xml:space="preserve"> PAGEREF _Toc239421257 \h </w:instrText>
+              <w:instrText xml:space="preserve"> PAGEREF _Toc239856815 \h </w:instrText>
             </w:r>
             <w:r>
               <w:rPr>
@@ -128,7 +128,7 @@
               <w:noProof/>
             </w:rPr>
           </w:pPr>
-          <w:hyperlink w:anchor="_Toc239421258" w:history="1">
+          <w:hyperlink w:anchor="_Toc239856816" w:history="1">
             <w:r>
               <w:rPr>
                 <w:rStyle w:val="Hyperlink"/>
@@ -155,7 +155,7 @@
                 <w:noProof/>
                 <w:webHidden/>
               </w:rPr>
-              <w:instrText xml:space="preserve"> PAGEREF _Toc239421258 \h </w:instrText>
+              <w:instrText xml:space="preserve"> PAGEREF _Toc239856816 \h </w:instrText>
             </w:r>
             <w:r>
               <w:rPr>
@@ -197,7 +197,7 @@
               <w:noProof/>
             </w:rPr>
           </w:pPr>
-          <w:hyperlink w:anchor="_Toc239421259" w:history="1">
+          <w:hyperlink w:anchor="_Toc239856817" w:history="1">
             <w:r>
               <w:rPr>
                 <w:rStyle w:val="Hyperlink"/>
@@ -224,7 +224,7 @@
                 <w:noProof/>
                 <w:webHidden/>
               </w:rPr>
-              <w:instrText xml:space="preserve"> PAGEREF _Toc239421259 \h </w:instrText>
+              <w:instrText xml:space="preserve"> PAGEREF _Toc239856817 \h </w:instrText>
             </w:r>
             <w:r>
               <w:rPr>
@@ -266,7 +266,7 @@
               <w:noProof/>
             </w:rPr>
           </w:pPr>
-          <w:hyperlink w:anchor="_Toc239421260" w:history="1">
+          <w:hyperlink w:anchor="_Toc239856818" w:history="1">
             <w:r>
               <w:rPr>
                 <w:rStyle w:val="Hyperlink"/>
@@ -293,7 +293,7 @@
                 <w:noProof/>
                 <w:webHidden/>
               </w:rPr>
-              <w:instrText xml:space="preserve"> PAGEREF _Toc239421260 \h </w:instrText>
+              <w:instrText xml:space="preserve"> PAGEREF _Toc239856818 \h </w:instrText>
             </w:r>
             <w:r>
               <w:rPr>
@@ -335,7 +335,7 @@
               <w:noProof/>
             </w:rPr>
           </w:pPr>
-          <w:hyperlink w:anchor="_Toc239421261" w:history="1">
+          <w:hyperlink w:anchor="_Toc239856819" w:history="1">
             <w:r>
               <w:rPr>
                 <w:rStyle w:val="Hyperlink"/>
@@ -362,7 +362,7 @@
                 <w:noProof/>
                 <w:webHidden/>
               </w:rPr>
-              <w:instrText xml:space="preserve"> PAGEREF _Toc239421261 \h </w:instrText>
+              <w:instrText xml:space="preserve"> PAGEREF _Toc239856819 \h </w:instrText>
             </w:r>
             <w:r>
               <w:rPr>
@@ -404,7 +404,7 @@
               <w:noProof/>
             </w:rPr>
           </w:pPr>
-          <w:hyperlink w:anchor="_Toc239421262" w:history="1">
+          <w:hyperlink w:anchor="_Toc239856820" w:history="1">
             <w:r>
               <w:rPr>
                 <w:rStyle w:val="Hyperlink"/>
@@ -431,7 +431,7 @@
                 <w:noProof/>
                 <w:webHidden/>
               </w:rPr>
-              <w:instrText xml:space="preserve"> PAGEREF _Toc239421262 \h </w:instrText>
+              <w:instrText xml:space="preserve"> PAGEREF _Toc239856820 \h </w:instrText>
             </w:r>
             <w:r>
               <w:rPr>
@@ -473,7 +473,7 @@
               <w:noProof/>
             </w:rPr>
           </w:pPr>
-          <w:hyperlink w:anchor="_Toc239421263" w:history="1">
+          <w:hyperlink w:anchor="_Toc239856821" w:history="1">
             <w:r>
               <w:rPr>
                 <w:rStyle w:val="Hyperlink"/>
@@ -500,7 +500,7 @@
                 <w:noProof/>
                 <w:webHidden/>
               </w:rPr>
-              <w:instrText xml:space="preserve"> PAGEREF _Toc239421263 \h </w:instrText>
+              <w:instrText xml:space="preserve"> PAGEREF _Toc239856821 \h </w:instrText>
             </w:r>
             <w:r>
               <w:rPr>
@@ -542,7 +542,7 @@
               <w:noProof/>
             </w:rPr>
           </w:pPr>
-          <w:hyperlink w:anchor="_Toc239421264" w:history="1">
+          <w:hyperlink w:anchor="_Toc239856822" w:history="1">
             <w:r>
               <w:rPr>
                 <w:rStyle w:val="Hyperlink"/>
@@ -569,7 +569,7 @@
                 <w:noProof/>
                 <w:webHidden/>
               </w:rPr>
-              <w:instrText xml:space="preserve"> PAGEREF _Toc239421264 \h </w:instrText>
+              <w:instrText xml:space="preserve"> PAGEREF _Toc239856822 \h </w:instrText>
             </w:r>
             <w:r>
               <w:rPr>
@@ -611,7 +611,7 @@
               <w:noProof/>
             </w:rPr>
           </w:pPr>
-          <w:hyperlink w:anchor="_Toc239421265" w:history="1">
+          <w:hyperlink w:anchor="_Toc239856823" w:history="1">
             <w:r>
               <w:rPr>
                 <w:rStyle w:val="Hyperlink"/>
@@ -638,7 +638,7 @@
                 <w:noProof/>
                 <w:webHidden/>
               </w:rPr>
-              <w:instrText xml:space="preserve"> PAGEREF _Toc239421265 \h </w:instrText>
+              <w:instrText xml:space="preserve"> PAGEREF _Toc239856823 \h </w:instrText>
             </w:r>
             <w:r>
               <w:rPr>
@@ -680,7 +680,7 @@
               <w:noProof/>
             </w:rPr>
           </w:pPr>
-          <w:hyperlink w:anchor="_Toc239421266" w:history="1">
+          <w:hyperlink w:anchor="_Toc239856824" w:history="1">
             <w:r>
               <w:rPr>
                 <w:rStyle w:val="Hyperlink"/>
@@ -707,7 +707,7 @@
                 <w:noProof/>
                 <w:webHidden/>
               </w:rPr>
-              <w:instrText xml:space="preserve"> PAGEREF _Toc239421266 \h </w:instrText>
+              <w:instrText xml:space="preserve"> PAGEREF _Toc239856824 \h </w:instrText>
             </w:r>
             <w:r>
               <w:rPr>
@@ -749,7 +749,7 @@
               <w:noProof/>
             </w:rPr>
           </w:pPr>
-          <w:hyperlink w:anchor="_Toc239421267" w:history="1">
+          <w:hyperlink w:anchor="_Toc239856825" w:history="1">
             <w:r>
               <w:rPr>
                 <w:rStyle w:val="Hyperlink"/>
@@ -776,7 +776,7 @@
                 <w:noProof/>
                 <w:webHidden/>
               </w:rPr>
-              <w:instrText xml:space="preserve"> PAGEREF _Toc239421267 \h </w:instrText>
+              <w:instrText xml:space="preserve"> PAGEREF _Toc239856825 \h </w:instrText>
             </w:r>
             <w:r>
               <w:rPr>
@@ -818,7 +818,7 @@
               <w:noProof/>
             </w:rPr>
           </w:pPr>
-          <w:hyperlink w:anchor="_Toc239421268" w:history="1">
+          <w:hyperlink w:anchor="_Toc239856826" w:history="1">
             <w:r>
               <w:rPr>
                 <w:rStyle w:val="Hyperlink"/>
@@ -845,7 +845,7 @@
                 <w:noProof/>
                 <w:webHidden/>
               </w:rPr>
-              <w:instrText xml:space="preserve"> PAGEREF _Toc239421268 \h </w:instrText>
+              <w:instrText xml:space="preserve"> PAGEREF _Toc239856826 \h </w:instrText>
             </w:r>
             <w:r>
               <w:rPr>
@@ -887,7 +887,7 @@
               <w:noProof/>
             </w:rPr>
           </w:pPr>
-          <w:hyperlink w:anchor="_Toc239421269" w:history="1">
+          <w:hyperlink w:anchor="_Toc239856827" w:history="1">
             <w:r>
               <w:rPr>
                 <w:rStyle w:val="Hyperlink"/>
@@ -914,7 +914,7 @@
                 <w:noProof/>
                 <w:webHidden/>
               </w:rPr>
-              <w:instrText xml:space="preserve"> PAGEREF _Toc239421269 \h </w:instrText>
+              <w:instrText xml:space="preserve"> PAGEREF _Toc239856827 \h </w:instrText>
             </w:r>
             <w:r>
               <w:rPr>
@@ -956,7 +956,7 @@
               <w:noProof/>
             </w:rPr>
           </w:pPr>
-          <w:hyperlink w:anchor="_Toc239421270" w:history="1">
+          <w:hyperlink w:anchor="_Toc239856828" w:history="1">
             <w:r>
               <w:rPr>
                 <w:rStyle w:val="Hyperlink"/>
@@ -983,7 +983,7 @@
                 <w:noProof/>
                 <w:webHidden/>
               </w:rPr>
-              <w:instrText xml:space="preserve"> PAGEREF _Toc239421270 \h </w:instrText>
+              <w:instrText xml:space="preserve"> PAGEREF _Toc239856828 \h </w:instrText>
             </w:r>
             <w:r>
               <w:rPr>
@@ -1025,7 +1025,7 @@
               <w:noProof/>
             </w:rPr>
           </w:pPr>
-          <w:hyperlink w:anchor="_Toc239421271" w:history="1">
+          <w:hyperlink w:anchor="_Toc239856829" w:history="1">
             <w:r>
               <w:rPr>
                 <w:rStyle w:val="Hyperlink"/>
@@ -1052,7 +1052,7 @@
                 <w:noProof/>
                 <w:webHidden/>
               </w:rPr>
-              <w:instrText xml:space="preserve"> PAGEREF _Toc239421271 \h </w:instrText>
+              <w:instrText xml:space="preserve"> PAGEREF _Toc239856829 \h </w:instrText>
             </w:r>
             <w:r>
               <w:rPr>
@@ -1094,7 +1094,7 @@
               <w:noProof/>
             </w:rPr>
           </w:pPr>
-          <w:hyperlink w:anchor="_Toc239421272" w:history="1">
+          <w:hyperlink w:anchor="_Toc239856830" w:history="1">
             <w:r>
               <w:rPr>
                 <w:rStyle w:val="Hyperlink"/>
@@ -1121,7 +1121,7 @@
                 <w:noProof/>
                 <w:webHidden/>
               </w:rPr>
-              <w:instrText xml:space="preserve"> PAGEREF _Toc239421272 \h </w:instrText>
+              <w:instrText xml:space="preserve"> PAGEREF _Toc239856830 \h </w:instrText>
             </w:r>
             <w:r>
               <w:rPr>
@@ -1141,7 +1141,7 @@
                 <w:noProof/>
                 <w:webHidden/>
               </w:rPr>
-              <w:t>4</w:t>
+              <w:t>5</w:t>
             </w:r>
             <w:r>
               <w:rPr>
@@ -1163,7 +1163,7 @@
               <w:noProof/>
             </w:rPr>
           </w:pPr>
-          <w:hyperlink w:anchor="_Toc239421273" w:history="1">
+          <w:hyperlink w:anchor="_Toc239856831" w:history="1">
             <w:r>
               <w:rPr>
                 <w:rStyle w:val="Hyperlink"/>
@@ -1190,7 +1190,7 @@
                 <w:noProof/>
                 <w:webHidden/>
               </w:rPr>
-              <w:instrText xml:space="preserve"> PAGEREF _Toc239421273 \h </w:instrText>
+              <w:instrText xml:space="preserve"> PAGEREF _Toc239856831 \h </w:instrText>
             </w:r>
             <w:r>
               <w:rPr>
@@ -1210,7 +1210,7 @@
                 <w:noProof/>
                 <w:webHidden/>
               </w:rPr>
-              <w:t>5</w:t>
+              <w:t>6</w:t>
             </w:r>
             <w:r>
               <w:rPr>
@@ -1232,7 +1232,7 @@
               <w:noProof/>
             </w:rPr>
           </w:pPr>
-          <w:hyperlink w:anchor="_Toc239421274" w:history="1">
+          <w:hyperlink w:anchor="_Toc239856832" w:history="1">
             <w:r>
               <w:rPr>
                 <w:rStyle w:val="Hyperlink"/>
@@ -1259,7 +1259,7 @@
                 <w:noProof/>
                 <w:webHidden/>
               </w:rPr>
-              <w:instrText xml:space="preserve"> PAGEREF _Toc239421274 \h </w:instrText>
+              <w:instrText xml:space="preserve"> PAGEREF _Toc239856832 \h </w:instrText>
             </w:r>
             <w:r>
               <w:rPr>
@@ -1279,7 +1279,7 @@
                 <w:noProof/>
                 <w:webHidden/>
               </w:rPr>
-              <w:t>6</w:t>
+              <w:t>7</w:t>
             </w:r>
             <w:r>
               <w:rPr>
@@ -1301,7 +1301,7 @@
               <w:noProof/>
             </w:rPr>
           </w:pPr>
-          <w:hyperlink w:anchor="_Toc239421275" w:history="1">
+          <w:hyperlink w:anchor="_Toc239856833" w:history="1">
             <w:r>
               <w:rPr>
                 <w:rStyle w:val="Hyperlink"/>
@@ -1328,7 +1328,7 @@
                 <w:noProof/>
                 <w:webHidden/>
               </w:rPr>
-              <w:instrText xml:space="preserve"> PAGEREF _Toc239421275 \h </w:instrText>
+              <w:instrText xml:space="preserve"> PAGEREF _Toc239856833 \h </w:instrText>
             </w:r>
             <w:r>
               <w:rPr>
@@ -1348,7 +1348,7 @@
                 <w:noProof/>
                 <w:webHidden/>
               </w:rPr>
-              <w:t>7</w:t>
+              <w:t>8</w:t>
             </w:r>
             <w:r>
               <w:rPr>
@@ -1370,7 +1370,7 @@
               <w:noProof/>
             </w:rPr>
           </w:pPr>
-          <w:hyperlink w:anchor="_Toc239421276" w:history="1">
+          <w:hyperlink w:anchor="_Toc239856834" w:history="1">
             <w:r>
               <w:rPr>
                 <w:rStyle w:val="Hyperlink"/>
@@ -1397,7 +1397,7 @@
                 <w:noProof/>
                 <w:webHidden/>
               </w:rPr>
-              <w:instrText xml:space="preserve"> PAGEREF _Toc239421276 \h </w:instrText>
+              <w:instrText xml:space="preserve"> PAGEREF _Toc239856834 \h </w:instrText>
             </w:r>
             <w:r>
               <w:rPr>
@@ -1417,7 +1417,7 @@
                 <w:noProof/>
                 <w:webHidden/>
               </w:rPr>
-              <w:t>7</w:t>
+              <w:t>9</w:t>
             </w:r>
             <w:r>
               <w:rPr>
@@ -1439,7 +1439,7 @@
               <w:noProof/>
             </w:rPr>
           </w:pPr>
-          <w:hyperlink w:anchor="_Toc239421277" w:history="1">
+          <w:hyperlink w:anchor="_Toc239856835" w:history="1">
             <w:r>
               <w:rPr>
                 <w:rStyle w:val="Hyperlink"/>
@@ -1466,7 +1466,7 @@
                 <w:noProof/>
                 <w:webHidden/>
               </w:rPr>
-              <w:instrText xml:space="preserve"> PAGEREF _Toc239421277 \h </w:instrText>
+              <w:instrText xml:space="preserve"> PAGEREF _Toc239856835 \h </w:instrText>
             </w:r>
             <w:r>
               <w:rPr>
@@ -1486,7 +1486,7 @@
                 <w:noProof/>
                 <w:webHidden/>
               </w:rPr>
-              <w:t>7</w:t>
+              <w:t>9</w:t>
             </w:r>
             <w:r>
               <w:rPr>
@@ -1508,7 +1508,7 @@
               <w:noProof/>
             </w:rPr>
           </w:pPr>
-          <w:hyperlink w:anchor="_Toc239421278" w:history="1">
+          <w:hyperlink w:anchor="_Toc239856836" w:history="1">
             <w:r>
               <w:rPr>
                 <w:rStyle w:val="Hyperlink"/>
@@ -1535,7 +1535,7 @@
                 <w:noProof/>
                 <w:webHidden/>
               </w:rPr>
-              <w:instrText xml:space="preserve"> PAGEREF _Toc239421278 \h </w:instrText>
+              <w:instrText xml:space="preserve"> PAGEREF _Toc239856836 \h </w:instrText>
             </w:r>
             <w:r>
               <w:rPr>
@@ -1555,7 +1555,7 @@
                 <w:noProof/>
                 <w:webHidden/>
               </w:rPr>
-              <w:t>8</w:t>
+              <w:t>10</w:t>
             </w:r>
             <w:r>
               <w:rPr>
@@ -1577,7 +1577,7 @@
               <w:noProof/>
             </w:rPr>
           </w:pPr>
-          <w:hyperlink w:anchor="_Toc239421279" w:history="1">
+          <w:hyperlink w:anchor="_Toc239856837" w:history="1">
             <w:r>
               <w:rPr>
                 <w:rStyle w:val="Hyperlink"/>
@@ -1604,7 +1604,7 @@
                 <w:noProof/>
                 <w:webHidden/>
               </w:rPr>
-              <w:instrText xml:space="preserve"> PAGEREF _Toc239421279 \h </w:instrText>
+              <w:instrText xml:space="preserve"> PAGEREF _Toc239856837 \h </w:instrText>
             </w:r>
             <w:r>
               <w:rPr>
@@ -1624,7 +1624,7 @@
                 <w:noProof/>
                 <w:webHidden/>
               </w:rPr>
-              <w:t>9</w:t>
+              <w:t>11</w:t>
             </w:r>
             <w:r>
               <w:rPr>
@@ -1646,7 +1646,7 @@
               <w:noProof/>
             </w:rPr>
           </w:pPr>
-          <w:hyperlink w:anchor="_Toc239421280" w:history="1">
+          <w:hyperlink w:anchor="_Toc239856838" w:history="1">
             <w:r>
               <w:rPr>
                 <w:rStyle w:val="Hyperlink"/>
@@ -1673,7 +1673,7 @@
                 <w:noProof/>
                 <w:webHidden/>
               </w:rPr>
-              <w:instrText xml:space="preserve"> PAGEREF _Toc239421280 \h </w:instrText>
+              <w:instrText xml:space="preserve"> PAGEREF _Toc239856838 \h </w:instrText>
             </w:r>
             <w:r>
               <w:rPr>
@@ -1693,7 +1693,7 @@
                 <w:noProof/>
                 <w:webHidden/>
               </w:rPr>
-              <w:t>10</w:t>
+              <w:t>12</w:t>
             </w:r>
             <w:r>
               <w:rPr>
@@ -1715,7 +1715,7 @@
               <w:noProof/>
             </w:rPr>
           </w:pPr>
-          <w:hyperlink w:anchor="_Toc239421281" w:history="1">
+          <w:hyperlink w:anchor="_Toc239856839" w:history="1">
             <w:r>
               <w:rPr>
                 <w:rStyle w:val="Hyperlink"/>
@@ -1742,7 +1742,7 @@
                 <w:noProof/>
                 <w:webHidden/>
               </w:rPr>
-              <w:instrText xml:space="preserve"> PAGEREF _Toc239421281 \h </w:instrText>
+              <w:instrText xml:space="preserve"> PAGEREF _Toc239856839 \h </w:instrText>
             </w:r>
             <w:r>
               <w:rPr>
@@ -1762,7 +1762,7 @@
                 <w:noProof/>
                 <w:webHidden/>
               </w:rPr>
-              <w:t>11</w:t>
+              <w:t>13</w:t>
             </w:r>
             <w:r>
               <w:rPr>
@@ -1784,7 +1784,7 @@
               <w:noProof/>
             </w:rPr>
           </w:pPr>
-          <w:hyperlink w:anchor="_Toc239421282" w:history="1">
+          <w:hyperlink w:anchor="_Toc239856840" w:history="1">
             <w:r>
               <w:rPr>
                 <w:rStyle w:val="Hyperlink"/>
@@ -1811,7 +1811,7 @@
                 <w:noProof/>
                 <w:webHidden/>
               </w:rPr>
-              <w:instrText xml:space="preserve"> PAGEREF _Toc239421282 \h </w:instrText>
+              <w:instrText xml:space="preserve"> PAGEREF _Toc239856840 \h </w:instrText>
             </w:r>
             <w:r>
               <w:rPr>
@@ -1831,7 +1831,7 @@
                 <w:noProof/>
                 <w:webHidden/>
               </w:rPr>
-              <w:t>12</w:t>
+              <w:t>14</w:t>
             </w:r>
             <w:r>
               <w:rPr>
@@ -1860,7 +1860,7 @@
       <w:pPr>
         <w:pStyle w:val="Heading1"/>
       </w:pPr>
-      <w:bookmarkStart w:id="0" w:name="_Toc239421257"/>
+      <w:bookmarkStart w:id="0" w:name="_Toc239856815"/>
       <w:r>
         <w:lastRenderedPageBreak/>
         <w:t>Test Procedure</w:t>
@@ -1884,7 +1884,7 @@
       <w:pPr>
         <w:pStyle w:val="Heading1"/>
       </w:pPr>
-      <w:bookmarkStart w:id="1" w:name="_Toc239421258"/>
+      <w:bookmarkStart w:id="1" w:name="_Toc239856816"/>
       <w:r>
         <w:t>Assisi V0.2.1</w:t>
       </w:r>
@@ -1897,7 +1897,7 @@
           <w:rFonts w:ascii="Times New Roman" w:hAnsi="Times New Roman"/>
         </w:rPr>
       </w:pPr>
-      <w:bookmarkStart w:id="2" w:name="_Toc239421259"/>
+      <w:bookmarkStart w:id="2" w:name="_Toc239856817"/>
       <w:r>
         <w:rPr>
           <w:rFonts w:ascii="Times New Roman" w:hAnsi="Times New Roman"/>
@@ -1913,7 +1913,7 @@
           <w:rFonts w:ascii="Times New Roman" w:hAnsi="Times New Roman"/>
         </w:rPr>
       </w:pPr>
-      <w:bookmarkStart w:id="3" w:name="_Toc239421260"/>
+      <w:bookmarkStart w:id="3" w:name="_Toc239856818"/>
       <w:r>
         <w:rPr>
           <w:rFonts w:ascii="Times New Roman" w:hAnsi="Times New Roman"/>
@@ -1967,23 +1967,43 @@
     </w:p>
     <w:p>
       <w:r>
-        <w:t>Shunt resistor: 1 Mohm</w:t>
-      </w:r>
+        <w:t xml:space="preserve">Shunt resistor: 1 </w:t>
+      </w:r>
+      <w:proofErr w:type="spellStart"/>
+      <w:r>
+        <w:t>Mohm</w:t>
+      </w:r>
+      <w:proofErr w:type="spellEnd"/>
     </w:p>
     <w:p>
       <w:r>
         <w:lastRenderedPageBreak/>
-        <w:t>Baseline material resistance: 1.6 Mohm</w:t>
-      </w:r>
-    </w:p>
-    <w:p>
-      <w:r>
-        <w:t>Post resistance: 3 Mohm</w:t>
-      </w:r>
-    </w:p>
-    <w:p>
-      <w:r>
-        <w:t>Loaded?: No</w:t>
+        <w:t xml:space="preserve">Baseline material resistance: 1.6 </w:t>
+      </w:r>
+      <w:proofErr w:type="spellStart"/>
+      <w:r>
+        <w:t>Mohm</w:t>
+      </w:r>
+      <w:proofErr w:type="spellEnd"/>
+    </w:p>
+    <w:p>
+      <w:r>
+        <w:t xml:space="preserve">Post resistance: 3 </w:t>
+      </w:r>
+      <w:proofErr w:type="spellStart"/>
+      <w:r>
+        <w:t>Mohm</w:t>
+      </w:r>
+      <w:proofErr w:type="spellEnd"/>
+    </w:p>
+    <w:p>
+      <w:proofErr w:type="gramStart"/>
+      <w:r>
+        <w:t>Loaded?:</w:t>
+      </w:r>
+      <w:proofErr w:type="gramEnd"/>
+      <w:r>
+        <w:t xml:space="preserve"> No</w:t>
       </w:r>
     </w:p>
     <w:p>
@@ -1993,7 +2013,7 @@
           <w:rFonts w:ascii="Times New Roman" w:hAnsi="Times New Roman"/>
         </w:rPr>
       </w:pPr>
-      <w:bookmarkStart w:id="4" w:name="_Toc239421261"/>
+      <w:bookmarkStart w:id="4" w:name="_Toc239856819"/>
       <w:r>
         <w:rPr>
           <w:rFonts w:ascii="Times New Roman" w:hAnsi="Times New Roman"/>
@@ -2021,7 +2041,7 @@
           <w:rFonts w:ascii="Times New Roman" w:hAnsi="Times New Roman"/>
         </w:rPr>
       </w:pPr>
-      <w:bookmarkStart w:id="5" w:name="_Toc239421262"/>
+      <w:bookmarkStart w:id="5" w:name="_Toc239856820"/>
       <w:r>
         <w:rPr>
           <w:rFonts w:ascii="Times New Roman" w:hAnsi="Times New Roman"/>
@@ -2075,22 +2095,42 @@
     </w:p>
     <w:p>
       <w:r>
-        <w:t>Shunt resistor: 1 Mohm</w:t>
-      </w:r>
-    </w:p>
-    <w:p>
-      <w:r>
-        <w:t>Baseline material resistance: 1.6 Mohm</w:t>
-      </w:r>
-    </w:p>
-    <w:p>
-      <w:r>
-        <w:t>Post resistance: 3 Mohm</w:t>
-      </w:r>
-    </w:p>
-    <w:p>
-      <w:r>
-        <w:t>Loaded?: No</w:t>
+        <w:t xml:space="preserve">Shunt resistor: 1 </w:t>
+      </w:r>
+      <w:proofErr w:type="spellStart"/>
+      <w:r>
+        <w:t>Mohm</w:t>
+      </w:r>
+      <w:proofErr w:type="spellEnd"/>
+    </w:p>
+    <w:p>
+      <w:r>
+        <w:t xml:space="preserve">Baseline material resistance: 1.6 </w:t>
+      </w:r>
+      <w:proofErr w:type="spellStart"/>
+      <w:r>
+        <w:t>Mohm</w:t>
+      </w:r>
+      <w:proofErr w:type="spellEnd"/>
+    </w:p>
+    <w:p>
+      <w:r>
+        <w:t xml:space="preserve">Post resistance: 3 </w:t>
+      </w:r>
+      <w:proofErr w:type="spellStart"/>
+      <w:r>
+        <w:t>Mohm</w:t>
+      </w:r>
+      <w:proofErr w:type="spellEnd"/>
+    </w:p>
+    <w:p>
+      <w:proofErr w:type="gramStart"/>
+      <w:r>
+        <w:t>Loaded?:</w:t>
+      </w:r>
+      <w:proofErr w:type="gramEnd"/>
+      <w:r>
+        <w:t xml:space="preserve"> No</w:t>
       </w:r>
     </w:p>
     <w:p>
@@ -2101,7 +2141,7 @@
         </w:rPr>
       </w:pPr>
       <w:bookmarkStart w:id="6" w:name="_Toc236120080"/>
-      <w:bookmarkStart w:id="7" w:name="_Toc239421263"/>
+      <w:bookmarkStart w:id="7" w:name="_Toc239856821"/>
       <w:r>
         <w:rPr>
           <w:rFonts w:ascii="Times New Roman" w:hAnsi="Times New Roman"/>
@@ -2130,7 +2170,7 @@
           <w:rFonts w:ascii="Times New Roman" w:hAnsi="Times New Roman"/>
         </w:rPr>
       </w:pPr>
-      <w:bookmarkStart w:id="8" w:name="_Toc239421264"/>
+      <w:bookmarkStart w:id="8" w:name="_Toc239856822"/>
       <w:r>
         <w:rPr>
           <w:rFonts w:ascii="Times New Roman" w:hAnsi="Times New Roman"/>
@@ -2147,7 +2187,7 @@
           <w:rFonts w:ascii="Times New Roman" w:hAnsi="Times New Roman"/>
         </w:rPr>
       </w:pPr>
-      <w:bookmarkStart w:id="9" w:name="_Toc239421265"/>
+      <w:bookmarkStart w:id="9" w:name="_Toc239856823"/>
       <w:r>
         <w:rPr>
           <w:rFonts w:ascii="Times New Roman" w:hAnsi="Times New Roman"/>
@@ -2211,7 +2251,7 @@
           <w:rFonts w:ascii="Times New Roman" w:hAnsi="Times New Roman"/>
         </w:rPr>
       </w:pPr>
-      <w:bookmarkStart w:id="10" w:name="_Toc239421266"/>
+      <w:bookmarkStart w:id="10" w:name="_Toc239856824"/>
       <w:r>
         <w:rPr>
           <w:rFonts w:ascii="Times New Roman" w:hAnsi="Times New Roman"/>
@@ -2275,7 +2315,7 @@
           <w:rFonts w:ascii="Times New Roman" w:hAnsi="Times New Roman"/>
         </w:rPr>
       </w:pPr>
-      <w:bookmarkStart w:id="11" w:name="_Toc239421267"/>
+      <w:bookmarkStart w:id="11" w:name="_Toc239856825"/>
       <w:r>
         <w:rPr>
           <w:rFonts w:ascii="Times New Roman" w:hAnsi="Times New Roman"/>
@@ -2333,7 +2373,7 @@
           <w:rFonts w:ascii="Times New Roman" w:hAnsi="Times New Roman"/>
         </w:rPr>
       </w:pPr>
-      <w:bookmarkStart w:id="12" w:name="_Toc239421268"/>
+      <w:bookmarkStart w:id="12" w:name="_Toc239856826"/>
       <w:r>
         <w:rPr>
           <w:rFonts w:ascii="Times New Roman" w:hAnsi="Times New Roman"/>
@@ -2397,7 +2437,7 @@
           <w:rFonts w:ascii="Times New Roman" w:hAnsi="Times New Roman"/>
         </w:rPr>
       </w:pPr>
-      <w:bookmarkStart w:id="13" w:name="_Toc239421269"/>
+      <w:bookmarkStart w:id="13" w:name="_Toc239856827"/>
       <w:r>
         <w:rPr>
           <w:rFonts w:ascii="Times New Roman" w:hAnsi="Times New Roman"/>
@@ -2455,7 +2495,7 @@
           <w:rFonts w:ascii="Times New Roman" w:hAnsi="Times New Roman"/>
         </w:rPr>
       </w:pPr>
-      <w:bookmarkStart w:id="14" w:name="_Toc239421270"/>
+      <w:bookmarkStart w:id="14" w:name="_Toc239856828"/>
       <w:r>
         <w:rPr>
           <w:rFonts w:ascii="Times New Roman" w:hAnsi="Times New Roman"/>
@@ -2489,7 +2529,7 @@
           <w:rFonts w:ascii="Times New Roman" w:hAnsi="Times New Roman"/>
         </w:rPr>
       </w:pPr>
-      <w:bookmarkStart w:id="15" w:name="_Toc239421271"/>
+      <w:bookmarkStart w:id="15" w:name="_Toc239856829"/>
       <w:r>
         <w:rPr>
           <w:rFonts w:ascii="Times New Roman" w:hAnsi="Times New Roman"/>
@@ -2529,7 +2569,15 @@
     </w:p>
     <w:p>
       <w:r>
-        <w:t>Physical notes: eroded edges and faces. Dusty, dry. This was its first test of the day.</w:t>
+        <w:t xml:space="preserve">Physical notes: eroded edges and faces. Dusty, dry. This was </w:t>
+      </w:r>
+      <w:proofErr w:type="gramStart"/>
+      <w:r>
+        <w:t>its</w:t>
+      </w:r>
+      <w:proofErr w:type="gramEnd"/>
+      <w:r>
+        <w:t xml:space="preserve"> first test of the day.</w:t>
       </w:r>
     </w:p>
     <w:p>
@@ -2544,22 +2592,42 @@
     </w:p>
     <w:p>
       <w:r>
-        <w:t>Shunt resistor: 1 Mohm</w:t>
-      </w:r>
-    </w:p>
-    <w:p>
-      <w:r>
-        <w:t>Baseline material resistance: 1.3 Mohm</w:t>
-      </w:r>
-    </w:p>
-    <w:p>
-      <w:r>
-        <w:t>Post resistance: 11 Mohm</w:t>
-      </w:r>
-    </w:p>
-    <w:p>
-      <w:r>
-        <w:t>Loaded?: No</w:t>
+        <w:t xml:space="preserve">Shunt resistor: 1 </w:t>
+      </w:r>
+      <w:proofErr w:type="spellStart"/>
+      <w:r>
+        <w:t>Mohm</w:t>
+      </w:r>
+      <w:proofErr w:type="spellEnd"/>
+    </w:p>
+    <w:p>
+      <w:r>
+        <w:t xml:space="preserve">Baseline material resistance: 1.3 </w:t>
+      </w:r>
+      <w:proofErr w:type="spellStart"/>
+      <w:r>
+        <w:t>Mohm</w:t>
+      </w:r>
+      <w:proofErr w:type="spellEnd"/>
+    </w:p>
+    <w:p>
+      <w:r>
+        <w:t xml:space="preserve">Post resistance: 11 </w:t>
+      </w:r>
+      <w:proofErr w:type="spellStart"/>
+      <w:r>
+        <w:t>Mohm</w:t>
+      </w:r>
+      <w:proofErr w:type="spellEnd"/>
+    </w:p>
+    <w:p>
+      <w:proofErr w:type="gramStart"/>
+      <w:r>
+        <w:t>Loaded?:</w:t>
+      </w:r>
+      <w:proofErr w:type="gramEnd"/>
+      <w:r>
+        <w:t xml:space="preserve"> No</w:t>
       </w:r>
     </w:p>
     <w:p>
@@ -2721,101 +2789,14 @@
     </w:p>
     <w:p>
       <w:pPr>
-        <w:pStyle w:val="Heading3"/>
-        <w:rPr>
-          <w:rFonts w:ascii="Times New Roman" w:hAnsi="Times New Roman"/>
-        </w:rPr>
-      </w:pPr>
-      <w:bookmarkStart w:id="16" w:name="_Toc239421272"/>
-      <w:r>
-        <w:rPr>
-          <w:rFonts w:ascii="Times New Roman" w:hAnsi="Times New Roman"/>
-        </w:rPr>
-        <w:t>20Hz-9201-CMF-0.01</w:t>
-      </w:r>
-      <w:bookmarkEnd w:id="16"/>
-    </w:p>
-    <w:p>
-      <w:r>
-        <w:t>Specimen Type</w:t>
-      </w:r>
-      <w:r>
-        <w:t>: CMF 0.01% 12/06/2025 Campione 2</w:t>
-      </w:r>
-    </w:p>
-    <w:p>
-      <w:r>
-        <w:t>Discharge time: ~1 min</w:t>
-      </w:r>
-    </w:p>
-    <w:p>
-      <w:r>
-        <w:t>Settle time: ~4 min</w:t>
-      </w:r>
-    </w:p>
-    <w:p>
-      <w:r>
-        <w:t>Dimensions: 5.2 cm cube</w:t>
-      </w:r>
-    </w:p>
-    <w:p>
-      <w:r>
-        <w:t>Space between meshes: 1.5 cm</w:t>
-      </w:r>
-    </w:p>
-    <w:p>
-      <w:r>
-        <w:t>Physical notes: eroded edges and faces. Dusty, dry. This was its first test of the day.</w:t>
-      </w:r>
-    </w:p>
-    <w:p>
-      <w:r>
-        <w:t>NI card: NI 9201</w:t>
-      </w:r>
-    </w:p>
-    <w:p>
-      <w:r>
-        <w:t>PSU: 9V 6A max</w:t>
-      </w:r>
-    </w:p>
-    <w:p>
-      <w:r>
-        <w:t>Shunt resistor: 1 Mohm</w:t>
-      </w:r>
-    </w:p>
-    <w:p>
-      <w:r>
-        <w:t>Baseline material resistance: 1.4 Mohm</w:t>
-      </w:r>
-    </w:p>
-    <w:p>
-      <w:r>
-        <w:t>Post resistance: 7 Mohm</w:t>
-      </w:r>
-    </w:p>
-    <w:p>
-      <w:r>
-        <w:t>Loaded?: No</w:t>
-      </w:r>
-    </w:p>
-    <w:p>
-      <w:pPr>
-        <w:pStyle w:val="Heading4"/>
-      </w:pPr>
-      <w:r>
-        <w:t>Pre</w:t>
-      </w:r>
-    </w:p>
-    <w:p>
-      <w:pPr>
         <w:jc w:val="center"/>
       </w:pPr>
       <w:r>
         <w:drawing>
-          <wp:inline distT="0" distB="0" distL="0" distR="0" wp14:anchorId="66AC8851" wp14:editId="03F687E3">
+          <wp:inline distT="0" distB="0" distL="0" distR="0" wp14:anchorId="04503BEC" wp14:editId="15178CA7">
             <wp:extent cx="2825895" cy="1530429"/>
             <wp:effectExtent l="0" t="0" r="0" b="0"/>
-            <wp:docPr id="481868428" name="Picture 1"/>
+            <wp:docPr id="632722357" name="Picture 1"/>
             <wp:cNvGraphicFramePr>
               <a:graphicFrameLocks xmlns:a="http://schemas.openxmlformats.org/drawingml/2006/main" noChangeAspect="1"/>
             </wp:cNvGraphicFramePr>
@@ -2823,7 +2804,7 @@
               <a:graphicData uri="http://schemas.openxmlformats.org/drawingml/2006/picture">
                 <pic:pic xmlns:pic="http://schemas.openxmlformats.org/drawingml/2006/picture">
                   <pic:nvPicPr>
-                    <pic:cNvPr id="481868428" name=""/>
+                    <pic:cNvPr id="632722357" name=""/>
                     <pic:cNvPicPr/>
                   </pic:nvPicPr>
                   <pic:blipFill>
@@ -2850,10 +2831,167 @@
     </w:p>
     <w:p>
       <w:pPr>
+        <w:pStyle w:val="Heading3"/>
+        <w:rPr>
+          <w:rFonts w:ascii="Times New Roman" w:hAnsi="Times New Roman"/>
+        </w:rPr>
+      </w:pPr>
+      <w:bookmarkStart w:id="16" w:name="_Toc239856830"/>
+      <w:r>
+        <w:rPr>
+          <w:rFonts w:ascii="Times New Roman" w:hAnsi="Times New Roman"/>
+        </w:rPr>
+        <w:t>20Hz-9201-CMF-0.01</w:t>
+      </w:r>
+      <w:bookmarkEnd w:id="16"/>
+    </w:p>
+    <w:p>
+      <w:r>
+        <w:t>Specimen Type</w:t>
+      </w:r>
+      <w:r>
+        <w:t>: CMF 0.01% 12/06/2025 Campione 2</w:t>
+      </w:r>
+    </w:p>
+    <w:p>
+      <w:r>
+        <w:t>Discharge time: ~1 min</w:t>
+      </w:r>
+    </w:p>
+    <w:p>
+      <w:r>
+        <w:t>Settle time: ~4 min</w:t>
+      </w:r>
+    </w:p>
+    <w:p>
+      <w:r>
+        <w:t>Dimensions: 5.2 cm cube</w:t>
+      </w:r>
+    </w:p>
+    <w:p>
+      <w:r>
+        <w:t>Space between meshes: 1.5 cm</w:t>
+      </w:r>
+    </w:p>
+    <w:p>
+      <w:r>
+        <w:t xml:space="preserve">Physical notes: eroded edges and faces. Dusty, dry. This was </w:t>
+      </w:r>
+      <w:proofErr w:type="gramStart"/>
+      <w:r>
+        <w:t>its</w:t>
+      </w:r>
+      <w:proofErr w:type="gramEnd"/>
+      <w:r>
+        <w:t xml:space="preserve"> first test of the day.</w:t>
+      </w:r>
+    </w:p>
+    <w:p>
+      <w:r>
+        <w:t>NI card: NI 9201</w:t>
+      </w:r>
+    </w:p>
+    <w:p>
+      <w:r>
+        <w:t>PSU: 9V 6A max</w:t>
+      </w:r>
+    </w:p>
+    <w:p>
+      <w:r>
+        <w:t xml:space="preserve">Shunt resistor: 1 </w:t>
+      </w:r>
+      <w:proofErr w:type="spellStart"/>
+      <w:r>
+        <w:t>Mohm</w:t>
+      </w:r>
+      <w:proofErr w:type="spellEnd"/>
+    </w:p>
+    <w:p>
+      <w:r>
+        <w:t xml:space="preserve">Baseline material resistance: 1.4 </w:t>
+      </w:r>
+      <w:proofErr w:type="spellStart"/>
+      <w:r>
+        <w:t>Mohm</w:t>
+      </w:r>
+      <w:proofErr w:type="spellEnd"/>
+    </w:p>
+    <w:p>
+      <w:r>
+        <w:t xml:space="preserve">Post resistance: 7 </w:t>
+      </w:r>
+      <w:proofErr w:type="spellStart"/>
+      <w:r>
+        <w:t>Mohm</w:t>
+      </w:r>
+      <w:proofErr w:type="spellEnd"/>
+    </w:p>
+    <w:p>
+      <w:proofErr w:type="gramStart"/>
+      <w:r>
+        <w:t>Loaded?:</w:t>
+      </w:r>
+      <w:proofErr w:type="gramEnd"/>
+      <w:r>
+        <w:t xml:space="preserve"> No</w:t>
+      </w:r>
+    </w:p>
+    <w:p>
+      <w:pPr>
         <w:pStyle w:val="Heading4"/>
       </w:pPr>
       <w:r>
         <w:lastRenderedPageBreak/>
+        <w:t>Pre</w:t>
+      </w:r>
+    </w:p>
+    <w:p>
+      <w:pPr>
+        <w:jc w:val="center"/>
+      </w:pPr>
+      <w:r>
+        <w:drawing>
+          <wp:inline distT="0" distB="0" distL="0" distR="0" wp14:anchorId="66AC8851" wp14:editId="03F687E3">
+            <wp:extent cx="2825895" cy="1530429"/>
+            <wp:effectExtent l="0" t="0" r="0" b="0"/>
+            <wp:docPr id="481868428" name="Picture 1"/>
+            <wp:cNvGraphicFramePr>
+              <a:graphicFrameLocks xmlns:a="http://schemas.openxmlformats.org/drawingml/2006/main" noChangeAspect="1"/>
+            </wp:cNvGraphicFramePr>
+            <a:graphic xmlns:a="http://schemas.openxmlformats.org/drawingml/2006/main">
+              <a:graphicData uri="http://schemas.openxmlformats.org/drawingml/2006/picture">
+                <pic:pic xmlns:pic="http://schemas.openxmlformats.org/drawingml/2006/picture">
+                  <pic:nvPicPr>
+                    <pic:cNvPr id="481868428" name=""/>
+                    <pic:cNvPicPr/>
+                  </pic:nvPicPr>
+                  <pic:blipFill>
+                    <a:blip r:embed="rId14"/>
+                    <a:stretch>
+                      <a:fillRect/>
+                    </a:stretch>
+                  </pic:blipFill>
+                  <pic:spPr>
+                    <a:xfrm>
+                      <a:off x="0" y="0"/>
+                      <a:ext cx="2825895" cy="1530429"/>
+                    </a:xfrm>
+                    <a:prstGeom prst="rect">
+                      <a:avLst/>
+                    </a:prstGeom>
+                  </pic:spPr>
+                </pic:pic>
+              </a:graphicData>
+            </a:graphic>
+          </wp:inline>
+        </w:drawing>
+      </w:r>
+    </w:p>
+    <w:p>
+      <w:pPr>
+        <w:pStyle w:val="Heading4"/>
+      </w:pPr>
+      <w:r>
         <w:t>Instron</w:t>
       </w:r>
     </w:p>
@@ -2878,7 +3016,7 @@
                     <pic:cNvPicPr/>
                   </pic:nvPicPr>
                   <pic:blipFill>
-                    <a:blip r:embed="rId14"/>
+                    <a:blip r:embed="rId15"/>
                     <a:stretch>
                       <a:fillRect/>
                     </a:stretch>
@@ -2923,7 +3061,7 @@
                     <pic:cNvPicPr/>
                   </pic:nvPicPr>
                   <pic:blipFill>
-                    <a:blip r:embed="rId15"/>
+                    <a:blip r:embed="rId16"/>
                     <a:stretch>
                       <a:fillRect/>
                     </a:stretch>
@@ -2957,12 +3095,54 @@
     </w:p>
     <w:p>
       <w:pPr>
+        <w:jc w:val="center"/>
+      </w:pPr>
+      <w:r>
+        <w:drawing>
+          <wp:inline distT="0" distB="0" distL="0" distR="0" wp14:anchorId="3D16B251" wp14:editId="2AC3AEE9">
+            <wp:extent cx="2844946" cy="1543129"/>
+            <wp:effectExtent l="0" t="0" r="0" b="0"/>
+            <wp:docPr id="492392831" name="Picture 1"/>
+            <wp:cNvGraphicFramePr>
+              <a:graphicFrameLocks xmlns:a="http://schemas.openxmlformats.org/drawingml/2006/main" noChangeAspect="1"/>
+            </wp:cNvGraphicFramePr>
+            <a:graphic xmlns:a="http://schemas.openxmlformats.org/drawingml/2006/main">
+              <a:graphicData uri="http://schemas.openxmlformats.org/drawingml/2006/picture">
+                <pic:pic xmlns:pic="http://schemas.openxmlformats.org/drawingml/2006/picture">
+                  <pic:nvPicPr>
+                    <pic:cNvPr id="492392831" name=""/>
+                    <pic:cNvPicPr/>
+                  </pic:nvPicPr>
+                  <pic:blipFill>
+                    <a:blip r:embed="rId17"/>
+                    <a:stretch>
+                      <a:fillRect/>
+                    </a:stretch>
+                  </pic:blipFill>
+                  <pic:spPr>
+                    <a:xfrm>
+                      <a:off x="0" y="0"/>
+                      <a:ext cx="2844946" cy="1543129"/>
+                    </a:xfrm>
+                    <a:prstGeom prst="rect">
+                      <a:avLst/>
+                    </a:prstGeom>
+                  </pic:spPr>
+                </pic:pic>
+              </a:graphicData>
+            </a:graphic>
+          </wp:inline>
+        </w:drawing>
+      </w:r>
+    </w:p>
+    <w:p>
+      <w:pPr>
         <w:pStyle w:val="Heading3"/>
         <w:rPr>
           <w:rFonts w:ascii="Times New Roman" w:hAnsi="Times New Roman"/>
         </w:rPr>
       </w:pPr>
-      <w:bookmarkStart w:id="17" w:name="_Toc239421273"/>
+      <w:bookmarkStart w:id="17" w:name="_Toc239856831"/>
       <w:r>
         <w:rPr>
           <w:rFonts w:ascii="Times New Roman" w:hAnsi="Times New Roman"/>
@@ -2986,6 +3166,7 @@
     </w:p>
     <w:p>
       <w:r>
+        <w:lastRenderedPageBreak/>
         <w:t>Settle time: ~4 min</w:t>
       </w:r>
     </w:p>
@@ -3016,22 +3197,42 @@
     </w:p>
     <w:p>
       <w:r>
-        <w:t>Shunt resistor: 1 Mohm</w:t>
-      </w:r>
-    </w:p>
-    <w:p>
-      <w:r>
-        <w:t>Baseline material resistance: 160 ohm</w:t>
-      </w:r>
-    </w:p>
-    <w:p>
-      <w:r>
-        <w:t>Post resistance: 160 ohm</w:t>
-      </w:r>
-    </w:p>
-    <w:p>
-      <w:r>
-        <w:t>Loaded?: No</w:t>
+        <w:t xml:space="preserve">Shunt resistor: 1 </w:t>
+      </w:r>
+      <w:proofErr w:type="spellStart"/>
+      <w:r>
+        <w:t>Mohm</w:t>
+      </w:r>
+      <w:proofErr w:type="spellEnd"/>
+    </w:p>
+    <w:p>
+      <w:r>
+        <w:t xml:space="preserve">Baseline material resistance: 160 </w:t>
+      </w:r>
+      <w:proofErr w:type="gramStart"/>
+      <w:r>
+        <w:t>ohm</w:t>
+      </w:r>
+      <w:proofErr w:type="gramEnd"/>
+    </w:p>
+    <w:p>
+      <w:r>
+        <w:t xml:space="preserve">Post resistance: 160 </w:t>
+      </w:r>
+      <w:proofErr w:type="gramStart"/>
+      <w:r>
+        <w:t>ohm</w:t>
+      </w:r>
+      <w:proofErr w:type="gramEnd"/>
+    </w:p>
+    <w:p>
+      <w:proofErr w:type="gramStart"/>
+      <w:r>
+        <w:t>Loaded?:</w:t>
+      </w:r>
+      <w:proofErr w:type="gramEnd"/>
+      <w:r>
+        <w:t xml:space="preserve"> No</w:t>
       </w:r>
     </w:p>
     <w:p>
@@ -3039,7 +3240,6 @@
         <w:pStyle w:val="Heading4"/>
       </w:pPr>
       <w:r>
-        <w:lastRenderedPageBreak/>
         <w:t>Pre</w:t>
       </w:r>
     </w:p>
@@ -3064,7 +3264,7 @@
                     <pic:cNvPicPr/>
                   </pic:nvPicPr>
                   <pic:blipFill>
-                    <a:blip r:embed="rId16"/>
+                    <a:blip r:embed="rId18"/>
                     <a:stretch>
                       <a:fillRect/>
                     </a:stretch>
@@ -3109,7 +3309,7 @@
           <w:rFonts w:ascii="Times New Roman" w:hAnsi="Times New Roman"/>
         </w:rPr>
       </w:pPr>
-      <w:bookmarkStart w:id="18" w:name="_Toc239421274"/>
+      <w:bookmarkStart w:id="18" w:name="_Toc239856832"/>
       <w:r>
         <w:rPr>
           <w:rFonts w:ascii="Times New Roman" w:hAnsi="Times New Roman"/>
@@ -3158,27 +3358,48 @@
     </w:p>
     <w:p>
       <w:r>
+        <w:lastRenderedPageBreak/>
         <w:t>PSU: 9V 6A max</w:t>
       </w:r>
     </w:p>
     <w:p>
       <w:r>
-        <w:t>Shunt resistor: 1 Mohm</w:t>
-      </w:r>
-    </w:p>
-    <w:p>
-      <w:r>
-        <w:t>Baseline material resistance: 1.1 kohm</w:t>
-      </w:r>
-    </w:p>
-    <w:p>
-      <w:r>
-        <w:t>Post resistance: 0.8 kohm</w:t>
-      </w:r>
-    </w:p>
-    <w:p>
-      <w:r>
-        <w:t>Loaded?: No</w:t>
+        <w:t xml:space="preserve">Shunt resistor: 1 </w:t>
+      </w:r>
+      <w:proofErr w:type="spellStart"/>
+      <w:r>
+        <w:t>Mohm</w:t>
+      </w:r>
+      <w:proofErr w:type="spellEnd"/>
+    </w:p>
+    <w:p>
+      <w:r>
+        <w:t xml:space="preserve">Baseline material resistance: 1.1 </w:t>
+      </w:r>
+      <w:proofErr w:type="spellStart"/>
+      <w:r>
+        <w:t>kohm</w:t>
+      </w:r>
+      <w:proofErr w:type="spellEnd"/>
+    </w:p>
+    <w:p>
+      <w:r>
+        <w:t xml:space="preserve">Post resistance: 0.8 </w:t>
+      </w:r>
+      <w:proofErr w:type="spellStart"/>
+      <w:r>
+        <w:t>kohm</w:t>
+      </w:r>
+      <w:proofErr w:type="spellEnd"/>
+    </w:p>
+    <w:p>
+      <w:proofErr w:type="gramStart"/>
+      <w:r>
+        <w:t>Loaded?:</w:t>
+      </w:r>
+      <w:proofErr w:type="gramEnd"/>
+      <w:r>
+        <w:t xml:space="preserve"> No</w:t>
       </w:r>
     </w:p>
     <w:p>
@@ -3186,7 +3407,6 @@
         <w:pStyle w:val="Heading4"/>
       </w:pPr>
       <w:r>
-        <w:lastRenderedPageBreak/>
         <w:t>Pre</w:t>
       </w:r>
     </w:p>
@@ -3211,7 +3431,7 @@
                     <pic:cNvPicPr/>
                   </pic:nvPicPr>
                   <pic:blipFill>
-                    <a:blip r:embed="rId17"/>
+                    <a:blip r:embed="rId19"/>
                     <a:stretch>
                       <a:fillRect/>
                     </a:stretch>
@@ -3255,7 +3475,7 @@
           <w:rFonts w:ascii="Times New Roman" w:hAnsi="Times New Roman"/>
         </w:rPr>
       </w:pPr>
-      <w:bookmarkStart w:id="19" w:name="_Toc239421275"/>
+      <w:bookmarkStart w:id="19" w:name="_Toc239856833"/>
       <w:r>
         <w:rPr>
           <w:rFonts w:ascii="Times New Roman" w:hAnsi="Times New Roman"/>
@@ -3305,7 +3525,7 @@
                     <pic:cNvPicPr/>
                   </pic:nvPicPr>
                   <pic:blipFill>
-                    <a:blip r:embed="rId18"/>
+                    <a:blip r:embed="rId20"/>
                     <a:stretch>
                       <a:fillRect/>
                     </a:stretch>
@@ -3336,16 +3556,59 @@
     </w:p>
     <w:p>
       <w:pPr>
+        <w:jc w:val="center"/>
+      </w:pPr>
+      <w:r>
+        <w:drawing>
+          <wp:inline distT="0" distB="0" distL="0" distR="0" wp14:anchorId="50F64B93" wp14:editId="13BE208B">
+            <wp:extent cx="2825895" cy="1511378"/>
+            <wp:effectExtent l="0" t="0" r="0" b="0"/>
+            <wp:docPr id="1722582571" name="Picture 1"/>
+            <wp:cNvGraphicFramePr>
+              <a:graphicFrameLocks xmlns:a="http://schemas.openxmlformats.org/drawingml/2006/main" noChangeAspect="1"/>
+            </wp:cNvGraphicFramePr>
+            <a:graphic xmlns:a="http://schemas.openxmlformats.org/drawingml/2006/main">
+              <a:graphicData uri="http://schemas.openxmlformats.org/drawingml/2006/picture">
+                <pic:pic xmlns:pic="http://schemas.openxmlformats.org/drawingml/2006/picture">
+                  <pic:nvPicPr>
+                    <pic:cNvPr id="1722582571" name=""/>
+                    <pic:cNvPicPr/>
+                  </pic:nvPicPr>
+                  <pic:blipFill>
+                    <a:blip r:embed="rId21"/>
+                    <a:stretch>
+                      <a:fillRect/>
+                    </a:stretch>
+                  </pic:blipFill>
+                  <pic:spPr>
+                    <a:xfrm>
+                      <a:off x="0" y="0"/>
+                      <a:ext cx="2825895" cy="1511378"/>
+                    </a:xfrm>
+                    <a:prstGeom prst="rect">
+                      <a:avLst/>
+                    </a:prstGeom>
+                  </pic:spPr>
+                </pic:pic>
+              </a:graphicData>
+            </a:graphic>
+          </wp:inline>
+        </w:drawing>
+      </w:r>
+    </w:p>
+    <w:p>
+      <w:pPr>
         <w:pStyle w:val="Heading3"/>
         <w:rPr>
           <w:rFonts w:ascii="Times New Roman" w:hAnsi="Times New Roman"/>
         </w:rPr>
       </w:pPr>
-      <w:bookmarkStart w:id="20" w:name="_Toc239421276"/>
+      <w:bookmarkStart w:id="20" w:name="_Toc239856834"/>
       <w:r>
         <w:rPr>
           <w:rFonts w:ascii="Times New Roman" w:hAnsi="Times New Roman"/>
         </w:rPr>
+        <w:lastRenderedPageBreak/>
         <w:t>10Hz-9201-CMF-</w:t>
       </w:r>
       <w:r>
@@ -3385,7 +3648,7 @@
                     <pic:cNvPicPr/>
                   </pic:nvPicPr>
                   <pic:blipFill>
-                    <a:blip r:embed="rId19"/>
+                    <a:blip r:embed="rId22"/>
                     <a:stretch>
                       <a:fillRect/>
                     </a:stretch>
@@ -3408,12 +3671,62 @@
     </w:p>
     <w:p>
       <w:pPr>
+        <w:pStyle w:val="Heading4"/>
+      </w:pPr>
+      <w:r>
+        <w:t>Post</w:t>
+      </w:r>
+    </w:p>
+    <w:p>
+      <w:pPr>
+        <w:jc w:val="center"/>
+      </w:pPr>
+      <w:r>
+        <w:drawing>
+          <wp:inline distT="0" distB="0" distL="0" distR="0" wp14:anchorId="5C32FBC1" wp14:editId="2AF0F747">
+            <wp:extent cx="2806844" cy="1625684"/>
+            <wp:effectExtent l="0" t="0" r="0" b="0"/>
+            <wp:docPr id="744847547" name="Picture 1"/>
+            <wp:cNvGraphicFramePr>
+              <a:graphicFrameLocks xmlns:a="http://schemas.openxmlformats.org/drawingml/2006/main" noChangeAspect="1"/>
+            </wp:cNvGraphicFramePr>
+            <a:graphic xmlns:a="http://schemas.openxmlformats.org/drawingml/2006/main">
+              <a:graphicData uri="http://schemas.openxmlformats.org/drawingml/2006/picture">
+                <pic:pic xmlns:pic="http://schemas.openxmlformats.org/drawingml/2006/picture">
+                  <pic:nvPicPr>
+                    <pic:cNvPr id="744847547" name=""/>
+                    <pic:cNvPicPr/>
+                  </pic:nvPicPr>
+                  <pic:blipFill>
+                    <a:blip r:embed="rId23"/>
+                    <a:stretch>
+                      <a:fillRect/>
+                    </a:stretch>
+                  </pic:blipFill>
+                  <pic:spPr>
+                    <a:xfrm>
+                      <a:off x="0" y="0"/>
+                      <a:ext cx="2806844" cy="1625684"/>
+                    </a:xfrm>
+                    <a:prstGeom prst="rect">
+                      <a:avLst/>
+                    </a:prstGeom>
+                  </pic:spPr>
+                </pic:pic>
+              </a:graphicData>
+            </a:graphic>
+          </wp:inline>
+        </w:drawing>
+      </w:r>
+    </w:p>
+    <w:p>
+      <w:pPr>
         <w:pStyle w:val="Heading3"/>
         <w:rPr>
           <w:rFonts w:ascii="Times New Roman" w:hAnsi="Times New Roman"/>
         </w:rPr>
       </w:pPr>
-      <w:bookmarkStart w:id="21" w:name="_Toc239421277"/>
+      <w:bookmarkStart w:id="21" w:name="_Toc239856835"/>
       <w:r>
         <w:rPr>
           <w:rFonts w:ascii="Times New Roman" w:hAnsi="Times New Roman"/>
@@ -3437,60 +3750,80 @@
     </w:p>
     <w:p>
       <w:r>
+        <w:t>Settle time: ~4 min</w:t>
+      </w:r>
+    </w:p>
+    <w:p>
+      <w:r>
+        <w:t>Dimensions: 5.2 cm cube</w:t>
+      </w:r>
+    </w:p>
+    <w:p>
+      <w:r>
+        <w:t>Space between meshes: 1.5 cm</w:t>
+      </w:r>
+    </w:p>
+    <w:p>
+      <w:r>
+        <w:t>Physical notes: eroded edges and faces. Dusty, dry.</w:t>
+      </w:r>
+    </w:p>
+    <w:p>
+      <w:r>
+        <w:t>NI card: NI 9201</w:t>
+      </w:r>
+    </w:p>
+    <w:p>
+      <w:r>
+        <w:t>PSU: 9V 6A max</w:t>
+      </w:r>
+    </w:p>
+    <w:p>
+      <w:r>
+        <w:t xml:space="preserve">Shunt resistor: 1 </w:t>
+      </w:r>
+      <w:proofErr w:type="spellStart"/>
+      <w:r>
+        <w:t>Mohm</w:t>
+      </w:r>
+      <w:proofErr w:type="spellEnd"/>
+    </w:p>
+    <w:p>
+      <w:r>
+        <w:t xml:space="preserve">Baseline material resistance: 125 </w:t>
+      </w:r>
+      <w:proofErr w:type="gramStart"/>
+      <w:r>
+        <w:t>ohm</w:t>
+      </w:r>
+      <w:proofErr w:type="gramEnd"/>
+    </w:p>
+    <w:p>
+      <w:r>
+        <w:t xml:space="preserve">Post resistance: 126 </w:t>
+      </w:r>
+      <w:proofErr w:type="gramStart"/>
+      <w:r>
+        <w:t>ohm</w:t>
+      </w:r>
+      <w:proofErr w:type="gramEnd"/>
+    </w:p>
+    <w:p>
+      <w:proofErr w:type="gramStart"/>
+      <w:r>
+        <w:t>Loaded?:</w:t>
+      </w:r>
+      <w:proofErr w:type="gramEnd"/>
+      <w:r>
+        <w:t xml:space="preserve"> No</w:t>
+      </w:r>
+    </w:p>
+    <w:p>
+      <w:pPr>
+        <w:pStyle w:val="Heading4"/>
+      </w:pPr>
+      <w:r>
         <w:lastRenderedPageBreak/>
-        <w:t>Settle time: ~4 min</w:t>
-      </w:r>
-    </w:p>
-    <w:p>
-      <w:r>
-        <w:t>Dimensions: 5.2 cm cube</w:t>
-      </w:r>
-    </w:p>
-    <w:p>
-      <w:r>
-        <w:t>Space between meshes: 1.5 cm</w:t>
-      </w:r>
-    </w:p>
-    <w:p>
-      <w:r>
-        <w:t>Physical notes: eroded edges and faces. Dusty, dry.</w:t>
-      </w:r>
-    </w:p>
-    <w:p>
-      <w:r>
-        <w:t>NI card: NI 9201</w:t>
-      </w:r>
-    </w:p>
-    <w:p>
-      <w:r>
-        <w:t>PSU: 9V 6A max</w:t>
-      </w:r>
-    </w:p>
-    <w:p>
-      <w:r>
-        <w:t>Shunt resistor: 1 Mohm</w:t>
-      </w:r>
-    </w:p>
-    <w:p>
-      <w:r>
-        <w:t>Baseline material resistance: 125 ohm</w:t>
-      </w:r>
-    </w:p>
-    <w:p>
-      <w:r>
-        <w:t>Post resistance: 126 ohm</w:t>
-      </w:r>
-    </w:p>
-    <w:p>
-      <w:r>
-        <w:t>Loaded?: No</w:t>
-      </w:r>
-    </w:p>
-    <w:p>
-      <w:pPr>
-        <w:pStyle w:val="Heading4"/>
-      </w:pPr>
-      <w:r>
         <w:t>Pre</w:t>
       </w:r>
     </w:p>
@@ -3515,7 +3848,7 @@
                     <pic:cNvPicPr/>
                   </pic:nvPicPr>
                   <pic:blipFill>
-                    <a:blip r:embed="rId20">
+                    <a:blip r:embed="rId24">
                       <a:extLst>
                         <a:ext uri="{28A0092B-C50C-407E-A947-70E740481C1C}">
                           <a14:useLocalDpi xmlns:a14="http://schemas.microsoft.com/office/drawing/2010/main" val="0"/>
@@ -3566,7 +3899,7 @@
           <w:rFonts w:ascii="Times New Roman" w:hAnsi="Times New Roman"/>
         </w:rPr>
       </w:pPr>
-      <w:bookmarkStart w:id="22" w:name="_Toc239421278"/>
+      <w:bookmarkStart w:id="22" w:name="_Toc239856836"/>
       <w:r>
         <w:rPr>
           <w:rFonts w:ascii="Times New Roman" w:hAnsi="Times New Roman"/>
@@ -3615,53 +3948,70 @@
     </w:p>
     <w:p>
       <w:r>
+        <w:t>PSU: 9V 6A max</w:t>
+      </w:r>
+    </w:p>
+    <w:p>
+      <w:r>
+        <w:t xml:space="preserve">Shunt resistor: 1 </w:t>
+      </w:r>
+      <w:proofErr w:type="spellStart"/>
+      <w:r>
+        <w:t>Mohm</w:t>
+      </w:r>
+      <w:proofErr w:type="spellEnd"/>
+    </w:p>
+    <w:p>
+      <w:r>
+        <w:t xml:space="preserve">Baseline material resistance: </w:t>
+      </w:r>
+      <w:r>
+        <w:t>1</w:t>
+      </w:r>
+      <w:r>
+        <w:t xml:space="preserve"> </w:t>
+      </w:r>
+      <w:proofErr w:type="spellStart"/>
+      <w:r>
+        <w:t>k</w:t>
+      </w:r>
+      <w:r>
+        <w:t>ohm</w:t>
+      </w:r>
+      <w:proofErr w:type="spellEnd"/>
+    </w:p>
+    <w:p>
+      <w:r>
+        <w:t>Post resistance: 1</w:t>
+      </w:r>
+      <w:r>
+        <w:t xml:space="preserve">.1 </w:t>
+      </w:r>
+      <w:proofErr w:type="spellStart"/>
+      <w:r>
+        <w:t>k</w:t>
+      </w:r>
+      <w:r>
+        <w:t>ohm</w:t>
+      </w:r>
+      <w:proofErr w:type="spellEnd"/>
+    </w:p>
+    <w:p>
+      <w:proofErr w:type="gramStart"/>
+      <w:r>
+        <w:t>Loaded?:</w:t>
+      </w:r>
+      <w:proofErr w:type="gramEnd"/>
+      <w:r>
+        <w:t xml:space="preserve"> No</w:t>
+      </w:r>
+    </w:p>
+    <w:p>
+      <w:pPr>
+        <w:pStyle w:val="Heading4"/>
+      </w:pPr>
+      <w:r>
         <w:lastRenderedPageBreak/>
-        <w:t>PSU: 9V 6A max</w:t>
-      </w:r>
-    </w:p>
-    <w:p>
-      <w:r>
-        <w:t>Shunt resistor: 1 Mohm</w:t>
-      </w:r>
-    </w:p>
-    <w:p>
-      <w:r>
-        <w:t xml:space="preserve">Baseline material resistance: </w:t>
-      </w:r>
-      <w:r>
-        <w:t>1</w:t>
-      </w:r>
-      <w:r>
-        <w:t xml:space="preserve"> </w:t>
-      </w:r>
-      <w:r>
-        <w:t>k</w:t>
-      </w:r>
-      <w:r>
-        <w:t>ohm</w:t>
-      </w:r>
-    </w:p>
-    <w:p>
-      <w:r>
-        <w:t>Post resistance: 1</w:t>
-      </w:r>
-      <w:r>
-        <w:t>.1 k</w:t>
-      </w:r>
-      <w:r>
-        <w:t>ohm</w:t>
-      </w:r>
-    </w:p>
-    <w:p>
-      <w:r>
-        <w:t>Loaded?: No</w:t>
-      </w:r>
-    </w:p>
-    <w:p>
-      <w:pPr>
-        <w:pStyle w:val="Heading4"/>
-      </w:pPr>
-      <w:r>
         <w:t>Pre</w:t>
       </w:r>
     </w:p>
@@ -3686,7 +4036,7 @@
                     <pic:cNvPicPr/>
                   </pic:nvPicPr>
                   <pic:blipFill>
-                    <a:blip r:embed="rId21"/>
+                    <a:blip r:embed="rId25"/>
                     <a:stretch>
                       <a:fillRect/>
                     </a:stretch>
@@ -3731,7 +4081,7 @@
           <w:rFonts w:ascii="Times New Roman" w:hAnsi="Times New Roman"/>
         </w:rPr>
       </w:pPr>
-      <w:bookmarkStart w:id="23" w:name="_Toc239421279"/>
+      <w:bookmarkStart w:id="23" w:name="_Toc239856837"/>
       <w:r>
         <w:rPr>
           <w:rFonts w:ascii="Times New Roman" w:hAnsi="Times New Roman"/>
@@ -3785,22 +4135,42 @@
     </w:p>
     <w:p>
       <w:r>
-        <w:t>Shunt resistor: 1 Mohm</w:t>
-      </w:r>
-    </w:p>
-    <w:p>
-      <w:r>
-        <w:t>Baseline material resistance: 130 ohm</w:t>
-      </w:r>
-    </w:p>
-    <w:p>
-      <w:r>
-        <w:t>Post resistance: 136 ohm</w:t>
-      </w:r>
-    </w:p>
-    <w:p>
-      <w:r>
-        <w:t>Loaded?: No</w:t>
+        <w:t xml:space="preserve">Shunt resistor: 1 </w:t>
+      </w:r>
+      <w:proofErr w:type="spellStart"/>
+      <w:r>
+        <w:t>Mohm</w:t>
+      </w:r>
+      <w:proofErr w:type="spellEnd"/>
+    </w:p>
+    <w:p>
+      <w:r>
+        <w:t xml:space="preserve">Baseline material resistance: 130 </w:t>
+      </w:r>
+      <w:proofErr w:type="gramStart"/>
+      <w:r>
+        <w:t>ohm</w:t>
+      </w:r>
+      <w:proofErr w:type="gramEnd"/>
+    </w:p>
+    <w:p>
+      <w:r>
+        <w:t xml:space="preserve">Post resistance: 136 </w:t>
+      </w:r>
+      <w:proofErr w:type="gramStart"/>
+      <w:r>
+        <w:t>ohm</w:t>
+      </w:r>
+      <w:proofErr w:type="gramEnd"/>
+    </w:p>
+    <w:p>
+      <w:proofErr w:type="gramStart"/>
+      <w:r>
+        <w:t>Loaded?:</w:t>
+      </w:r>
+      <w:proofErr w:type="gramEnd"/>
+      <w:r>
+        <w:t xml:space="preserve"> No</w:t>
       </w:r>
     </w:p>
     <w:p>
@@ -3833,7 +4203,7 @@
                     <pic:cNvPicPr/>
                   </pic:nvPicPr>
                   <pic:blipFill>
-                    <a:blip r:embed="rId22"/>
+                    <a:blip r:embed="rId26"/>
                     <a:stretch>
                       <a:fillRect/>
                     </a:stretch>
@@ -3878,7 +4248,7 @@
           <w:rFonts w:ascii="Times New Roman" w:hAnsi="Times New Roman"/>
         </w:rPr>
       </w:pPr>
-      <w:bookmarkStart w:id="24" w:name="_Toc239421280"/>
+      <w:bookmarkStart w:id="24" w:name="_Toc239856838"/>
       <w:r>
         <w:rPr>
           <w:rFonts w:ascii="Times New Roman" w:hAnsi="Times New Roman"/>
@@ -3932,22 +4302,42 @@
     </w:p>
     <w:p>
       <w:r>
-        <w:t>Shunt resistor: 1 Mohm</w:t>
-      </w:r>
-    </w:p>
-    <w:p>
-      <w:r>
-        <w:t>Baseline material resistance: 1.2 kohm</w:t>
-      </w:r>
-    </w:p>
-    <w:p>
-      <w:r>
-        <w:t>Post resistance: 0.9 kohm</w:t>
-      </w:r>
-    </w:p>
-    <w:p>
-      <w:r>
-        <w:t>Loaded?: No</w:t>
+        <w:t xml:space="preserve">Shunt resistor: 1 </w:t>
+      </w:r>
+      <w:proofErr w:type="spellStart"/>
+      <w:r>
+        <w:t>Mohm</w:t>
+      </w:r>
+      <w:proofErr w:type="spellEnd"/>
+    </w:p>
+    <w:p>
+      <w:r>
+        <w:t xml:space="preserve">Baseline material resistance: 1.2 </w:t>
+      </w:r>
+      <w:proofErr w:type="spellStart"/>
+      <w:r>
+        <w:t>kohm</w:t>
+      </w:r>
+      <w:proofErr w:type="spellEnd"/>
+    </w:p>
+    <w:p>
+      <w:r>
+        <w:t xml:space="preserve">Post resistance: 0.9 </w:t>
+      </w:r>
+      <w:proofErr w:type="spellStart"/>
+      <w:r>
+        <w:t>kohm</w:t>
+      </w:r>
+      <w:proofErr w:type="spellEnd"/>
+    </w:p>
+    <w:p>
+      <w:proofErr w:type="gramStart"/>
+      <w:r>
+        <w:t>Loaded?:</w:t>
+      </w:r>
+      <w:proofErr w:type="gramEnd"/>
+      <w:r>
+        <w:t xml:space="preserve"> No</w:t>
       </w:r>
     </w:p>
     <w:p>
@@ -3980,7 +4370,7 @@
                     <pic:cNvPicPr/>
                   </pic:nvPicPr>
                   <pic:blipFill>
-                    <a:blip r:embed="rId23"/>
+                    <a:blip r:embed="rId27"/>
                     <a:stretch>
                       <a:fillRect/>
                     </a:stretch>
@@ -4022,7 +4412,7 @@
       <w:pPr>
         <w:pStyle w:val="Heading3"/>
       </w:pPr>
-      <w:bookmarkStart w:id="25" w:name="_Toc239421281"/>
+      <w:bookmarkStart w:id="25" w:name="_Toc239856839"/>
       <w:r>
         <w:t>5Hz-9201-CMF-0.01</w:t>
       </w:r>
@@ -4057,7 +4447,7 @@
                     <pic:cNvPicPr/>
                   </pic:nvPicPr>
                   <pic:blipFill>
-                    <a:blip r:embed="rId24"/>
+                    <a:blip r:embed="rId28"/>
                     <a:stretch>
                       <a:fillRect/>
                     </a:stretch>
@@ -4102,7 +4492,7 @@
                     <pic:cNvPicPr/>
                   </pic:nvPicPr>
                   <pic:blipFill>
-                    <a:blip r:embed="rId25"/>
+                    <a:blip r:embed="rId29"/>
                     <a:stretch>
                       <a:fillRect/>
                     </a:stretch>
@@ -4131,17 +4521,59 @@
         <w:pStyle w:val="Heading4"/>
       </w:pPr>
       <w:r>
+        <w:lastRenderedPageBreak/>
         <w:t>Post</w:t>
       </w:r>
     </w:p>
+    <w:p>
+      <w:pPr>
+        <w:jc w:val="center"/>
+      </w:pPr>
+      <w:r>
+        <w:drawing>
+          <wp:inline distT="0" distB="0" distL="0" distR="0" wp14:anchorId="0DDFE546" wp14:editId="616B7995">
+            <wp:extent cx="2838596" cy="1549480"/>
+            <wp:effectExtent l="0" t="0" r="0" b="0"/>
+            <wp:docPr id="629773873" name="Picture 1"/>
+            <wp:cNvGraphicFramePr>
+              <a:graphicFrameLocks xmlns:a="http://schemas.openxmlformats.org/drawingml/2006/main" noChangeAspect="1"/>
+            </wp:cNvGraphicFramePr>
+            <a:graphic xmlns:a="http://schemas.openxmlformats.org/drawingml/2006/main">
+              <a:graphicData uri="http://schemas.openxmlformats.org/drawingml/2006/picture">
+                <pic:pic xmlns:pic="http://schemas.openxmlformats.org/drawingml/2006/picture">
+                  <pic:nvPicPr>
+                    <pic:cNvPr id="629773873" name=""/>
+                    <pic:cNvPicPr/>
+                  </pic:nvPicPr>
+                  <pic:blipFill>
+                    <a:blip r:embed="rId30"/>
+                    <a:stretch>
+                      <a:fillRect/>
+                    </a:stretch>
+                  </pic:blipFill>
+                  <pic:spPr>
+                    <a:xfrm>
+                      <a:off x="0" y="0"/>
+                      <a:ext cx="2838596" cy="1549480"/>
+                    </a:xfrm>
+                    <a:prstGeom prst="rect">
+                      <a:avLst/>
+                    </a:prstGeom>
+                  </pic:spPr>
+                </pic:pic>
+              </a:graphicData>
+            </a:graphic>
+          </wp:inline>
+        </w:drawing>
+      </w:r>
+    </w:p>
     <w:p/>
     <w:p>
       <w:pPr>
         <w:pStyle w:val="Heading3"/>
       </w:pPr>
-      <w:bookmarkStart w:id="26" w:name="_Toc239421282"/>
-      <w:r>
-        <w:lastRenderedPageBreak/>
+      <w:bookmarkStart w:id="26" w:name="_Toc239856840"/>
+      <w:r>
         <w:t>5Hz-9201-CMF-1</w:t>
       </w:r>
       <w:bookmarkEnd w:id="26"/>
@@ -4175,7 +4607,7 @@
                     <pic:cNvPicPr/>
                   </pic:nvPicPr>
                   <pic:blipFill>
-                    <a:blip r:embed="rId26"/>
+                    <a:blip r:embed="rId31"/>
                     <a:stretch>
                       <a:fillRect/>
                     </a:stretch>
@@ -4220,7 +4652,7 @@
                     <pic:cNvPicPr/>
                   </pic:nvPicPr>
                   <pic:blipFill>
-                    <a:blip r:embed="rId27"/>
+                    <a:blip r:embed="rId32"/>
                     <a:stretch>
                       <a:fillRect/>
                     </a:stretch>
@@ -4251,6 +4683,48 @@
       </w:pPr>
       <w:r>
         <w:t>Post</w:t>
+      </w:r>
+    </w:p>
+    <w:p>
+      <w:pPr>
+        <w:jc w:val="center"/>
+      </w:pPr>
+      <w:r>
+        <w:drawing>
+          <wp:inline distT="0" distB="0" distL="0" distR="0" wp14:anchorId="20693E6D" wp14:editId="008CA345">
+            <wp:extent cx="2806844" cy="1530429"/>
+            <wp:effectExtent l="0" t="0" r="0" b="0"/>
+            <wp:docPr id="1835986128" name="Picture 1"/>
+            <wp:cNvGraphicFramePr>
+              <a:graphicFrameLocks xmlns:a="http://schemas.openxmlformats.org/drawingml/2006/main" noChangeAspect="1"/>
+            </wp:cNvGraphicFramePr>
+            <a:graphic xmlns:a="http://schemas.openxmlformats.org/drawingml/2006/main">
+              <a:graphicData uri="http://schemas.openxmlformats.org/drawingml/2006/picture">
+                <pic:pic xmlns:pic="http://schemas.openxmlformats.org/drawingml/2006/picture">
+                  <pic:nvPicPr>
+                    <pic:cNvPr id="1835986128" name=""/>
+                    <pic:cNvPicPr/>
+                  </pic:nvPicPr>
+                  <pic:blipFill>
+                    <a:blip r:embed="rId33"/>
+                    <a:stretch>
+                      <a:fillRect/>
+                    </a:stretch>
+                  </pic:blipFill>
+                  <pic:spPr>
+                    <a:xfrm>
+                      <a:off x="0" y="0"/>
+                      <a:ext cx="2806844" cy="1530429"/>
+                    </a:xfrm>
+                    <a:prstGeom prst="rect">
+                      <a:avLst/>
+                    </a:prstGeom>
+                  </pic:spPr>
+                </pic:pic>
+              </a:graphicData>
+            </a:graphic>
+          </wp:inline>
+        </w:drawing>
       </w:r>
     </w:p>
     <w:p/>
